--- a/01-engineering-source-documents/OT Project Network Model.docx
+++ b/01-engineering-source-documents/OT Project Network Model.docx
@@ -735,10 +735,7 @@
         <w:rPr/>
       </w:pPr>
       <w:r>
-        <w:rPr>
-          <w:rtl w:val="0"/>
-        </w:rPr>
-        <w:t xml:space="preserve">Adjacent distribution sections are separated by sectionalising switches.</w:t>
+        <w:t>Adjacent distribution sections on each primary feeder are separated by sectionalising switches.</w:t>
       </w:r>
     </w:p>
     <w:p>
@@ -747,10 +744,7 @@
         <w:rPr/>
       </w:pPr>
       <w:r>
-        <w:rPr>
-          <w:rtl w:val="0"/>
-        </w:rPr>
-        <w:t xml:space="preserve">This provides a consistent switching structure across both feeders and allows portions of the network to be isolated independently where required.</w:t>
+        <w:t>This provides equivalent sectionalising capability across both feeder models, maintains a coherent radial-network structure, and allows portions of either feeder to be separated independently where required.</w:t>
       </w:r>
     </w:p>
     <w:p>
@@ -841,15 +835,7 @@
         <w:rPr/>
       </w:pPr>
       <w:r>
-        <w:rPr>
-          <w:rtl w:val="0"/>
-        </w:rPr>
-        <w:t xml:space="preserve">Network elements representing the same class of engineering entity shall use a consistent modelling structure and information set unless a specific engineering reason requires otherwise. Differences in configuration or behaviour shall arise from the characteristics of the individual entity rather than arbitrary differences in the model.</w:t>
-      </w:r>
-      <w:r>
-        <w:rPr>
-          <w:rtl w:val="0"/>
-        </w:rPr>
+        <w:t>Network elements representing the same class of engineering entity shall use a consistent modelling structure and information set unless a documented engineering reason requires otherwise. Equivalent entities may have different values, operating roles or states, but those differences shall arise from their configuration or scenario context rather than arbitrary differences in the model. This principle supports REQ-NET-011 and REQ-NFR-009.</w:t>
       </w:r>
     </w:p>
     <w:p>
@@ -19427,60 +19413,7 @@
         <w:rPr/>
       </w:pPr>
       <w:r>
-        <w:rPr>
-          <w:rFonts w:ascii="Roboto Mono" w:cs="Roboto Mono" w:eastAsia="Roboto Mono" w:hAnsi="Roboto Mono"/>
-          <w:color w:val="188038"/>
-          <w:rtl w:val="0"/>
-        </w:rPr>
-        <w:t xml:space="preserve">SEC-A1</w:t>
-      </w:r>
-      <w:r>
-        <w:rPr>
-          <w:rtl w:val="0"/>
-        </w:rPr>
-        <w:t xml:space="preserve">, containing 180 customers and 0.75 MW of load, can be restored from the normal Feeder A source once </w:t>
-      </w:r>
-      <w:r>
-        <w:rPr>
-          <w:rFonts w:ascii="Roboto Mono" w:cs="Roboto Mono" w:eastAsia="Roboto Mono" w:hAnsi="Roboto Mono"/>
-          <w:color w:val="188038"/>
-          <w:rtl w:val="0"/>
-        </w:rPr>
-        <w:t xml:space="preserve">SEC-A2</w:t>
-      </w:r>
-      <w:r>
-        <w:rPr>
-          <w:rtl w:val="0"/>
-        </w:rPr>
-        <w:t xml:space="preserve">has been isolated by opening </w:t>
-      </w:r>
-      <w:r>
-        <w:rPr>
-          <w:rFonts w:ascii="Roboto Mono" w:cs="Roboto Mono" w:eastAsia="Roboto Mono" w:hAnsi="Roboto Mono"/>
-          <w:color w:val="188038"/>
-          <w:rtl w:val="0"/>
-        </w:rPr>
-        <w:t xml:space="preserve">SW-A12</w:t>
-      </w:r>
-      <w:r>
-        <w:rPr>
-          <w:rtl w:val="0"/>
-        </w:rPr>
-        <w:t xml:space="preserve"> and </w:t>
-      </w:r>
-      <w:r>
-        <w:rPr>
-          <w:rFonts w:ascii="Roboto Mono" w:cs="Roboto Mono" w:eastAsia="Roboto Mono" w:hAnsi="Roboto Mono"/>
-          <w:color w:val="188038"/>
-          <w:rtl w:val="0"/>
-        </w:rPr>
-        <w:t xml:space="preserve">SW-A23</w:t>
-      </w:r>
-      <w:r>
-        <w:rPr>
-          <w:rtl w:val="0"/>
-        </w:rPr>
-        <w:t xml:space="preserve"> and the Feeder A breaker is returned to the appropriate simulated operating state.</w:t>
+        <w:t>SEC-A1, containing 180 customers and 0.75 MW of load, can be restored from the normal Feeder A source once SEC-A2 has been isolated by opening SW-A12 and SW-A23 and the Feeder A breaker is returned to the appropriate simulated operating state.</w:t>
       </w:r>
     </w:p>
     <w:p>

--- a/01-engineering-source-documents/OT Project Network Model.docx
+++ b/01-engineering-source-documents/OT Project Network Model.docx
@@ -34,50 +34,13 @@
         <w:rPr/>
       </w:pPr>
       <w:r>
-        <w:rPr>
-          <w:b w:val="1"/>
-          <w:bCs w:val="1"/>
-          <w:rtl w:val="0"/>
-        </w:rPr>
-        <w:t xml:space="preserve">Operational Technology Graduate Demonstration Project</w:t>
-        <w:br w:type="textWrapping"/>
-        <w:t xml:space="preserve">Document:</w:t>
-      </w:r>
-      <w:r>
-        <w:rPr>
-          <w:rtl w:val="0"/>
-        </w:rPr>
-        <w:t xml:space="preserve"> Simplified Network Model</w:t>
-        <w:br w:type="textWrapping"/>
-      </w:r>
-      <w:r>
-        <w:rPr>
-          <w:b w:val="1"/>
-          <w:bCs w:val="1"/>
-          <w:rtl w:val="0"/>
-        </w:rPr>
-        <w:t xml:space="preserve">Version:</w:t>
-      </w:r>
-      <w:r>
-        <w:rPr>
-          <w:rtl w:val="0"/>
-        </w:rPr>
-        <w:t xml:space="preserve"> 0.1</w:t>
-        <w:br w:type="textWrapping"/>
-      </w:r>
-      <w:r>
-        <w:rPr>
-          <w:b w:val="1"/>
-          <w:bCs w:val="1"/>
-          <w:rtl w:val="0"/>
-        </w:rPr>
-        <w:t xml:space="preserve">Status:</w:t>
-      </w:r>
-      <w:r>
-        <w:rPr>
-          <w:rtl w:val="0"/>
-        </w:rPr>
-        <w:t xml:space="preserve"> Draft</w:t>
+        <w:t>Operational Technology Graduate Demonstration Project</w:t>
+        <w:br/>
+        <w:t>Document: Simplified Network Model</w:t>
+        <w:br/>
+        <w:t>Version: 0.3</w:t>
+        <w:br/>
+        <w:t>Status: Draft</w:t>
       </w:r>
     </w:p>
     <w:p>
@@ -851,6 +814,26 @@
         <w:rPr>
           <w:rtl w:val="0"/>
         </w:rPr>
+      </w:r>
+    </w:p>
+    <w:p>
+      <w:pPr>
+        <w:pStyle w:val="Heading2"/>
+      </w:pPr>
+      <w:r>
+        <w:t>NM-P07 — Formal Validation and Exploration Separation</w:t>
+      </w:r>
+    </w:p>
+    <w:p>
+      <w:pPr/>
+      <w:r>
+        <w:t>The Network Model shall distinguish the controlled formal validation scenario from reviewer-driven exploration. The formal validation baseline uses SEC-A2 as its designated fault location. Exploration mode may designate another represented distribution section as the active fault location without changing persistent network configuration or the formal validation baseline.</w:t>
+      </w:r>
+    </w:p>
+    <w:p>
+      <w:pPr/>
+      <w:r>
+        <w:t>The fault event remains a generic distribution-section fault resulting in protection operation of the affected feeder. Section energisation, outage extent, customer impact and restoration eligibility are then derived from the same topology and operational rules regardless of the selected exploration location.</w:t>
       </w:r>
     </w:p>
     <w:p>
@@ -3454,15 +3437,8 @@
             <w:vAlign w:val="top"/>
           </w:tcPr>
           <w:p>
-            <w:pPr>
-              <w:spacing w:after="240" w:before="240" w:lineRule="auto"/>
-              <w:rPr/>
-            </w:pPr>
-            <w:r>
-              <w:rPr>
-                <w:rtl w:val="0"/>
-              </w:rPr>
-              <w:t xml:space="preserve">Faulted feeder</w:t>
+            <w:r>
+              <w:t>Formal validation faulted feeder</w:t>
             </w:r>
           </w:p>
         </w:tc>
@@ -4420,15 +4396,8 @@
             <w:vAlign w:val="top"/>
           </w:tcPr>
           <w:p>
-            <w:pPr>
-              <w:spacing w:after="240" w:before="240" w:lineRule="auto"/>
-              <w:rPr/>
-            </w:pPr>
-            <w:r>
-              <w:rPr>
-                <w:rtl w:val="0"/>
-              </w:rPr>
-              <w:t xml:space="preserve">Alternate restoration feeder</w:t>
+            <w:r>
+              <w:t>Formal validation alternate restoration feeder</w:t>
             </w:r>
           </w:p>
         </w:tc>
@@ -4529,10 +4498,7 @@
         <w:rPr/>
       </w:pPr>
       <w:r>
-        <w:rPr>
-          <w:rtl w:val="0"/>
-        </w:rPr>
-        <w:t xml:space="preserve">Feeder A is the affected feeder.</w:t>
+        <w:t>Feeder A is the affected feeder in the controlled formal validation scenario.</w:t>
       </w:r>
     </w:p>
     <w:p>
@@ -5871,20 +5837,8 @@
             <w:vAlign w:val="top"/>
           </w:tcPr>
           <w:p>
-            <w:pPr>
-              <w:spacing w:after="240" w:before="240" w:lineRule="auto"/>
-              <w:rPr>
-                <w:b w:val="1"/>
-                <w:bCs w:val="1"/>
-              </w:rPr>
-            </w:pPr>
-            <w:r>
-              <w:rPr>
-                <w:b w:val="1"/>
-                <w:bCs w:val="1"/>
-                <w:rtl w:val="0"/>
-              </w:rPr>
-              <w:t xml:space="preserve">Designated fault section</w:t>
+            <w:r>
+              <w:t>Formal validation fault section</w:t>
             </w:r>
           </w:p>
         </w:tc>
@@ -5896,18 +5850,7 @@
         <w:rPr/>
       </w:pPr>
       <w:r>
-        <w:rPr>
-          <w:rFonts w:ascii="Roboto Mono" w:cs="Roboto Mono" w:eastAsia="Roboto Mono" w:hAnsi="Roboto Mono"/>
-          <w:color w:val="188038"/>
-          <w:rtl w:val="0"/>
-        </w:rPr>
-        <w:t xml:space="preserve">SEC-A2</w:t>
-      </w:r>
-      <w:r>
-        <w:rPr>
-          <w:rtl w:val="0"/>
-        </w:rPr>
-        <w:t xml:space="preserve"> is the predefined location of the project feeder fault.</w:t>
+        <w:t>SEC-A2 is the designated fault location for the controlled formal validation scenario. Exploration mode may designate another represented section as the active fault location without changing this formal baseline.</w:t>
       </w:r>
     </w:p>
     <w:p>
@@ -5916,10 +5859,7 @@
         <w:rPr/>
       </w:pPr>
       <w:r>
-        <w:rPr>
-          <w:rtl w:val="0"/>
-        </w:rPr>
-        <w:t xml:space="preserve">This does not imply that the demonstrator calculates fault location. The fault section is supplied by the validation scenario.</w:t>
+        <w:t>This does not imply that the demonstrator calculates fault location. Formal validation supplies SEC-A2 through the controlled scenario; exploration mode receives a reviewer-selected fault section as a scenario input.</w:t>
       </w:r>
     </w:p>
     <w:p>
@@ -7614,10 +7554,7 @@
         <w:rPr/>
       </w:pPr>
       <w:r>
-        <w:rPr>
-          <w:rtl w:val="0"/>
-        </w:rPr>
-        <w:t xml:space="preserve">Feeder B remains healthy during the principal fault scenario.</w:t>
+        <w:t>Feeder B remains healthy and acts as the alternate restoration feeder during the controlled formal validation scenario.</w:t>
       </w:r>
     </w:p>
     <w:p>
@@ -11143,29 +11080,8 @@
             <w:vAlign w:val="top"/>
           </w:tcPr>
           <w:p>
-            <w:pPr>
-              <w:spacing w:after="240" w:before="240" w:lineRule="auto"/>
-              <w:rPr/>
-            </w:pPr>
-            <w:r>
-              <w:rPr>
-                <w:rtl w:val="0"/>
-              </w:rPr>
-              <w:t xml:space="preserve">Trips following </w:t>
-            </w:r>
-            <w:r>
-              <w:rPr>
-                <w:rFonts w:ascii="Roboto Mono" w:cs="Roboto Mono" w:eastAsia="Roboto Mono" w:hAnsi="Roboto Mono"/>
-                <w:color w:val="188038"/>
-                <w:rtl w:val="0"/>
-              </w:rPr>
-              <w:t xml:space="preserve">SEC-A2</w:t>
-            </w:r>
-            <w:r>
-              <w:rPr>
-                <w:rtl w:val="0"/>
-              </w:rPr>
-              <w:t xml:space="preserve"> fault</w:t>
+            <w:r>
+              <w:t>Trips following formal SEC-A2 fault</w:t>
             </w:r>
           </w:p>
         </w:tc>
@@ -11622,15 +11538,8 @@
             <w:vAlign w:val="top"/>
           </w:tcPr>
           <w:p>
-            <w:pPr>
-              <w:spacing w:after="240" w:before="240" w:lineRule="auto"/>
-              <w:rPr/>
-            </w:pPr>
-            <w:r>
-              <w:rPr>
-                <w:rtl w:val="0"/>
-              </w:rPr>
-              <w:t xml:space="preserve">Maintains alternate supply</w:t>
+            <w:r>
+              <w:t>Maintains alternate supply in formal scenario</w:t>
             </w:r>
           </w:p>
         </w:tc>
@@ -18628,15 +18537,8 @@
             <w:vAlign w:val="top"/>
           </w:tcPr>
           <w:p>
-            <w:pPr>
-              <w:spacing w:after="240" w:before="240" w:lineRule="auto"/>
-              <w:rPr/>
-            </w:pPr>
-            <w:r>
-              <w:rPr>
-                <w:rtl w:val="0"/>
-              </w:rPr>
-              <w:t xml:space="preserve">Fault section</w:t>
+            <w:r>
+              <w:t>Formal validation fault section</w:t>
             </w:r>
           </w:p>
         </w:tc>
@@ -19626,6 +19528,102 @@
         <w:rPr>
           <w:rtl w:val="0"/>
         </w:rPr>
+      </w:r>
+    </w:p>
+    <w:p>
+      <w:pPr>
+        <w:pStyle w:val="Heading2"/>
+      </w:pPr>
+      <w:r>
+        <w:t>15.1 Exploration-Mode Applicability</w:t>
+      </w:r>
+    </w:p>
+    <w:p>
+      <w:pPr/>
+      <w:r>
+        <w:t>The numerical values and persistent connectivity defined in Sections 1–15 form one network model used by both formal validation and reviewer exploration. Exploration does not load a different network or rewrite the configured topology merely to accommodate a selected fault.</w:t>
+      </w:r>
+    </w:p>
+    <w:p>
+      <w:pPr>
+        <w:pStyle w:val="Heading3"/>
+      </w:pPr>
+      <w:r>
+        <w:t>Formal Validation Baseline</w:t>
+      </w:r>
+    </w:p>
+    <w:p>
+      <w:pPr/>
+      <w:r>
+        <w:t>SEC-A2 remains the controlled fault location for the formal validation package. The expected state sequence, seeded topology defect, customer-impact expectations and corrected revalidation evidence developed in subsequent Network Model sections will therefore be defined against SEC-A2.</w:t>
+      </w:r>
+    </w:p>
+    <w:p>
+      <w:pPr>
+        <w:pStyle w:val="Heading3"/>
+      </w:pPr>
+      <w:r>
+        <w:t>Exploration Fault Selection</w:t>
+      </w:r>
+    </w:p>
+    <w:p>
+      <w:pPr/>
+      <w:r>
+        <w:t>Exploration mode may designate any one represented distribution section (SEC-A1 to SEC-A4 or SEC-B1 to SEC-B4) as the active faulted section. The selected section is a transient scenario parameter. It does not alter the section's normal configured data or the formal validation baseline.</w:t>
+      </w:r>
+    </w:p>
+    <w:p>
+      <w:pPr/>
+      <w:r>
+        <w:t>The affected feeder is determined from the selected section's feeder association. The corresponding feeder source breaker is then treated as having opened following protection operation, after which normal topology tracing determines de-energised sections and customer impact.</w:t>
+      </w:r>
+    </w:p>
+    <w:p>
+      <w:pPr>
+        <w:pStyle w:val="Heading3"/>
+      </w:pPr>
+      <w:r>
+        <w:t>Restoration Behaviour</w:t>
+      </w:r>
+    </w:p>
+    <w:p>
+      <w:pPr/>
+      <w:r>
+        <w:t>The model does not guarantee that every exploration fault can be restored in the same way as the SEC-A2 baseline. Available isolation boundaries, healthy remaining sections, alternate paths, feeder loading and telemetry state determine whether a restoration candidate exists and whether its assessment is PERMITTED, REJECTED or BLOCKED.</w:t>
+      </w:r>
+    </w:p>
+    <w:p>
+      <w:pPr/>
+      <w:r>
+        <w:t>For example, faults near a feeder end may leave little or no healthy downstream load to transfer, while faults on Feeder B reverse the affected/alternate-feeder roles. These differences are intended consequences of applying the same engineering model to different fault locations rather than separate hard-coded scenarios.</w:t>
+      </w:r>
+    </w:p>
+    <w:p>
+      <w:pPr>
+        <w:pStyle w:val="Heading3"/>
+      </w:pPr>
+      <w:r>
+        <w:t>Fault-Type Boundary</w:t>
+      </w:r>
+    </w:p>
+    <w:p>
+      <w:pPr/>
+      <w:r>
+        <w:t>Exploration changes fault location only. The fault type remains an abstract distribution-section fault resulting in feeder protection operation. Phase-specific fault categories, fault-current calculations and relay behaviour remain outside scope.</w:t>
+      </w:r>
+    </w:p>
+    <w:p>
+      <w:pPr>
+        <w:pStyle w:val="Heading3"/>
+      </w:pPr>
+      <w:r>
+        <w:t>Evidence Boundary</w:t>
+      </w:r>
+    </w:p>
+    <w:p>
+      <w:pPr/>
+      <w:r>
+        <w:t>Exploration-mode results are demonstration outputs rather than formal validation evidence unless a particular exploration case is later defined, controlled and executed as a formal validation test. This preserves the SEC-A2 scenario as the project's principal answer key and defect-investigation baseline.</w:t>
       </w:r>
     </w:p>
     <w:sectPr>

--- a/01-engineering-source-documents/OT Project Network Model.docx
+++ b/01-engineering-source-documents/OT Project Network Model.docx
@@ -19339,24 +19339,7 @@
         <w:rPr/>
       </w:pPr>
       <w:r>
-        <w:rPr>
-          <w:rtl w:val="0"/>
-        </w:rPr>
-        <w:t xml:space="preserve">This is a good breakpoint because we now have the </w:t>
-      </w:r>
-      <w:r>
-        <w:rPr>
-          <w:b w:val="1"/>
-          <w:bCs w:val="1"/>
-          <w:rtl w:val="0"/>
-        </w:rPr>
-        <w:t xml:space="preserve">actual intended network</w:t>
-      </w:r>
-      <w:r>
-        <w:rPr>
-          <w:rtl w:val="0"/>
-        </w:rPr>
-        <w:t xml:space="preserve">.</w:t>
+        <w:t>The values above establish the fixed numerical basis for the formal network-state sequence and the seeded-defect answer key defined in Sections 16 and 17.</w:t>
       </w:r>
     </w:p>
     <w:p>
@@ -19365,169 +19348,17 @@
         <w:rPr/>
       </w:pPr>
       <w:r>
-        <w:rPr>
-          <w:rtl w:val="0"/>
-        </w:rPr>
-        <w:t xml:space="preserve">The next part is particularly important. We should define the network as a sequence of engineering states:</w:t>
-      </w:r>
-    </w:p>
-    <w:p>
-      <w:pPr>
-        <w:spacing w:after="240" w:before="240" w:lineRule="auto"/>
-        <w:rPr>
-          <w:b w:val="1"/>
-          <w:bCs w:val="1"/>
-        </w:rPr>
-      </w:pPr>
-      <w:r>
-        <w:rPr>
-          <w:b w:val="1"/>
-          <w:bCs w:val="1"/>
-          <w:rtl w:val="0"/>
-        </w:rPr>
-        <w:t xml:space="preserve">State N0 — Normal</w:t>
-        <w:br w:type="textWrapping"/>
-      </w:r>
-      <w:r>
-        <w:rPr>
-          <w:rFonts w:ascii="Arial Unicode MS" w:cs="Arial Unicode MS" w:eastAsia="Arial Unicode MS" w:hAnsi="Arial Unicode MS"/>
-          <w:rtl w:val="0"/>
-        </w:rPr>
-        <w:t xml:space="preserve">→ </w:t>
-      </w:r>
-      <w:r>
-        <w:rPr>
-          <w:b w:val="1"/>
-          <w:bCs w:val="1"/>
-          <w:rtl w:val="0"/>
-        </w:rPr>
-        <w:t xml:space="preserve">State N1 — Post-fault/trip</w:t>
-        <w:br w:type="textWrapping"/>
-      </w:r>
-      <w:r>
-        <w:rPr>
-          <w:rFonts w:ascii="Arial Unicode MS" w:cs="Arial Unicode MS" w:eastAsia="Arial Unicode MS" w:hAnsi="Arial Unicode MS"/>
-          <w:rtl w:val="0"/>
-        </w:rPr>
-        <w:t xml:space="preserve">→ </w:t>
-      </w:r>
-      <w:r>
-        <w:rPr>
-          <w:b w:val="1"/>
-          <w:bCs w:val="1"/>
-          <w:rtl w:val="0"/>
-        </w:rPr>
-        <w:t xml:space="preserve">State N2 — Fault isolated</w:t>
-        <w:br w:type="textWrapping"/>
-      </w:r>
-      <w:r>
-        <w:rPr>
-          <w:rFonts w:ascii="Arial Unicode MS" w:cs="Arial Unicode MS" w:eastAsia="Arial Unicode MS" w:hAnsi="Arial Unicode MS"/>
-          <w:rtl w:val="0"/>
-        </w:rPr>
-        <w:t xml:space="preserve">→ </w:t>
-      </w:r>
-      <w:r>
-        <w:rPr>
-          <w:b w:val="1"/>
-          <w:bCs w:val="1"/>
-          <w:rtl w:val="0"/>
-        </w:rPr>
-        <w:t xml:space="preserve">State N3 — Healthy upstream section restored from Feeder A</w:t>
-        <w:br w:type="textWrapping"/>
-      </w:r>
-      <w:r>
-        <w:rPr>
-          <w:rFonts w:ascii="Arial Unicode MS" w:cs="Arial Unicode MS" w:eastAsia="Arial Unicode MS" w:hAnsi="Arial Unicode MS"/>
-          <w:rtl w:val="0"/>
-        </w:rPr>
-        <w:t xml:space="preserve">→ </w:t>
-      </w:r>
-      <w:r>
-        <w:rPr>
-          <w:b w:val="1"/>
-          <w:bCs w:val="1"/>
-          <w:rtl w:val="0"/>
-        </w:rPr>
-        <w:t xml:space="preserve">State N4 — Restoration assessment</w:t>
-        <w:br w:type="textWrapping"/>
-      </w:r>
-      <w:r>
-        <w:rPr>
-          <w:rFonts w:ascii="Arial Unicode MS" w:cs="Arial Unicode MS" w:eastAsia="Arial Unicode MS" w:hAnsi="Arial Unicode MS"/>
-          <w:rtl w:val="0"/>
-        </w:rPr>
-        <w:t xml:space="preserve">→ </w:t>
-      </w:r>
-      <w:r>
-        <w:rPr>
-          <w:b w:val="1"/>
-          <w:bCs w:val="1"/>
-          <w:rtl w:val="0"/>
-        </w:rPr>
-        <w:t xml:space="preserve">State N5 — Healthy downstream sections restored from Feeder B</w:t>
-      </w:r>
-    </w:p>
-    <w:p>
-      <w:pPr>
-        <w:spacing w:after="240" w:before="240" w:lineRule="auto"/>
+        <w:t>The state sequence uses the intended network connectivity as the expected engineering baseline. The defective configuration is then compared against that baseline without changing the topology-processing, outage or validation logic.</w:t>
+      </w:r>
+    </w:p>
+    <w:p>
+      <w:pPr>
         <w:rPr/>
       </w:pPr>
       <w:r>
         <w:rPr>
           <w:rtl w:val="0"/>
         </w:rPr>
-        <w:t xml:space="preserve">Then we’ll define </w:t>
-      </w:r>
-      <w:r>
-        <w:rPr>
-          <w:b w:val="1"/>
-          <w:bCs w:val="1"/>
-          <w:rtl w:val="0"/>
-        </w:rPr>
-        <w:t xml:space="preserve">Network Configuration v1.0 (defective)</w:t>
-      </w:r>
-      <w:r>
-        <w:rPr>
-          <w:rtl w:val="0"/>
-        </w:rPr>
-        <w:t xml:space="preserve"> and </w:t>
-      </w:r>
-      <w:r>
-        <w:rPr>
-          <w:b w:val="1"/>
-          <w:bCs w:val="1"/>
-          <w:rtl w:val="0"/>
-        </w:rPr>
-        <w:t xml:space="preserve">v1.1 (corrected)</w:t>
-      </w:r>
-      <w:r>
-        <w:rPr>
-          <w:rtl w:val="0"/>
-        </w:rPr>
-        <w:t xml:space="preserve">, including the exact incorrect topology connection and what wrong state/customer result it produces.</w:t>
-      </w:r>
-    </w:p>
-    <w:p>
-      <w:pPr>
-        <w:spacing w:after="240" w:before="240" w:lineRule="auto"/>
-        <w:rPr/>
-      </w:pPr>
-      <w:r>
-        <w:rPr>
-          <w:rtl w:val="0"/>
-        </w:rPr>
-        <w:t xml:space="preserve">That will effectively give us the answer key against which the future demonstrator and validation tests are measured.</w:t>
-      </w:r>
-    </w:p>
-    <w:p>
-      <w:pPr>
-        <w:rPr/>
-      </w:pPr>
-      <w:r>
-        <w:rPr>
-          <w:rtl w:val="0"/>
-        </w:rPr>
       </w:r>
     </w:p>
     <w:p>
@@ -19624,6 +19455,5738 @@
       <w:pPr/>
       <w:r>
         <w:t>Exploration-mode results are demonstration outputs rather than formal validation evidence unless a particular exploration case is later defined, controlled and executed as a formal validation test. This preserves the SEC-A2 scenario as the project's principal answer key and defect-investigation baseline.</w:t>
+      </w:r>
+    </w:p>
+    <w:p>
+      <w:r>
+        <w:br w:type="page"/>
+      </w:r>
+    </w:p>
+    <w:p>
+      <w:pPr>
+        <w:pStyle w:val="Heading1"/>
+      </w:pPr>
+      <w:r>
+        <w:t>16. Formal Validation Network State Sequence</w:t>
+      </w:r>
+    </w:p>
+    <w:p>
+      <w:pPr/>
+      <w:r>
+        <w:t>This section defines the expected engineering states for the controlled SEC-A2 formal validation scenario. It is the network-state answer key against which observed demonstrator behaviour, validation results and the seeded configuration defect are compared.</w:t>
+      </w:r>
+    </w:p>
+    <w:p>
+      <w:pPr/>
+      <w:r>
+        <w:t>The sequence is deterministic for the defined initial conditions. It does not represent every possible operating procedure or every Exploration Mode outcome. Exploration Mode continues to use the same generic topology logic, but its selected fault location and derived restoration opportunity may produce a different sequence or no restoration candidate.</w:t>
+      </w:r>
+    </w:p>
+    <w:p>
+      <w:pPr>
+        <w:pStyle w:val="Heading2"/>
+      </w:pPr>
+      <w:r>
+        <w:t>16.1 State-Sequence Interpretation</w:t>
+      </w:r>
+    </w:p>
+    <w:p>
+      <w:pPr/>
+      <w:r>
+        <w:t>N0 to N5 are engineering scenario states rather than snapshots of software screens. Each state records the combination of persistent configuration, observed switching-device state, active fault state, derived energisation, source attribution, outage extent, customer impact and restoration assessment relevant at that point in the formal scenario.</w:t>
+      </w:r>
+    </w:p>
+    <w:p>
+      <w:pPr/>
+      <w:r>
+        <w:t>The sequence deliberately distinguishes physical network-state changes from operational workflow actions. Alarm generation, operator acknowledgement, event creation and evidence capture occur during the sequence but do not by themselves create a new network topology state.</w:t>
+      </w:r>
+    </w:p>
+    <w:p>
+      <w:pPr/>
+      <w:r>
+        <w:t>N4 is retained as a separate state because the restoration decision is an important engineering gate. N4 does not change a switching-device state: it preserves the N3 topology while evaluating and recording the candidate path, permissives, telemetry evidence and capacity result. Only a PERMITTED N4 assessment allows the transition to N5.</w:t>
+      </w:r>
+    </w:p>
+    <w:p>
+      <w:pPr/>
+      <w:r>
+        <w:t>The expected sequence uses the intended connectivity later identified as Network Configuration v1.1. Network Configuration v1.0 is executed against the same initiating conditions and processing logic in Section 17 so that its observed deviation can be demonstrated and investigated.</w:t>
+      </w:r>
+    </w:p>
+    <w:p>
+      <w:pPr>
+        <w:pStyle w:val="Heading2"/>
+      </w:pPr>
+      <w:r>
+        <w:t>16.2 Controlled Initial Conditions and State Variables</w:t>
+      </w:r>
+    </w:p>
+    <w:p>
+      <w:pPr/>
+      <w:r>
+        <w:t>The formal sequence is valid only when the following controlled initial conditions are established:</w:t>
+      </w:r>
+    </w:p>
+    <w:p>
+      <w:pPr>
+        <w:numPr>
+          <w:ilvl w:val="0"/>
+          <w:numId w:val="5"/>
+        </w:numPr>
+      </w:pPr>
+      <w:r>
+        <w:t>The active formal fault location is SEC-A2.</w:t>
+      </w:r>
+    </w:p>
+    <w:p>
+      <w:pPr>
+        <w:numPr>
+          <w:ilvl w:val="0"/>
+          <w:numId w:val="5"/>
+        </w:numPr>
+      </w:pPr>
+      <w:r>
+        <w:t>ZS-01 is available.</w:t>
+      </w:r>
+    </w:p>
+    <w:p>
+      <w:pPr>
+        <w:numPr>
+          <w:ilvl w:val="0"/>
+          <w:numId w:val="5"/>
+        </w:numPr>
+      </w:pPr>
+      <w:r>
+        <w:t>BRK-A and BRK-B are initially CLOSED.</w:t>
+      </w:r>
+    </w:p>
+    <w:p>
+      <w:pPr>
+        <w:numPr>
+          <w:ilvl w:val="0"/>
+          <w:numId w:val="5"/>
+        </w:numPr>
+      </w:pPr>
+      <w:r>
+        <w:t>SW-A12, SW-A23, SW-A34, SW-B12, SW-B23 and SW-B34 are initially CLOSED.</w:t>
+      </w:r>
+    </w:p>
+    <w:p>
+      <w:pPr>
+        <w:numPr>
+          <w:ilvl w:val="0"/>
+          <w:numId w:val="5"/>
+        </w:numPr>
+      </w:pPr>
+      <w:r>
+        <w:t>TS-01 is initially OPEN.</w:t>
+      </w:r>
+    </w:p>
+    <w:p>
+      <w:pPr>
+        <w:numPr>
+          <w:ilvl w:val="0"/>
+          <w:numId w:val="5"/>
+        </w:numPr>
+      </w:pPr>
+      <w:r>
+        <w:t>All required monitored device states have quality GOOD and are fresh unless a negative telemetry test explicitly changes that condition.</w:t>
+      </w:r>
+    </w:p>
+    <w:p>
+      <w:pPr>
+        <w:numPr>
+          <w:ilvl w:val="0"/>
+          <w:numId w:val="5"/>
+        </w:numPr>
+      </w:pPr>
+      <w:r>
+        <w:t>The section loads, feeder capacities and customer-zone mappings are those defined in Sections 5–15.</w:t>
+      </w:r>
+    </w:p>
+    <w:p>
+      <w:pPr>
+        <w:numPr>
+          <w:ilvl w:val="0"/>
+          <w:numId w:val="5"/>
+        </w:numPr>
+      </w:pPr>
+      <w:r>
+        <w:t>The scenario begins from a reset state with no active fault, alarm, outage, restoration assessment or scenario event history.</w:t>
+      </w:r>
+    </w:p>
+    <w:p>
+      <w:pPr/>
+      <w:r>
+        <w:t>For every state, fault status remains separate from energisation status. SEC-A2 becomes FAULTED when the scenario fault is initiated and remains FAULTED through N5. Other sections may be DE-ENERGISED without being faulted and may be restored only where a valid source path excludes SEC-A2.</w:t>
+      </w:r>
+    </w:p>
+    <w:p>
+      <w:pPr/>
+      <w:r>
+        <w:t>The static feeder values in Section 6 describe normal connected load. Within the state sequence, supplied load and source attribution follow the energised sections connected to each available source. This distinction permits the model to explain both interrupted load and transferred load without rewriting the persistent section data.</w:t>
+      </w:r>
+    </w:p>
+    <w:p>
+      <w:pPr>
+        <w:pStyle w:val="Heading2"/>
+      </w:pPr>
+      <w:r>
+        <w:t>16.3 State N0 — Normal</w:t>
+      </w:r>
+    </w:p>
+    <w:p>
+      <w:pPr/>
+      <w:r>
+        <w:t>N0 is the defined reset and pre-fault state for the formal scenario.</w:t>
+      </w:r>
+    </w:p>
+    <w:p>
+      <w:pPr/>
+      <w:r>
+        <w:rPr>
+          <w:b/>
+        </w:rPr>
+        <w:t>Observed switching state:</w:t>
+      </w:r>
+      <w:r/>
+    </w:p>
+    <w:p>
+      <w:pPr>
+        <w:numPr>
+          <w:ilvl w:val="0"/>
+          <w:numId w:val="5"/>
+        </w:numPr>
+      </w:pPr>
+      <w:r>
+        <w:t>BRK-A = CLOSED and BRK-B = CLOSED.</w:t>
+      </w:r>
+    </w:p>
+    <w:p>
+      <w:pPr>
+        <w:numPr>
+          <w:ilvl w:val="0"/>
+          <w:numId w:val="5"/>
+        </w:numPr>
+      </w:pPr>
+      <w:r>
+        <w:t>All six sectionalising switches = CLOSED.</w:t>
+      </w:r>
+    </w:p>
+    <w:p>
+      <w:pPr>
+        <w:numPr>
+          <w:ilvl w:val="0"/>
+          <w:numId w:val="5"/>
+        </w:numPr>
+      </w:pPr>
+      <w:r>
+        <w:t>TS-01 = OPEN.</w:t>
+      </w:r>
+    </w:p>
+    <w:p>
+      <w:pPr/>
+      <w:r>
+        <w:rPr>
+          <w:b/>
+        </w:rPr>
+        <w:t>Derived network state:</w:t>
+      </w:r>
+      <w:r/>
+    </w:p>
+    <w:p>
+      <w:pPr>
+        <w:numPr>
+          <w:ilvl w:val="0"/>
+          <w:numId w:val="5"/>
+        </w:numPr>
+      </w:pPr>
+      <w:r>
+        <w:t>SEC-A1 to SEC-A4 are ENERGISED from FDR-A.</w:t>
+      </w:r>
+    </w:p>
+    <w:p>
+      <w:pPr>
+        <w:numPr>
+          <w:ilvl w:val="0"/>
+          <w:numId w:val="5"/>
+        </w:numPr>
+      </w:pPr>
+      <w:r>
+        <w:t>SEC-B1 to SEC-B4 are ENERGISED from FDR-B.</w:t>
+      </w:r>
+    </w:p>
+    <w:p>
+      <w:pPr>
+        <w:numPr>
+          <w:ilvl w:val="0"/>
+          <w:numId w:val="5"/>
+        </w:numPr>
+      </w:pPr>
+      <w:r>
+        <w:t>SEC-A2 fault status = NOT FAULTED.</w:t>
+      </w:r>
+    </w:p>
+    <w:p>
+      <w:pPr>
+        <w:numPr>
+          <w:ilvl w:val="0"/>
+          <w:numId w:val="5"/>
+        </w:numPr>
+      </w:pPr>
+      <w:r>
+        <w:t>No active path exists between the two feeders because TS-01 is OPEN.</w:t>
+      </w:r>
+    </w:p>
+    <w:p>
+      <w:pPr>
+        <w:numPr>
+          <w:ilvl w:val="0"/>
+          <w:numId w:val="5"/>
+        </w:numPr>
+      </w:pPr>
+      <w:r>
+        <w:t>FDR-A supplies 3.20 MW and 850 customers; FDR-B supplies 4.20 MW and 960 customers.</w:t>
+      </w:r>
+    </w:p>
+    <w:p>
+      <w:pPr>
+        <w:numPr>
+          <w:ilvl w:val="0"/>
+          <w:numId w:val="5"/>
+        </w:numPr>
+      </w:pPr>
+      <w:r>
+        <w:t>Affected-customer count = 0.</w:t>
+      </w:r>
+    </w:p>
+    <w:p>
+      <w:pPr/>
+      <w:r>
+        <w:t>N0 acceptance basis: every section has exactly one intended active source path, the topology is radial, and the observed device states agree with the controlled initial conditions.</w:t>
+      </w:r>
+    </w:p>
+    <w:p>
+      <w:pPr>
+        <w:pStyle w:val="Heading2"/>
+      </w:pPr>
+      <w:r>
+        <w:t>16.4 Transition N0 → N1 — Fault Initiation and Protection Operation</w:t>
+      </w:r>
+    </w:p>
+    <w:p>
+      <w:pPr/>
+      <w:r>
+        <w:t>The controlled scenario applies an abstract distribution-section fault to SEC-A2. Detailed protection analysis is outside scope; the defined initiating consequence is that feeder protection operates and BRK-A changes from CLOSED to OPEN.</w:t>
+      </w:r>
+    </w:p>
+    <w:p>
+      <w:pPr/>
+      <w:r>
+        <w:t>SCADA records valid BRK-A telemetry with value OPEN, quality GOOD and a current timestamp. The feeder-trip alarm and operational event are generated from that observed change. ADMS then recalculates topology and section energisation using the unchanged configured connectivity and the new breaker state.</w:t>
+      </w:r>
+    </w:p>
+    <w:p>
+      <w:pPr>
+        <w:pStyle w:val="Heading2"/>
+      </w:pPr>
+      <w:r>
+        <w:t>16.5 State N1 — Post-Fault / Feeder Trip</w:t>
+      </w:r>
+    </w:p>
+    <w:p>
+      <w:pPr/>
+      <w:r>
+        <w:t>N1 is the immediate post-trip condition before sectionalising action.</w:t>
+      </w:r>
+    </w:p>
+    <w:p>
+      <w:pPr/>
+      <w:r>
+        <w:rPr>
+          <w:b/>
+        </w:rPr>
+        <w:t>Observed switching state:</w:t>
+      </w:r>
+      <w:r/>
+    </w:p>
+    <w:p>
+      <w:pPr>
+        <w:numPr>
+          <w:ilvl w:val="0"/>
+          <w:numId w:val="5"/>
+        </w:numPr>
+      </w:pPr>
+      <w:r>
+        <w:t>BRK-A = OPEN.</w:t>
+      </w:r>
+    </w:p>
+    <w:p>
+      <w:pPr>
+        <w:numPr>
+          <w:ilvl w:val="0"/>
+          <w:numId w:val="5"/>
+        </w:numPr>
+      </w:pPr>
+      <w:r>
+        <w:t>BRK-B = CLOSED.</w:t>
+      </w:r>
+    </w:p>
+    <w:p>
+      <w:pPr>
+        <w:numPr>
+          <w:ilvl w:val="0"/>
+          <w:numId w:val="5"/>
+        </w:numPr>
+      </w:pPr>
+      <w:r>
+        <w:t>All six sectionalising switches remain CLOSED.</w:t>
+      </w:r>
+    </w:p>
+    <w:p>
+      <w:pPr>
+        <w:numPr>
+          <w:ilvl w:val="0"/>
+          <w:numId w:val="5"/>
+        </w:numPr>
+      </w:pPr>
+      <w:r>
+        <w:t>TS-01 remains OPEN.</w:t>
+      </w:r>
+    </w:p>
+    <w:p>
+      <w:pPr/>
+      <w:r>
+        <w:rPr>
+          <w:b/>
+        </w:rPr>
+        <w:t>Derived network state using the intended configuration:</w:t>
+      </w:r>
+      <w:r/>
+    </w:p>
+    <w:p>
+      <w:pPr>
+        <w:numPr>
+          <w:ilvl w:val="0"/>
+          <w:numId w:val="5"/>
+        </w:numPr>
+      </w:pPr>
+      <w:r>
+        <w:t>SEC-A1, SEC-A2, SEC-A3 and SEC-A4 = DE-ENERGISED because no active source path remains from FDR-A and TS-01 is OPEN.</w:t>
+      </w:r>
+    </w:p>
+    <w:p>
+      <w:pPr>
+        <w:numPr>
+          <w:ilvl w:val="0"/>
+          <w:numId w:val="5"/>
+        </w:numPr>
+      </w:pPr>
+      <w:r>
+        <w:t>SEC-A2 = FAULTED and DE-ENERGISED.</w:t>
+      </w:r>
+    </w:p>
+    <w:p>
+      <w:pPr>
+        <w:numPr>
+          <w:ilvl w:val="0"/>
+          <w:numId w:val="5"/>
+        </w:numPr>
+      </w:pPr>
+      <w:r>
+        <w:t>SEC-B1 to SEC-B4 remain ENERGISED from FDR-B.</w:t>
+      </w:r>
+    </w:p>
+    <w:p>
+      <w:pPr>
+        <w:numPr>
+          <w:ilvl w:val="0"/>
+          <w:numId w:val="5"/>
+        </w:numPr>
+      </w:pPr>
+      <w:r>
+        <w:t>Outage extent = SEC-A1, SEC-A2, SEC-A3 and SEC-A4.</w:t>
+      </w:r>
+    </w:p>
+    <w:p>
+      <w:pPr>
+        <w:numPr>
+          <w:ilvl w:val="0"/>
+          <w:numId w:val="5"/>
+        </w:numPr>
+      </w:pPr>
+      <w:r>
+        <w:t>Affected customer zones = CZ-A1, CZ-A2, CZ-A3 and CZ-A4.</w:t>
+      </w:r>
+    </w:p>
+    <w:p>
+      <w:pPr>
+        <w:numPr>
+          <w:ilvl w:val="0"/>
+          <w:numId w:val="5"/>
+        </w:numPr>
+      </w:pPr>
+      <w:r>
+        <w:t>Affected customers = 180 + 220 + 260 + 190 = 850.</w:t>
+      </w:r>
+    </w:p>
+    <w:p>
+      <w:pPr/>
+      <w:r>
+        <w:t>The trip alarm may be acknowledged after it is presented. Acknowledgement changes the alarm record and produces an operational event, but it does not change the N1 network topology or energisation result.</w:t>
+      </w:r>
+    </w:p>
+    <w:p>
+      <w:pPr>
+        <w:pStyle w:val="Heading2"/>
+      </w:pPr>
+      <w:r>
+        <w:t>16.6 Transition N1 → N2 — Fault Isolation</w:t>
+      </w:r>
+    </w:p>
+    <w:p>
+      <w:pPr/>
+      <w:r>
+        <w:t>With BRK-A OPEN, the simulated operator opens SW-A12 and SW-A23. These switches form the upstream and downstream isolation boundaries around SEC-A2 in the intended configuration.</w:t>
+      </w:r>
+    </w:p>
+    <w:p>
+      <w:pPr/>
+      <w:r>
+        <w:t>Isolation is established only when the current topology contains no active source path into SEC-A2 through either boundary. Opening a named switch is not sufficient by itself; the result is verified by topology tracing.</w:t>
+      </w:r>
+    </w:p>
+    <w:p>
+      <w:pPr>
+        <w:pStyle w:val="Heading2"/>
+      </w:pPr>
+      <w:r>
+        <w:t>16.7 State N2 — Fault Isolated</w:t>
+      </w:r>
+    </w:p>
+    <w:p>
+      <w:pPr/>
+      <w:r>
+        <w:rPr>
+          <w:b/>
+        </w:rPr>
+        <w:t>Observed switching state:</w:t>
+      </w:r>
+      <w:r/>
+    </w:p>
+    <w:p>
+      <w:pPr>
+        <w:numPr>
+          <w:ilvl w:val="0"/>
+          <w:numId w:val="5"/>
+        </w:numPr>
+      </w:pPr>
+      <w:r>
+        <w:t>BRK-A = OPEN and BRK-B = CLOSED.</w:t>
+      </w:r>
+    </w:p>
+    <w:p>
+      <w:pPr>
+        <w:numPr>
+          <w:ilvl w:val="0"/>
+          <w:numId w:val="5"/>
+        </w:numPr>
+      </w:pPr>
+      <w:r>
+        <w:t>SW-A12 = OPEN and SW-A23 = OPEN.</w:t>
+      </w:r>
+    </w:p>
+    <w:p>
+      <w:pPr>
+        <w:numPr>
+          <w:ilvl w:val="0"/>
+          <w:numId w:val="5"/>
+        </w:numPr>
+      </w:pPr>
+      <w:r>
+        <w:t>SW-A34 and all Feeder B sectionalising switches = CLOSED.</w:t>
+      </w:r>
+    </w:p>
+    <w:p>
+      <w:pPr>
+        <w:numPr>
+          <w:ilvl w:val="0"/>
+          <w:numId w:val="5"/>
+        </w:numPr>
+      </w:pPr>
+      <w:r>
+        <w:t>TS-01 = OPEN.</w:t>
+      </w:r>
+    </w:p>
+    <w:p>
+      <w:pPr/>
+      <w:r>
+        <w:rPr>
+          <w:b/>
+        </w:rPr>
+        <w:t>Derived network state:</w:t>
+      </w:r>
+      <w:r/>
+    </w:p>
+    <w:p>
+      <w:pPr>
+        <w:numPr>
+          <w:ilvl w:val="0"/>
+          <w:numId w:val="5"/>
+        </w:numPr>
+      </w:pPr>
+      <w:r>
+        <w:t>SEC-A2 remains FAULTED, electrically isolated and DE-ENERGISED.</w:t>
+      </w:r>
+    </w:p>
+    <w:p>
+      <w:pPr>
+        <w:numPr>
+          <w:ilvl w:val="0"/>
+          <w:numId w:val="5"/>
+        </w:numPr>
+      </w:pPr>
+      <w:r>
+        <w:t>SEC-A1 is a healthy upstream section separated from the fault by SW-A12 but remains DE-ENERGISED while BRK-A is OPEN.</w:t>
+      </w:r>
+    </w:p>
+    <w:p>
+      <w:pPr>
+        <w:numPr>
+          <w:ilvl w:val="0"/>
+          <w:numId w:val="5"/>
+        </w:numPr>
+      </w:pPr>
+      <w:r>
+        <w:t>SEC-A3 and SEC-A4 are healthy downstream sections separated from the fault by SW-A23 but remain DE-ENERGISED while TS-01 is OPEN.</w:t>
+      </w:r>
+    </w:p>
+    <w:p>
+      <w:pPr>
+        <w:numPr>
+          <w:ilvl w:val="0"/>
+          <w:numId w:val="5"/>
+        </w:numPr>
+      </w:pPr>
+      <w:r>
+        <w:t>Affected customers remain 850 because no healthy section has yet been re-energised.</w:t>
+      </w:r>
+    </w:p>
+    <w:p>
+      <w:pPr/>
+      <w:r>
+        <w:t>N2 establishes the fault-isolation permissive required before either normal-source restoration of SEC-A1 or alternate-source restoration of SEC-A3 and SEC-A4.</w:t>
+      </w:r>
+    </w:p>
+    <w:p>
+      <w:pPr>
+        <w:pStyle w:val="Heading2"/>
+      </w:pPr>
+      <w:r>
+        <w:t>16.8 Transition N2 → N3 — Restore Healthy Upstream Section</w:t>
+      </w:r>
+    </w:p>
+    <w:p>
+      <w:pPr/>
+      <w:r>
+        <w:t>After SEC-A2 isolation has been verified, BRK-A is returned to CLOSED. SW-A12 remains OPEN, so the available FDR-A source can energise SEC-A1 without establishing a path into SEC-A2. SW-A23 remains OPEN and continues to separate the downstream healthy portion from the faulted section.</w:t>
+      </w:r>
+    </w:p>
+    <w:p>
+      <w:pPr>
+        <w:pStyle w:val="Heading2"/>
+      </w:pPr>
+      <w:r>
+        <w:t>16.9 State N3 — Healthy Upstream Section Restored from FDR-A</w:t>
+      </w:r>
+    </w:p>
+    <w:p>
+      <w:pPr/>
+      <w:r>
+        <w:rPr>
+          <w:b/>
+        </w:rPr>
+        <w:t>Observed switching state:</w:t>
+      </w:r>
+      <w:r/>
+    </w:p>
+    <w:p>
+      <w:pPr>
+        <w:numPr>
+          <w:ilvl w:val="0"/>
+          <w:numId w:val="5"/>
+        </w:numPr>
+      </w:pPr>
+      <w:r>
+        <w:t>BRK-A = CLOSED and BRK-B = CLOSED.</w:t>
+      </w:r>
+    </w:p>
+    <w:p>
+      <w:pPr>
+        <w:numPr>
+          <w:ilvl w:val="0"/>
+          <w:numId w:val="5"/>
+        </w:numPr>
+      </w:pPr>
+      <w:r>
+        <w:t>SW-A12 = OPEN and SW-A23 = OPEN.</w:t>
+      </w:r>
+    </w:p>
+    <w:p>
+      <w:pPr>
+        <w:numPr>
+          <w:ilvl w:val="0"/>
+          <w:numId w:val="5"/>
+        </w:numPr>
+      </w:pPr>
+      <w:r>
+        <w:t>SW-A34 and all Feeder B sectionalising switches = CLOSED.</w:t>
+      </w:r>
+    </w:p>
+    <w:p>
+      <w:pPr>
+        <w:numPr>
+          <w:ilvl w:val="0"/>
+          <w:numId w:val="5"/>
+        </w:numPr>
+      </w:pPr>
+      <w:r>
+        <w:t>TS-01 = OPEN.</w:t>
+      </w:r>
+    </w:p>
+    <w:p>
+      <w:pPr/>
+      <w:r>
+        <w:rPr>
+          <w:b/>
+        </w:rPr>
+        <w:t>Derived network state:</w:t>
+      </w:r>
+      <w:r/>
+    </w:p>
+    <w:p>
+      <w:pPr>
+        <w:numPr>
+          <w:ilvl w:val="0"/>
+          <w:numId w:val="5"/>
+        </w:numPr>
+      </w:pPr>
+      <w:r>
+        <w:t>SEC-A1 = ENERGISED from FDR-A and supplies 0.75 MW / 180 customers.</w:t>
+      </w:r>
+    </w:p>
+    <w:p>
+      <w:pPr>
+        <w:numPr>
+          <w:ilvl w:val="0"/>
+          <w:numId w:val="5"/>
+        </w:numPr>
+      </w:pPr>
+      <w:r>
+        <w:t>SEC-A2 = FAULTED, isolated and DE-ENERGISED.</w:t>
+      </w:r>
+    </w:p>
+    <w:p>
+      <w:pPr>
+        <w:numPr>
+          <w:ilvl w:val="0"/>
+          <w:numId w:val="5"/>
+        </w:numPr>
+      </w:pPr>
+      <w:r>
+        <w:t>SEC-A3 and SEC-A4 = healthy but DE-ENERGISED.</w:t>
+      </w:r>
+    </w:p>
+    <w:p>
+      <w:pPr>
+        <w:numPr>
+          <w:ilvl w:val="0"/>
+          <w:numId w:val="5"/>
+        </w:numPr>
+      </w:pPr>
+      <w:r>
+        <w:t>SEC-B1 to SEC-B4 remain ENERGISED from FDR-B.</w:t>
+      </w:r>
+    </w:p>
+    <w:p>
+      <w:pPr>
+        <w:numPr>
+          <w:ilvl w:val="0"/>
+          <w:numId w:val="5"/>
+        </w:numPr>
+      </w:pPr>
+      <w:r>
+        <w:t>Affected customer zones = CZ-A2, CZ-A3 and CZ-A4.</w:t>
+      </w:r>
+    </w:p>
+    <w:p>
+      <w:pPr>
+        <w:numPr>
+          <w:ilvl w:val="0"/>
+          <w:numId w:val="5"/>
+        </w:numPr>
+      </w:pPr>
+      <w:r>
+        <w:t>Affected customers = 220 + 260 + 190 = 670.</w:t>
+      </w:r>
+    </w:p>
+    <w:p>
+      <w:pPr/>
+      <w:r>
+        <w:t>N3 demonstrates that restoration is derived section by section. Returning BRK-A to CLOSED does not re-energise SEC-A2, SEC-A3 or SEC-A4 because the open isolation switches interrupt those paths.</w:t>
+      </w:r>
+    </w:p>
+    <w:p>
+      <w:pPr>
+        <w:pStyle w:val="Heading2"/>
+      </w:pPr>
+      <w:r>
+        <w:t>16.10 Transition N3 → N4 — Identify and Assess Alternate Restoration</w:t>
+      </w:r>
+    </w:p>
+    <w:p>
+      <w:pPr/>
+      <w:r>
+        <w:t>ADMS identifies SEC-A3 and SEC-A4 as healthy DE-ENERGISED sections with a candidate path from the available FDR-B source through the normally-open tie.</w:t>
+      </w:r>
+    </w:p>
+    <w:p>
+      <w:pPr/>
+      <w:r>
+        <w:t>The proposed path is:</w:t>
+      </w:r>
+    </w:p>
+    <w:p>
+      <w:pPr/>
+      <w:r>
+        <w:t>ZS-01 → BRK-B → SEC-B1 → SW-B12 → SEC-B2 → SW-B23 → SEC-B3 → SW-B34 → SEC-B4 → TS-01 → SEC-A4 → SW-A34 → SEC-A3</w:t>
+      </w:r>
+    </w:p>
+    <w:p>
+      <w:pPr/>
+      <w:r>
+        <w:t>The proposal does not yet change TS-01. It identifies the sections to be restored, the alternate source, the tie connection and the switching state that would establish the path.</w:t>
+      </w:r>
+    </w:p>
+    <w:p>
+      <w:pPr>
+        <w:pStyle w:val="Heading2"/>
+      </w:pPr>
+      <w:r>
+        <w:t>16.11 State N4 — Restoration Assessed and Permitted</w:t>
+      </w:r>
+    </w:p>
+    <w:p>
+      <w:pPr/>
+      <w:r>
+        <w:t>N4 preserves the N3 physical switching state while evaluating the formal restoration permissives.</w:t>
+      </w:r>
+    </w:p>
+    <w:tbl>
+      <w:tblPr>
+        <w:tblW w:type="dxa" w:w="9360"/>
+        <w:tblLayout w:type="fixed"/>
+        <w:tblLook w:firstColumn="1" w:firstRow="1" w:lastColumn="0" w:lastRow="0" w:noHBand="0" w:noVBand="1" w:val="04A0"/>
+        <w:tblBorders>
+          <w:top w:val="single" w:sz="6" w:space="0" w:color="000000"/>
+          <w:start w:val="single" w:sz="6" w:space="0" w:color="000000"/>
+          <w:bottom w:val="single" w:sz="6" w:space="0" w:color="000000"/>
+          <w:end w:val="single" w:sz="6" w:space="0" w:color="000000"/>
+          <w:insideH w:val="single" w:sz="6" w:space="0" w:color="000000"/>
+          <w:insideV w:val="single" w:sz="6" w:space="0" w:color="000000"/>
+        </w:tblBorders>
+        <w:tblLayout w:type="fixed"/>
+      </w:tblPr>
+      <w:tblGrid>
+        <w:gridCol w:w="2100"/>
+        <w:gridCol w:w="5580"/>
+        <w:gridCol w:w="1680"/>
+      </w:tblGrid>
+      <w:tr>
+        <w:trPr>
+          <w:tblHeader w:val="true"/>
+        </w:trPr>
+        <w:tc>
+          <w:tcPr>
+            <w:tcW w:type="dxa" w:w="2100"/>
+            <w:tcMar>
+              <w:top w:w="120" w:type="dxa"/>
+              <w:start w:w="180" w:type="dxa"/>
+              <w:bottom w:w="120" w:type="dxa"/>
+              <w:end w:w="180" w:type="dxa"/>
+            </w:tcMar>
+            <w:vAlign w:val="center"/>
+          </w:tcPr>
+          <w:p>
+            <w:pPr>
+              <w:spacing w:before="0" w:after="0"/>
+              <w:jc w:val="center"/>
+            </w:pPr>
+            <w:r>
+              <w:rPr>
+                <w:b/>
+              </w:rPr>
+              <w:t>Permissive</w:t>
+            </w:r>
+          </w:p>
+        </w:tc>
+        <w:tc>
+          <w:tcPr>
+            <w:tcW w:type="dxa" w:w="5580"/>
+            <w:tcMar>
+              <w:top w:w="120" w:type="dxa"/>
+              <w:start w:w="180" w:type="dxa"/>
+              <w:bottom w:w="120" w:type="dxa"/>
+              <w:end w:w="180" w:type="dxa"/>
+            </w:tcMar>
+            <w:vAlign w:val="center"/>
+          </w:tcPr>
+          <w:p>
+            <w:pPr>
+              <w:spacing w:before="0" w:after="0"/>
+              <w:jc w:val="center"/>
+            </w:pPr>
+            <w:r>
+              <w:rPr>
+                <w:b/>
+              </w:rPr>
+              <w:t>Evidence</w:t>
+            </w:r>
+          </w:p>
+        </w:tc>
+        <w:tc>
+          <w:tcPr>
+            <w:tcW w:type="dxa" w:w="1680"/>
+            <w:tcMar>
+              <w:top w:w="120" w:type="dxa"/>
+              <w:start w:w="180" w:type="dxa"/>
+              <w:bottom w:w="120" w:type="dxa"/>
+              <w:end w:w="180" w:type="dxa"/>
+            </w:tcMar>
+            <w:vAlign w:val="center"/>
+          </w:tcPr>
+          <w:p>
+            <w:pPr>
+              <w:spacing w:before="0" w:after="0"/>
+              <w:jc w:val="center"/>
+            </w:pPr>
+            <w:r>
+              <w:rPr>
+                <w:b/>
+              </w:rPr>
+              <w:t>Result</w:t>
+            </w:r>
+          </w:p>
+        </w:tc>
+      </w:tr>
+      <w:tr>
+        <w:tc>
+          <w:tcPr>
+            <w:tcW w:type="dxa" w:w="2100"/>
+            <w:tcMar>
+              <w:top w:w="120" w:type="dxa"/>
+              <w:start w:w="180" w:type="dxa"/>
+              <w:bottom w:w="120" w:type="dxa"/>
+              <w:end w:w="180" w:type="dxa"/>
+            </w:tcMar>
+            <w:vAlign w:val="center"/>
+          </w:tcPr>
+          <w:p>
+            <w:pPr>
+              <w:spacing w:before="0" w:after="0"/>
+            </w:pPr>
+            <w:r>
+              <w:t>P1 — Fault isolated</w:t>
+            </w:r>
+          </w:p>
+        </w:tc>
+        <w:tc>
+          <w:tcPr>
+            <w:tcW w:type="dxa" w:w="5580"/>
+            <w:tcMar>
+              <w:top w:w="120" w:type="dxa"/>
+              <w:start w:w="180" w:type="dxa"/>
+              <w:bottom w:w="120" w:type="dxa"/>
+              <w:end w:w="180" w:type="dxa"/>
+            </w:tcMar>
+            <w:vAlign w:val="center"/>
+          </w:tcPr>
+          <w:p>
+            <w:pPr>
+              <w:spacing w:before="0" w:after="0"/>
+            </w:pPr>
+            <w:r>
+              <w:t>SW-A23 is OPEN; the proposed FDR-B path cannot reach SEC-A2.</w:t>
+            </w:r>
+          </w:p>
+        </w:tc>
+        <w:tc>
+          <w:tcPr>
+            <w:tcW w:type="dxa" w:w="1680"/>
+            <w:tcMar>
+              <w:top w:w="120" w:type="dxa"/>
+              <w:start w:w="180" w:type="dxa"/>
+              <w:bottom w:w="120" w:type="dxa"/>
+              <w:end w:w="180" w:type="dxa"/>
+            </w:tcMar>
+            <w:vAlign w:val="center"/>
+          </w:tcPr>
+          <w:p>
+            <w:pPr>
+              <w:spacing w:before="0" w:after="0"/>
+            </w:pPr>
+            <w:r>
+              <w:t>PASS</w:t>
+            </w:r>
+          </w:p>
+        </w:tc>
+      </w:tr>
+      <w:tr>
+        <w:tc>
+          <w:tcPr>
+            <w:tcW w:type="dxa" w:w="2100"/>
+            <w:tcMar>
+              <w:top w:w="120" w:type="dxa"/>
+              <w:start w:w="180" w:type="dxa"/>
+              <w:bottom w:w="120" w:type="dxa"/>
+              <w:end w:w="180" w:type="dxa"/>
+            </w:tcMar>
+            <w:vAlign w:val="center"/>
+          </w:tcPr>
+          <w:p>
+            <w:pPr>
+              <w:spacing w:before="0" w:after="0"/>
+            </w:pPr>
+            <w:r>
+              <w:t>P2 — Alternate source available</w:t>
+            </w:r>
+          </w:p>
+        </w:tc>
+        <w:tc>
+          <w:tcPr>
+            <w:tcW w:type="dxa" w:w="5580"/>
+            <w:tcMar>
+              <w:top w:w="120" w:type="dxa"/>
+              <w:start w:w="180" w:type="dxa"/>
+              <w:bottom w:w="120" w:type="dxa"/>
+              <w:end w:w="180" w:type="dxa"/>
+            </w:tcMar>
+            <w:vAlign w:val="center"/>
+          </w:tcPr>
+          <w:p>
+            <w:pPr>
+              <w:spacing w:before="0" w:after="0"/>
+            </w:pPr>
+            <w:r>
+              <w:t>ZS-01 is available; BRK-B is CLOSED; the FDR-B path to SEC-B4 is continuous.</w:t>
+            </w:r>
+          </w:p>
+        </w:tc>
+        <w:tc>
+          <w:tcPr>
+            <w:tcW w:type="dxa" w:w="1680"/>
+            <w:tcMar>
+              <w:top w:w="120" w:type="dxa"/>
+              <w:start w:w="180" w:type="dxa"/>
+              <w:bottom w:w="120" w:type="dxa"/>
+              <w:end w:w="180" w:type="dxa"/>
+            </w:tcMar>
+            <w:vAlign w:val="center"/>
+          </w:tcPr>
+          <w:p>
+            <w:pPr>
+              <w:spacing w:before="0" w:after="0"/>
+            </w:pPr>
+            <w:r>
+              <w:t>PASS</w:t>
+            </w:r>
+          </w:p>
+        </w:tc>
+      </w:tr>
+      <w:tr>
+        <w:tc>
+          <w:tcPr>
+            <w:tcW w:type="dxa" w:w="2100"/>
+            <w:tcMar>
+              <w:top w:w="120" w:type="dxa"/>
+              <w:start w:w="180" w:type="dxa"/>
+              <w:bottom w:w="120" w:type="dxa"/>
+              <w:end w:w="180" w:type="dxa"/>
+            </w:tcMar>
+            <w:vAlign w:val="center"/>
+          </w:tcPr>
+          <w:p>
+            <w:pPr>
+              <w:spacing w:before="0" w:after="0"/>
+            </w:pPr>
+            <w:r>
+              <w:t>P3 — Proposed topology valid</w:t>
+            </w:r>
+          </w:p>
+        </w:tc>
+        <w:tc>
+          <w:tcPr>
+            <w:tcW w:type="dxa" w:w="5580"/>
+            <w:tcMar>
+              <w:top w:w="120" w:type="dxa"/>
+              <w:start w:w="180" w:type="dxa"/>
+              <w:bottom w:w="120" w:type="dxa"/>
+              <w:end w:w="180" w:type="dxa"/>
+            </w:tcMar>
+            <w:vAlign w:val="center"/>
+          </w:tcPr>
+          <w:p>
+            <w:pPr>
+              <w:spacing w:before="0" w:after="0"/>
+            </w:pPr>
+            <w:r>
+              <w:t>SW-A12 and SW-A23 remain OPEN; closing TS-01 will not create an unintended energised loop.</w:t>
+            </w:r>
+          </w:p>
+        </w:tc>
+        <w:tc>
+          <w:tcPr>
+            <w:tcW w:type="dxa" w:w="1680"/>
+            <w:tcMar>
+              <w:top w:w="120" w:type="dxa"/>
+              <w:start w:w="180" w:type="dxa"/>
+              <w:bottom w:w="120" w:type="dxa"/>
+              <w:end w:w="180" w:type="dxa"/>
+            </w:tcMar>
+            <w:vAlign w:val="center"/>
+          </w:tcPr>
+          <w:p>
+            <w:pPr>
+              <w:spacing w:before="0" w:after="0"/>
+            </w:pPr>
+            <w:r>
+              <w:t>PASS</w:t>
+            </w:r>
+          </w:p>
+        </w:tc>
+      </w:tr>
+      <w:tr>
+        <w:tc>
+          <w:tcPr>
+            <w:tcW w:type="dxa" w:w="2100"/>
+            <w:tcMar>
+              <w:top w:w="120" w:type="dxa"/>
+              <w:start w:w="180" w:type="dxa"/>
+              <w:bottom w:w="120" w:type="dxa"/>
+              <w:end w:w="180" w:type="dxa"/>
+            </w:tcMar>
+            <w:vAlign w:val="center"/>
+          </w:tcPr>
+          <w:p>
+            <w:pPr>
+              <w:spacing w:before="0" w:after="0"/>
+            </w:pPr>
+            <w:r>
+              <w:t>P4 — Required telemetry valid</w:t>
+            </w:r>
+          </w:p>
+        </w:tc>
+        <w:tc>
+          <w:tcPr>
+            <w:tcW w:type="dxa" w:w="5580"/>
+            <w:tcMar>
+              <w:top w:w="120" w:type="dxa"/>
+              <w:start w:w="180" w:type="dxa"/>
+              <w:bottom w:w="120" w:type="dxa"/>
+              <w:end w:w="180" w:type="dxa"/>
+            </w:tcMar>
+            <w:vAlign w:val="center"/>
+          </w:tcPr>
+          <w:p>
+            <w:pPr>
+              <w:spacing w:before="0" w:after="0"/>
+            </w:pPr>
+            <w:r>
+              <w:t>All device states needed for isolation, source-path and loop checks are GOOD and fresh.</w:t>
+            </w:r>
+          </w:p>
+        </w:tc>
+        <w:tc>
+          <w:tcPr>
+            <w:tcW w:type="dxa" w:w="1680"/>
+            <w:tcMar>
+              <w:top w:w="120" w:type="dxa"/>
+              <w:start w:w="180" w:type="dxa"/>
+              <w:bottom w:w="120" w:type="dxa"/>
+              <w:end w:w="180" w:type="dxa"/>
+            </w:tcMar>
+            <w:vAlign w:val="center"/>
+          </w:tcPr>
+          <w:p>
+            <w:pPr>
+              <w:spacing w:before="0" w:after="0"/>
+            </w:pPr>
+            <w:r>
+              <w:t>PASS</w:t>
+            </w:r>
+          </w:p>
+        </w:tc>
+      </w:tr>
+      <w:tr>
+        <w:tc>
+          <w:tcPr>
+            <w:tcW w:type="dxa" w:w="2100"/>
+            <w:tcMar>
+              <w:top w:w="120" w:type="dxa"/>
+              <w:start w:w="180" w:type="dxa"/>
+              <w:bottom w:w="120" w:type="dxa"/>
+              <w:end w:w="180" w:type="dxa"/>
+            </w:tcMar>
+            <w:vAlign w:val="center"/>
+          </w:tcPr>
+          <w:p>
+            <w:pPr>
+              <w:spacing w:before="0" w:after="0"/>
+            </w:pPr>
+            <w:r>
+              <w:t>P5 — Alternate-feeder capacity sufficient</w:t>
+            </w:r>
+          </w:p>
+        </w:tc>
+        <w:tc>
+          <w:tcPr>
+            <w:tcW w:type="dxa" w:w="5580"/>
+            <w:tcMar>
+              <w:top w:w="120" w:type="dxa"/>
+              <w:start w:w="180" w:type="dxa"/>
+              <w:bottom w:w="120" w:type="dxa"/>
+              <w:end w:w="180" w:type="dxa"/>
+            </w:tcMar>
+            <w:vAlign w:val="center"/>
+          </w:tcPr>
+          <w:p>
+            <w:pPr>
+              <w:spacing w:before="0" w:after="0"/>
+            </w:pPr>
+            <w:r>
+              <w:t>4.20 MW + 1.50 MW = 5.70 MW ≤ 6.00 MW.</w:t>
+            </w:r>
+          </w:p>
+        </w:tc>
+        <w:tc>
+          <w:tcPr>
+            <w:tcW w:type="dxa" w:w="1680"/>
+            <w:tcMar>
+              <w:top w:w="120" w:type="dxa"/>
+              <w:start w:w="180" w:type="dxa"/>
+              <w:bottom w:w="120" w:type="dxa"/>
+              <w:end w:w="180" w:type="dxa"/>
+            </w:tcMar>
+            <w:vAlign w:val="center"/>
+          </w:tcPr>
+          <w:p>
+            <w:pPr>
+              <w:spacing w:before="0" w:after="0"/>
+            </w:pPr>
+            <w:r>
+              <w:t>PASS</w:t>
+            </w:r>
+          </w:p>
+        </w:tc>
+      </w:tr>
+    </w:tbl>
+    <w:p/>
+    <w:p>
+      <w:pPr/>
+      <w:r>
+        <w:t>The transferable load is derived from the proposed healthy downstream sections:</w:t>
+      </w:r>
+    </w:p>
+    <w:p>
+      <w:pPr/>
+      <w:r>
+        <w:t>L_T = 0.85 MW (SEC-A3) + 0.65 MW (SEC-A4) = 1.50 MW</w:t>
+      </w:r>
+    </w:p>
+    <w:p>
+      <w:pPr/>
+      <w:r>
+        <w:t>The resulting FDR-B load and loading are:</w:t>
+      </w:r>
+    </w:p>
+    <w:p>
+      <w:pPr/>
+      <w:r>
+        <w:t>L_R = 4.20 MW + 1.50 MW = 5.70 MW</w:t>
+      </w:r>
+    </w:p>
+    <w:p>
+      <w:pPr/>
+      <w:r>
+        <w:t>Loading = (5.70 MW ÷ 6.00 MW) × 100 = 95.0%</w:t>
+      </w:r>
+    </w:p>
+    <w:p>
+      <w:pPr/>
+      <w:r>
+        <w:t>Formal restoration assessment status = PERMITTED.</w:t>
+      </w:r>
+    </w:p>
+    <w:p>
+      <w:pPr/>
+      <w:r>
+        <w:t>For this small scenario, the required telemetry set includes BRK-A, BRK-B, SW-A12, SW-A23, SW-A34, SW-B12, SW-B23, SW-B34 and TS-01 because their states collectively establish fault isolation, the alternate source path and the absence of an unintended loop. A stale, UNCERTAIN or BAD value for any required point would produce BLOCKED rather than PERMITTED.</w:t>
+      </w:r>
+    </w:p>
+    <w:p>
+      <w:pPr>
+        <w:pStyle w:val="Heading2"/>
+      </w:pPr>
+      <w:r>
+        <w:t>16.12 Transition N4 → N5 — Simulated Tie Closure</w:t>
+      </w:r>
+    </w:p>
+    <w:p>
+      <w:pPr/>
+      <w:r>
+        <w:t>Because the N4 assessment is PERMITTED, the simulated operator may initiate the restoration action. TS-01 changes from OPEN to CLOSED. No real equipment is controlled.</w:t>
+      </w:r>
+    </w:p>
+    <w:p>
+      <w:pPr/>
+      <w:r>
+        <w:t>The tie-state change produces a new operational event and triggers topology, section-energisation and OMS customer-impact recalculation. If the N4 result were REJECTED or BLOCKED, this transition would not be available.</w:t>
+      </w:r>
+    </w:p>
+    <w:p>
+      <w:pPr>
+        <w:pStyle w:val="Heading2"/>
+      </w:pPr>
+      <w:r>
+        <w:t>16.13 State N5 — Healthy Downstream Sections Restored from FDR-B</w:t>
+      </w:r>
+    </w:p>
+    <w:p>
+      <w:pPr/>
+      <w:r>
+        <w:rPr>
+          <w:b/>
+        </w:rPr>
+        <w:t>Observed switching state:</w:t>
+      </w:r>
+      <w:r/>
+    </w:p>
+    <w:p>
+      <w:pPr>
+        <w:numPr>
+          <w:ilvl w:val="0"/>
+          <w:numId w:val="5"/>
+        </w:numPr>
+      </w:pPr>
+      <w:r>
+        <w:t>BRK-A = CLOSED and BRK-B = CLOSED.</w:t>
+      </w:r>
+    </w:p>
+    <w:p>
+      <w:pPr>
+        <w:numPr>
+          <w:ilvl w:val="0"/>
+          <w:numId w:val="5"/>
+        </w:numPr>
+      </w:pPr>
+      <w:r>
+        <w:t>SW-A12 = OPEN and SW-A23 = OPEN.</w:t>
+      </w:r>
+    </w:p>
+    <w:p>
+      <w:pPr>
+        <w:numPr>
+          <w:ilvl w:val="0"/>
+          <w:numId w:val="5"/>
+        </w:numPr>
+      </w:pPr>
+      <w:r>
+        <w:t>SW-A34 and all Feeder B sectionalising switches = CLOSED.</w:t>
+      </w:r>
+    </w:p>
+    <w:p>
+      <w:pPr>
+        <w:numPr>
+          <w:ilvl w:val="0"/>
+          <w:numId w:val="5"/>
+        </w:numPr>
+      </w:pPr>
+      <w:r>
+        <w:t>TS-01 = CLOSED.</w:t>
+      </w:r>
+    </w:p>
+    <w:p>
+      <w:pPr/>
+      <w:r>
+        <w:rPr>
+          <w:b/>
+        </w:rPr>
+        <w:t>Derived network state:</w:t>
+      </w:r>
+      <w:r/>
+    </w:p>
+    <w:p>
+      <w:pPr>
+        <w:numPr>
+          <w:ilvl w:val="0"/>
+          <w:numId w:val="5"/>
+        </w:numPr>
+      </w:pPr>
+      <w:r>
+        <w:t>SEC-A1 = ENERGISED from FDR-A.</w:t>
+      </w:r>
+    </w:p>
+    <w:p>
+      <w:pPr>
+        <w:numPr>
+          <w:ilvl w:val="0"/>
+          <w:numId w:val="5"/>
+        </w:numPr>
+      </w:pPr>
+      <w:r>
+        <w:t>SEC-A2 = FAULTED, isolated and DE-ENERGISED.</w:t>
+      </w:r>
+    </w:p>
+    <w:p>
+      <w:pPr>
+        <w:numPr>
+          <w:ilvl w:val="0"/>
+          <w:numId w:val="5"/>
+        </w:numPr>
+      </w:pPr>
+      <w:r>
+        <w:t>SEC-A3 and SEC-A4 = ENERGISED from FDR-B through TS-01.</w:t>
+      </w:r>
+    </w:p>
+    <w:p>
+      <w:pPr>
+        <w:numPr>
+          <w:ilvl w:val="0"/>
+          <w:numId w:val="5"/>
+        </w:numPr>
+      </w:pPr>
+      <w:r>
+        <w:t>SEC-B1 to SEC-B4 remain ENERGISED from FDR-B.</w:t>
+      </w:r>
+    </w:p>
+    <w:p>
+      <w:pPr>
+        <w:numPr>
+          <w:ilvl w:val="0"/>
+          <w:numId w:val="5"/>
+        </w:numPr>
+      </w:pPr>
+      <w:r>
+        <w:t>FDR-A supplies 0.75 MW to SEC-A1.</w:t>
+      </w:r>
+    </w:p>
+    <w:p>
+      <w:pPr>
+        <w:numPr>
+          <w:ilvl w:val="0"/>
+          <w:numId w:val="5"/>
+        </w:numPr>
+      </w:pPr>
+      <w:r>
+        <w:t>FDR-B supplies its original 4.20 MW plus 1.50 MW transferred load, for 5.70 MW / 95.0%.</w:t>
+      </w:r>
+    </w:p>
+    <w:p>
+      <w:pPr>
+        <w:numPr>
+          <w:ilvl w:val="0"/>
+          <w:numId w:val="5"/>
+        </w:numPr>
+      </w:pPr>
+      <w:r>
+        <w:t>Customers restored through the alternate feeder = 450.</w:t>
+      </w:r>
+    </w:p>
+    <w:p>
+      <w:pPr>
+        <w:numPr>
+          <w:ilvl w:val="0"/>
+          <w:numId w:val="5"/>
+        </w:numPr>
+      </w:pPr>
+      <w:r>
+        <w:t>Customers remaining affected = 220 on CZ-A2 / SEC-A2.</w:t>
+      </w:r>
+    </w:p>
+    <w:p>
+      <w:pPr/>
+      <w:r>
+        <w:t>The N5 topology remains radial. The OPEN SW-A12 and SW-A23 boundaries prevent the FDR-B restoration path from reaching the faulted section or the normal FDR-A source path.</w:t>
+      </w:r>
+    </w:p>
+    <w:p>
+      <w:pPr>
+        <w:pStyle w:val="Heading2"/>
+      </w:pPr>
+      <w:r>
+        <w:t>16.14 Formal State Summary</w:t>
+      </w:r>
+    </w:p>
+    <w:tbl>
+      <w:tblPr>
+        <w:tblW w:type="dxa" w:w="9360"/>
+        <w:tblLayout w:type="fixed"/>
+        <w:tblLook w:firstColumn="1" w:firstRow="1" w:lastColumn="0" w:lastRow="0" w:noHBand="0" w:noVBand="1" w:val="04A0"/>
+        <w:tblBorders>
+          <w:top w:val="single" w:sz="6" w:space="0" w:color="000000"/>
+          <w:start w:val="single" w:sz="6" w:space="0" w:color="000000"/>
+          <w:bottom w:val="single" w:sz="6" w:space="0" w:color="000000"/>
+          <w:end w:val="single" w:sz="6" w:space="0" w:color="000000"/>
+          <w:insideH w:val="single" w:sz="6" w:space="0" w:color="000000"/>
+          <w:insideV w:val="single" w:sz="6" w:space="0" w:color="000000"/>
+        </w:tblBorders>
+        <w:tblLayout w:type="fixed"/>
+      </w:tblPr>
+      <w:tblGrid>
+        <w:gridCol w:w="900"/>
+        <w:gridCol w:w="2800"/>
+        <w:gridCol w:w="1400"/>
+        <w:gridCol w:w="1500"/>
+        <w:gridCol w:w="2760"/>
+      </w:tblGrid>
+      <w:tr>
+        <w:trPr>
+          <w:tblHeader w:val="true"/>
+        </w:trPr>
+        <w:tc>
+          <w:tcPr>
+            <w:tcW w:type="dxa" w:w="900"/>
+            <w:tcMar>
+              <w:top w:w="120" w:type="dxa"/>
+              <w:start w:w="180" w:type="dxa"/>
+              <w:bottom w:w="120" w:type="dxa"/>
+              <w:end w:w="180" w:type="dxa"/>
+            </w:tcMar>
+            <w:vAlign w:val="center"/>
+          </w:tcPr>
+          <w:p>
+            <w:pPr>
+              <w:spacing w:before="0" w:after="0"/>
+              <w:jc w:val="center"/>
+            </w:pPr>
+            <w:r>
+              <w:rPr>
+                <w:b/>
+              </w:rPr>
+              <w:t>State</w:t>
+            </w:r>
+          </w:p>
+        </w:tc>
+        <w:tc>
+          <w:tcPr>
+            <w:tcW w:type="dxa" w:w="2800"/>
+            <w:tcMar>
+              <w:top w:w="120" w:type="dxa"/>
+              <w:start w:w="180" w:type="dxa"/>
+              <w:bottom w:w="120" w:type="dxa"/>
+              <w:end w:w="180" w:type="dxa"/>
+            </w:tcMar>
+            <w:vAlign w:val="center"/>
+          </w:tcPr>
+          <w:p>
+            <w:pPr>
+              <w:spacing w:before="0" w:after="0"/>
+              <w:jc w:val="center"/>
+            </w:pPr>
+            <w:r>
+              <w:rPr>
+                <w:b/>
+              </w:rPr>
+              <w:t>Feeder A sections</w:t>
+            </w:r>
+          </w:p>
+        </w:tc>
+        <w:tc>
+          <w:tcPr>
+            <w:tcW w:type="dxa" w:w="1400"/>
+            <w:tcMar>
+              <w:top w:w="120" w:type="dxa"/>
+              <w:start w:w="180" w:type="dxa"/>
+              <w:bottom w:w="120" w:type="dxa"/>
+              <w:end w:w="180" w:type="dxa"/>
+            </w:tcMar>
+            <w:vAlign w:val="center"/>
+          </w:tcPr>
+          <w:p>
+            <w:pPr>
+              <w:spacing w:before="0" w:after="0"/>
+              <w:jc w:val="center"/>
+            </w:pPr>
+            <w:r>
+              <w:rPr>
+                <w:b/>
+              </w:rPr>
+              <w:t>Tie</w:t>
+            </w:r>
+          </w:p>
+        </w:tc>
+        <w:tc>
+          <w:tcPr>
+            <w:tcW w:type="dxa" w:w="1500"/>
+            <w:tcMar>
+              <w:top w:w="120" w:type="dxa"/>
+              <w:start w:w="180" w:type="dxa"/>
+              <w:bottom w:w="120" w:type="dxa"/>
+              <w:end w:w="180" w:type="dxa"/>
+            </w:tcMar>
+            <w:vAlign w:val="center"/>
+          </w:tcPr>
+          <w:p>
+            <w:pPr>
+              <w:spacing w:before="0" w:after="0"/>
+              <w:jc w:val="center"/>
+            </w:pPr>
+            <w:r>
+              <w:rPr>
+                <w:b/>
+              </w:rPr>
+              <w:t>Affected customers</w:t>
+            </w:r>
+          </w:p>
+        </w:tc>
+        <w:tc>
+          <w:tcPr>
+            <w:tcW w:type="dxa" w:w="2760"/>
+            <w:tcMar>
+              <w:top w:w="120" w:type="dxa"/>
+              <w:start w:w="180" w:type="dxa"/>
+              <w:bottom w:w="120" w:type="dxa"/>
+              <w:end w:w="180" w:type="dxa"/>
+            </w:tcMar>
+            <w:vAlign w:val="center"/>
+          </w:tcPr>
+          <w:p>
+            <w:pPr>
+              <w:spacing w:before="0" w:after="0"/>
+              <w:jc w:val="center"/>
+            </w:pPr>
+            <w:r>
+              <w:rPr>
+                <w:b/>
+              </w:rPr>
+              <w:t>Engineering condition</w:t>
+            </w:r>
+          </w:p>
+        </w:tc>
+      </w:tr>
+      <w:tr>
+        <w:tc>
+          <w:tcPr>
+            <w:tcW w:type="dxa" w:w="900"/>
+            <w:tcMar>
+              <w:top w:w="120" w:type="dxa"/>
+              <w:start w:w="180" w:type="dxa"/>
+              <w:bottom w:w="120" w:type="dxa"/>
+              <w:end w:w="180" w:type="dxa"/>
+            </w:tcMar>
+            <w:vAlign w:val="center"/>
+          </w:tcPr>
+          <w:p>
+            <w:pPr>
+              <w:spacing w:before="0" w:after="0"/>
+            </w:pPr>
+            <w:r>
+              <w:rPr>
+                <w:rFonts w:ascii="Roboto Mono" w:hAnsi="Roboto Mono"/>
+                <w:color w:val="188038"/>
+              </w:rPr>
+              <w:t>N0</w:t>
+            </w:r>
+          </w:p>
+        </w:tc>
+        <w:tc>
+          <w:tcPr>
+            <w:tcW w:type="dxa" w:w="2800"/>
+            <w:tcMar>
+              <w:top w:w="120" w:type="dxa"/>
+              <w:start w:w="180" w:type="dxa"/>
+              <w:bottom w:w="120" w:type="dxa"/>
+              <w:end w:w="180" w:type="dxa"/>
+            </w:tcMar>
+            <w:vAlign w:val="center"/>
+          </w:tcPr>
+          <w:p>
+            <w:pPr>
+              <w:spacing w:before="0" w:after="0"/>
+            </w:pPr>
+            <w:r>
+              <w:t>A1–A4 ENERGISED from FDR-A</w:t>
+            </w:r>
+          </w:p>
+        </w:tc>
+        <w:tc>
+          <w:tcPr>
+            <w:tcW w:type="dxa" w:w="1400"/>
+            <w:tcMar>
+              <w:top w:w="120" w:type="dxa"/>
+              <w:start w:w="180" w:type="dxa"/>
+              <w:bottom w:w="120" w:type="dxa"/>
+              <w:end w:w="180" w:type="dxa"/>
+            </w:tcMar>
+            <w:vAlign w:val="center"/>
+          </w:tcPr>
+          <w:p>
+            <w:pPr>
+              <w:spacing w:before="0" w:after="0"/>
+            </w:pPr>
+            <w:r>
+              <w:t>OPEN</w:t>
+            </w:r>
+          </w:p>
+        </w:tc>
+        <w:tc>
+          <w:tcPr>
+            <w:tcW w:type="dxa" w:w="1500"/>
+            <w:tcMar>
+              <w:top w:w="120" w:type="dxa"/>
+              <w:start w:w="180" w:type="dxa"/>
+              <w:bottom w:w="120" w:type="dxa"/>
+              <w:end w:w="180" w:type="dxa"/>
+            </w:tcMar>
+            <w:vAlign w:val="center"/>
+          </w:tcPr>
+          <w:p>
+            <w:pPr>
+              <w:spacing w:before="0" w:after="0"/>
+            </w:pPr>
+            <w:r>
+              <w:t>0</w:t>
+            </w:r>
+          </w:p>
+        </w:tc>
+        <w:tc>
+          <w:tcPr>
+            <w:tcW w:type="dxa" w:w="2760"/>
+            <w:tcMar>
+              <w:top w:w="120" w:type="dxa"/>
+              <w:start w:w="180" w:type="dxa"/>
+              <w:bottom w:w="120" w:type="dxa"/>
+              <w:end w:w="180" w:type="dxa"/>
+            </w:tcMar>
+            <w:vAlign w:val="center"/>
+          </w:tcPr>
+          <w:p>
+            <w:pPr>
+              <w:spacing w:before="0" w:after="0"/>
+            </w:pPr>
+            <w:r>
+              <w:t>Normal</w:t>
+            </w:r>
+          </w:p>
+        </w:tc>
+      </w:tr>
+      <w:tr>
+        <w:tc>
+          <w:tcPr>
+            <w:tcW w:type="dxa" w:w="900"/>
+            <w:tcMar>
+              <w:top w:w="120" w:type="dxa"/>
+              <w:start w:w="180" w:type="dxa"/>
+              <w:bottom w:w="120" w:type="dxa"/>
+              <w:end w:w="180" w:type="dxa"/>
+            </w:tcMar>
+            <w:vAlign w:val="center"/>
+          </w:tcPr>
+          <w:p>
+            <w:pPr>
+              <w:spacing w:before="0" w:after="0"/>
+            </w:pPr>
+            <w:r>
+              <w:rPr>
+                <w:rFonts w:ascii="Roboto Mono" w:hAnsi="Roboto Mono"/>
+                <w:color w:val="188038"/>
+              </w:rPr>
+              <w:t>N1</w:t>
+            </w:r>
+          </w:p>
+        </w:tc>
+        <w:tc>
+          <w:tcPr>
+            <w:tcW w:type="dxa" w:w="2800"/>
+            <w:tcMar>
+              <w:top w:w="120" w:type="dxa"/>
+              <w:start w:w="180" w:type="dxa"/>
+              <w:bottom w:w="120" w:type="dxa"/>
+              <w:end w:w="180" w:type="dxa"/>
+            </w:tcMar>
+            <w:vAlign w:val="center"/>
+          </w:tcPr>
+          <w:p>
+            <w:pPr>
+              <w:spacing w:before="0" w:after="0"/>
+            </w:pPr>
+            <w:r>
+              <w:t>A1–A4 DE-ENERGISED</w:t>
+            </w:r>
+          </w:p>
+        </w:tc>
+        <w:tc>
+          <w:tcPr>
+            <w:tcW w:type="dxa" w:w="1400"/>
+            <w:tcMar>
+              <w:top w:w="120" w:type="dxa"/>
+              <w:start w:w="180" w:type="dxa"/>
+              <w:bottom w:w="120" w:type="dxa"/>
+              <w:end w:w="180" w:type="dxa"/>
+            </w:tcMar>
+            <w:vAlign w:val="center"/>
+          </w:tcPr>
+          <w:p>
+            <w:pPr>
+              <w:spacing w:before="0" w:after="0"/>
+            </w:pPr>
+            <w:r>
+              <w:t>OPEN</w:t>
+            </w:r>
+          </w:p>
+        </w:tc>
+        <w:tc>
+          <w:tcPr>
+            <w:tcW w:type="dxa" w:w="1500"/>
+            <w:tcMar>
+              <w:top w:w="120" w:type="dxa"/>
+              <w:start w:w="180" w:type="dxa"/>
+              <w:bottom w:w="120" w:type="dxa"/>
+              <w:end w:w="180" w:type="dxa"/>
+            </w:tcMar>
+            <w:vAlign w:val="center"/>
+          </w:tcPr>
+          <w:p>
+            <w:pPr>
+              <w:spacing w:before="0" w:after="0"/>
+            </w:pPr>
+            <w:r>
+              <w:t>850</w:t>
+            </w:r>
+          </w:p>
+        </w:tc>
+        <w:tc>
+          <w:tcPr>
+            <w:tcW w:type="dxa" w:w="2760"/>
+            <w:tcMar>
+              <w:top w:w="120" w:type="dxa"/>
+              <w:start w:w="180" w:type="dxa"/>
+              <w:bottom w:w="120" w:type="dxa"/>
+              <w:end w:w="180" w:type="dxa"/>
+            </w:tcMar>
+            <w:vAlign w:val="center"/>
+          </w:tcPr>
+          <w:p>
+            <w:pPr>
+              <w:spacing w:before="0" w:after="0"/>
+            </w:pPr>
+            <w:r>
+              <w:t>Post-fault / BRK-A trip</w:t>
+            </w:r>
+          </w:p>
+        </w:tc>
+      </w:tr>
+      <w:tr>
+        <w:tc>
+          <w:tcPr>
+            <w:tcW w:type="dxa" w:w="900"/>
+            <w:tcMar>
+              <w:top w:w="120" w:type="dxa"/>
+              <w:start w:w="180" w:type="dxa"/>
+              <w:bottom w:w="120" w:type="dxa"/>
+              <w:end w:w="180" w:type="dxa"/>
+            </w:tcMar>
+            <w:vAlign w:val="center"/>
+          </w:tcPr>
+          <w:p>
+            <w:pPr>
+              <w:spacing w:before="0" w:after="0"/>
+            </w:pPr>
+            <w:r>
+              <w:rPr>
+                <w:rFonts w:ascii="Roboto Mono" w:hAnsi="Roboto Mono"/>
+                <w:color w:val="188038"/>
+              </w:rPr>
+              <w:t>N2</w:t>
+            </w:r>
+          </w:p>
+        </w:tc>
+        <w:tc>
+          <w:tcPr>
+            <w:tcW w:type="dxa" w:w="2800"/>
+            <w:tcMar>
+              <w:top w:w="120" w:type="dxa"/>
+              <w:start w:w="180" w:type="dxa"/>
+              <w:bottom w:w="120" w:type="dxa"/>
+              <w:end w:w="180" w:type="dxa"/>
+            </w:tcMar>
+            <w:vAlign w:val="center"/>
+          </w:tcPr>
+          <w:p>
+            <w:pPr>
+              <w:spacing w:before="0" w:after="0"/>
+            </w:pPr>
+            <w:r>
+              <w:t>A1–A4 DE-ENERGISED; A2 isolated</w:t>
+            </w:r>
+          </w:p>
+        </w:tc>
+        <w:tc>
+          <w:tcPr>
+            <w:tcW w:type="dxa" w:w="1400"/>
+            <w:tcMar>
+              <w:top w:w="120" w:type="dxa"/>
+              <w:start w:w="180" w:type="dxa"/>
+              <w:bottom w:w="120" w:type="dxa"/>
+              <w:end w:w="180" w:type="dxa"/>
+            </w:tcMar>
+            <w:vAlign w:val="center"/>
+          </w:tcPr>
+          <w:p>
+            <w:pPr>
+              <w:spacing w:before="0" w:after="0"/>
+            </w:pPr>
+            <w:r>
+              <w:t>OPEN</w:t>
+            </w:r>
+          </w:p>
+        </w:tc>
+        <w:tc>
+          <w:tcPr>
+            <w:tcW w:type="dxa" w:w="1500"/>
+            <w:tcMar>
+              <w:top w:w="120" w:type="dxa"/>
+              <w:start w:w="180" w:type="dxa"/>
+              <w:bottom w:w="120" w:type="dxa"/>
+              <w:end w:w="180" w:type="dxa"/>
+            </w:tcMar>
+            <w:vAlign w:val="center"/>
+          </w:tcPr>
+          <w:p>
+            <w:pPr>
+              <w:spacing w:before="0" w:after="0"/>
+            </w:pPr>
+            <w:r>
+              <w:t>850</w:t>
+            </w:r>
+          </w:p>
+        </w:tc>
+        <w:tc>
+          <w:tcPr>
+            <w:tcW w:type="dxa" w:w="2760"/>
+            <w:tcMar>
+              <w:top w:w="120" w:type="dxa"/>
+              <w:start w:w="180" w:type="dxa"/>
+              <w:bottom w:w="120" w:type="dxa"/>
+              <w:end w:w="180" w:type="dxa"/>
+            </w:tcMar>
+            <w:vAlign w:val="center"/>
+          </w:tcPr>
+          <w:p>
+            <w:pPr>
+              <w:spacing w:before="0" w:after="0"/>
+            </w:pPr>
+            <w:r>
+              <w:t>Fault isolated</w:t>
+            </w:r>
+          </w:p>
+        </w:tc>
+      </w:tr>
+      <w:tr>
+        <w:tc>
+          <w:tcPr>
+            <w:tcW w:type="dxa" w:w="900"/>
+            <w:tcMar>
+              <w:top w:w="120" w:type="dxa"/>
+              <w:start w:w="180" w:type="dxa"/>
+              <w:bottom w:w="120" w:type="dxa"/>
+              <w:end w:w="180" w:type="dxa"/>
+            </w:tcMar>
+            <w:vAlign w:val="center"/>
+          </w:tcPr>
+          <w:p>
+            <w:pPr>
+              <w:spacing w:before="0" w:after="0"/>
+            </w:pPr>
+            <w:r>
+              <w:rPr>
+                <w:rFonts w:ascii="Roboto Mono" w:hAnsi="Roboto Mono"/>
+                <w:color w:val="188038"/>
+              </w:rPr>
+              <w:t>N3</w:t>
+            </w:r>
+          </w:p>
+        </w:tc>
+        <w:tc>
+          <w:tcPr>
+            <w:tcW w:type="dxa" w:w="2800"/>
+            <w:tcMar>
+              <w:top w:w="120" w:type="dxa"/>
+              <w:start w:w="180" w:type="dxa"/>
+              <w:bottom w:w="120" w:type="dxa"/>
+              <w:end w:w="180" w:type="dxa"/>
+            </w:tcMar>
+            <w:vAlign w:val="center"/>
+          </w:tcPr>
+          <w:p>
+            <w:pPr>
+              <w:spacing w:before="0" w:after="0"/>
+            </w:pPr>
+            <w:r>
+              <w:t>A1 ENERGISED; A2–A4 DE-ENERGISED</w:t>
+            </w:r>
+          </w:p>
+        </w:tc>
+        <w:tc>
+          <w:tcPr>
+            <w:tcW w:type="dxa" w:w="1400"/>
+            <w:tcMar>
+              <w:top w:w="120" w:type="dxa"/>
+              <w:start w:w="180" w:type="dxa"/>
+              <w:bottom w:w="120" w:type="dxa"/>
+              <w:end w:w="180" w:type="dxa"/>
+            </w:tcMar>
+            <w:vAlign w:val="center"/>
+          </w:tcPr>
+          <w:p>
+            <w:pPr>
+              <w:spacing w:before="0" w:after="0"/>
+            </w:pPr>
+            <w:r>
+              <w:t>OPEN</w:t>
+            </w:r>
+          </w:p>
+        </w:tc>
+        <w:tc>
+          <w:tcPr>
+            <w:tcW w:type="dxa" w:w="1500"/>
+            <w:tcMar>
+              <w:top w:w="120" w:type="dxa"/>
+              <w:start w:w="180" w:type="dxa"/>
+              <w:bottom w:w="120" w:type="dxa"/>
+              <w:end w:w="180" w:type="dxa"/>
+            </w:tcMar>
+            <w:vAlign w:val="center"/>
+          </w:tcPr>
+          <w:p>
+            <w:pPr>
+              <w:spacing w:before="0" w:after="0"/>
+            </w:pPr>
+            <w:r>
+              <w:t>670</w:t>
+            </w:r>
+          </w:p>
+        </w:tc>
+        <w:tc>
+          <w:tcPr>
+            <w:tcW w:type="dxa" w:w="2760"/>
+            <w:tcMar>
+              <w:top w:w="120" w:type="dxa"/>
+              <w:start w:w="180" w:type="dxa"/>
+              <w:bottom w:w="120" w:type="dxa"/>
+              <w:end w:w="180" w:type="dxa"/>
+            </w:tcMar>
+            <w:vAlign w:val="center"/>
+          </w:tcPr>
+          <w:p>
+            <w:pPr>
+              <w:spacing w:before="0" w:after="0"/>
+            </w:pPr>
+            <w:r>
+              <w:t>Healthy upstream restored</w:t>
+            </w:r>
+          </w:p>
+        </w:tc>
+      </w:tr>
+      <w:tr>
+        <w:tc>
+          <w:tcPr>
+            <w:tcW w:type="dxa" w:w="900"/>
+            <w:tcMar>
+              <w:top w:w="120" w:type="dxa"/>
+              <w:start w:w="180" w:type="dxa"/>
+              <w:bottom w:w="120" w:type="dxa"/>
+              <w:end w:w="180" w:type="dxa"/>
+            </w:tcMar>
+            <w:vAlign w:val="center"/>
+          </w:tcPr>
+          <w:p>
+            <w:pPr>
+              <w:spacing w:before="0" w:after="0"/>
+            </w:pPr>
+            <w:r>
+              <w:rPr>
+                <w:rFonts w:ascii="Roboto Mono" w:hAnsi="Roboto Mono"/>
+                <w:color w:val="188038"/>
+              </w:rPr>
+              <w:t>N4</w:t>
+            </w:r>
+          </w:p>
+        </w:tc>
+        <w:tc>
+          <w:tcPr>
+            <w:tcW w:type="dxa" w:w="2800"/>
+            <w:tcMar>
+              <w:top w:w="120" w:type="dxa"/>
+              <w:start w:w="180" w:type="dxa"/>
+              <w:bottom w:w="120" w:type="dxa"/>
+              <w:end w:w="180" w:type="dxa"/>
+            </w:tcMar>
+            <w:vAlign w:val="center"/>
+          </w:tcPr>
+          <w:p>
+            <w:pPr>
+              <w:spacing w:before="0" w:after="0"/>
+            </w:pPr>
+            <w:r>
+              <w:t>Same physical state as N3</w:t>
+            </w:r>
+          </w:p>
+        </w:tc>
+        <w:tc>
+          <w:tcPr>
+            <w:tcW w:type="dxa" w:w="1400"/>
+            <w:tcMar>
+              <w:top w:w="120" w:type="dxa"/>
+              <w:start w:w="180" w:type="dxa"/>
+              <w:bottom w:w="120" w:type="dxa"/>
+              <w:end w:w="180" w:type="dxa"/>
+            </w:tcMar>
+            <w:vAlign w:val="center"/>
+          </w:tcPr>
+          <w:p>
+            <w:pPr>
+              <w:spacing w:before="0" w:after="0"/>
+            </w:pPr>
+            <w:r>
+              <w:t>OPEN</w:t>
+            </w:r>
+          </w:p>
+        </w:tc>
+        <w:tc>
+          <w:tcPr>
+            <w:tcW w:type="dxa" w:w="1500"/>
+            <w:tcMar>
+              <w:top w:w="120" w:type="dxa"/>
+              <w:start w:w="180" w:type="dxa"/>
+              <w:bottom w:w="120" w:type="dxa"/>
+              <w:end w:w="180" w:type="dxa"/>
+            </w:tcMar>
+            <w:vAlign w:val="center"/>
+          </w:tcPr>
+          <w:p>
+            <w:pPr>
+              <w:spacing w:before="0" w:after="0"/>
+            </w:pPr>
+            <w:r>
+              <w:t>670</w:t>
+            </w:r>
+          </w:p>
+        </w:tc>
+        <w:tc>
+          <w:tcPr>
+            <w:tcW w:type="dxa" w:w="2760"/>
+            <w:tcMar>
+              <w:top w:w="120" w:type="dxa"/>
+              <w:start w:w="180" w:type="dxa"/>
+              <w:bottom w:w="120" w:type="dxa"/>
+              <w:end w:w="180" w:type="dxa"/>
+            </w:tcMar>
+            <w:vAlign w:val="center"/>
+          </w:tcPr>
+          <w:p>
+            <w:pPr>
+              <w:spacing w:before="0" w:after="0"/>
+            </w:pPr>
+            <w:r>
+              <w:t>Restoration PERMITTED</w:t>
+            </w:r>
+          </w:p>
+        </w:tc>
+      </w:tr>
+      <w:tr>
+        <w:tc>
+          <w:tcPr>
+            <w:tcW w:type="dxa" w:w="900"/>
+            <w:tcMar>
+              <w:top w:w="120" w:type="dxa"/>
+              <w:start w:w="180" w:type="dxa"/>
+              <w:bottom w:w="120" w:type="dxa"/>
+              <w:end w:w="180" w:type="dxa"/>
+            </w:tcMar>
+            <w:vAlign w:val="center"/>
+          </w:tcPr>
+          <w:p>
+            <w:pPr>
+              <w:spacing w:before="0" w:after="0"/>
+            </w:pPr>
+            <w:r>
+              <w:rPr>
+                <w:rFonts w:ascii="Roboto Mono" w:hAnsi="Roboto Mono"/>
+                <w:color w:val="188038"/>
+              </w:rPr>
+              <w:t>N5</w:t>
+            </w:r>
+          </w:p>
+        </w:tc>
+        <w:tc>
+          <w:tcPr>
+            <w:tcW w:type="dxa" w:w="2800"/>
+            <w:tcMar>
+              <w:top w:w="120" w:type="dxa"/>
+              <w:start w:w="180" w:type="dxa"/>
+              <w:bottom w:w="120" w:type="dxa"/>
+              <w:end w:w="180" w:type="dxa"/>
+            </w:tcMar>
+            <w:vAlign w:val="center"/>
+          </w:tcPr>
+          <w:p>
+            <w:pPr>
+              <w:spacing w:before="0" w:after="0"/>
+            </w:pPr>
+            <w:r>
+              <w:t>A1 from FDR-A; A3–A4 from FDR-B; A2 out</w:t>
+            </w:r>
+          </w:p>
+        </w:tc>
+        <w:tc>
+          <w:tcPr>
+            <w:tcW w:type="dxa" w:w="1400"/>
+            <w:tcMar>
+              <w:top w:w="120" w:type="dxa"/>
+              <w:start w:w="180" w:type="dxa"/>
+              <w:bottom w:w="120" w:type="dxa"/>
+              <w:end w:w="180" w:type="dxa"/>
+            </w:tcMar>
+            <w:vAlign w:val="center"/>
+          </w:tcPr>
+          <w:p>
+            <w:pPr>
+              <w:spacing w:before="0" w:after="0"/>
+            </w:pPr>
+            <w:r>
+              <w:t>CLOSED</w:t>
+            </w:r>
+          </w:p>
+        </w:tc>
+        <w:tc>
+          <w:tcPr>
+            <w:tcW w:type="dxa" w:w="1500"/>
+            <w:tcMar>
+              <w:top w:w="120" w:type="dxa"/>
+              <w:start w:w="180" w:type="dxa"/>
+              <w:bottom w:w="120" w:type="dxa"/>
+              <w:end w:w="180" w:type="dxa"/>
+            </w:tcMar>
+            <w:vAlign w:val="center"/>
+          </w:tcPr>
+          <w:p>
+            <w:pPr>
+              <w:spacing w:before="0" w:after="0"/>
+            </w:pPr>
+            <w:r>
+              <w:t>220</w:t>
+            </w:r>
+          </w:p>
+        </w:tc>
+        <w:tc>
+          <w:tcPr>
+            <w:tcW w:type="dxa" w:w="2760"/>
+            <w:tcMar>
+              <w:top w:w="120" w:type="dxa"/>
+              <w:start w:w="180" w:type="dxa"/>
+              <w:bottom w:w="120" w:type="dxa"/>
+              <w:end w:w="180" w:type="dxa"/>
+            </w:tcMar>
+            <w:vAlign w:val="center"/>
+          </w:tcPr>
+          <w:p>
+            <w:pPr>
+              <w:spacing w:before="0" w:after="0"/>
+            </w:pPr>
+            <w:r>
+              <w:t>Healthy downstream restored</w:t>
+            </w:r>
+          </w:p>
+        </w:tc>
+      </w:tr>
+    </w:tbl>
+    <w:p/>
+    <w:p>
+      <w:pPr>
+        <w:pStyle w:val="Heading2"/>
+      </w:pPr>
+      <w:r>
+        <w:t>16.15 State-Sequence Invariants</w:t>
+      </w:r>
+    </w:p>
+    <w:p>
+      <w:pPr/>
+      <w:r>
+        <w:t>The following conditions must remain true throughout implementation and validation:</w:t>
+      </w:r>
+    </w:p>
+    <w:p>
+      <w:pPr>
+        <w:numPr>
+          <w:ilvl w:val="0"/>
+          <w:numId w:val="5"/>
+        </w:numPr>
+      </w:pPr>
+      <w:r>
+        <w:t>SEC-A2 remains FAULTED from N1 through N5 and is never energised during restoration.</w:t>
+      </w:r>
+    </w:p>
+    <w:p>
+      <w:pPr>
+        <w:numPr>
+          <w:ilvl w:val="0"/>
+          <w:numId w:val="5"/>
+        </w:numPr>
+      </w:pPr>
+      <w:r>
+        <w:t>No section energisation value is manually assigned merely to produce the expected state; every value follows from source availability, configured connectivity and observed switch state.</w:t>
+      </w:r>
+    </w:p>
+    <w:p>
+      <w:pPr>
+        <w:numPr>
+          <w:ilvl w:val="0"/>
+          <w:numId w:val="5"/>
+        </w:numPr>
+      </w:pPr>
+      <w:r>
+        <w:t>A physical state change triggers recalculation rather than direct editing of outage or customer totals.</w:t>
+      </w:r>
+    </w:p>
+    <w:p>
+      <w:pPr>
+        <w:numPr>
+          <w:ilvl w:val="0"/>
+          <w:numId w:val="5"/>
+        </w:numPr>
+      </w:pPr>
+      <w:r>
+        <w:t>N4 does not close TS-01; it records whether closure is permitted.</w:t>
+      </w:r>
+    </w:p>
+    <w:p>
+      <w:pPr>
+        <w:numPr>
+          <w:ilvl w:val="0"/>
+          <w:numId w:val="5"/>
+        </w:numPr>
+      </w:pPr>
+      <w:r>
+        <w:t>N5 is reachable only from a PERMITTED N4 result.</w:t>
+      </w:r>
+    </w:p>
+    <w:p>
+      <w:pPr>
+        <w:numPr>
+          <w:ilvl w:val="0"/>
+          <w:numId w:val="5"/>
+        </w:numPr>
+      </w:pPr>
+      <w:r>
+        <w:t>The same network logic applies when a negative condition produces REJECTED or BLOCKED.</w:t>
+      </w:r>
+    </w:p>
+    <w:p>
+      <w:pPr>
+        <w:numPr>
+          <w:ilvl w:val="0"/>
+          <w:numId w:val="5"/>
+        </w:numPr>
+      </w:pPr>
+      <w:r>
+        <w:t>Operational event records and engineering validation records remain separate but traceable.</w:t>
+      </w:r>
+    </w:p>
+    <w:p>
+      <w:pPr>
+        <w:pStyle w:val="Heading1"/>
+      </w:pPr>
+      <w:r>
+        <w:t>17. Controlled Network Configuration Defect</w:t>
+      </w:r>
+    </w:p>
+    <w:p>
+      <w:pPr/>
+      <w:r>
+        <w:t>This section defines the exact seeded topology defect selected in Engineering Investigation D and establishes the defective and corrected configuration versions required by REQ-CFG-001 to REQ-CFG-012.</w:t>
+      </w:r>
+    </w:p>
+    <w:p>
+      <w:pPr>
+        <w:pStyle w:val="Heading2"/>
+      </w:pPr>
+      <w:r>
+        <w:t>17.1 Configuration-Version Boundary</w:t>
+      </w:r>
+    </w:p>
+    <w:p>
+      <w:pPr/>
+      <w:r>
+        <w:t>Network Configuration v1.0 and v1.1 are configuration-data versions used by the demonstrator and validation package. They are not the revision number of this Network Model document.</w:t>
+      </w:r>
+    </w:p>
+    <w:p>
+      <w:pPr/>
+      <w:r>
+        <w:t>Both versions use the same assets, device identifiers, section loads, customer mappings, normal switch states, telemetry model, topology-processing logic, OMS calculation logic and validation logic. The only configuration change between them is one endpoint of SW-A23.</w:t>
+      </w:r>
+    </w:p>
+    <w:p>
+      <w:pPr>
+        <w:pStyle w:val="Heading2"/>
+      </w:pPr>
+      <w:r>
+        <w:t>17.2 Intended Connectivity</w:t>
+      </w:r>
+    </w:p>
+    <w:p>
+      <w:pPr/>
+      <w:r>
+        <w:t>In the intended network, SW-A23 is the sectionalising device between SEC-A2 and SEC-A3:</w:t>
+      </w:r>
+    </w:p>
+    <w:p>
+      <w:pPr/>
+      <w:r>
+        <w:t>SEC-A2 ↔ SW-A23 ↔ SEC-A3</w:t>
+      </w:r>
+    </w:p>
+    <w:p>
+      <w:pPr/>
+      <w:r>
+        <w:t>This relationship allows SW-A23 to serve as the downstream isolation boundary for the formal SEC-A2 fault and preserves the complete FDR-A radial sequence defined in Section 3.</w:t>
+      </w:r>
+    </w:p>
+    <w:p>
+      <w:pPr>
+        <w:pStyle w:val="Heading2"/>
+      </w:pPr>
+      <w:r>
+        <w:t>17.3 Defect Identity — DEF-001</w:t>
+      </w:r>
+    </w:p>
+    <w:tbl>
+      <w:tblPr>
+        <w:tblW w:type="dxa" w:w="9360"/>
+        <w:tblLayout w:type="fixed"/>
+        <w:tblLook w:firstColumn="1" w:firstRow="1" w:lastColumn="0" w:lastRow="0" w:noHBand="0" w:noVBand="1" w:val="04A0"/>
+        <w:tblBorders>
+          <w:top w:val="single" w:sz="6" w:space="0" w:color="000000"/>
+          <w:start w:val="single" w:sz="6" w:space="0" w:color="000000"/>
+          <w:bottom w:val="single" w:sz="6" w:space="0" w:color="000000"/>
+          <w:end w:val="single" w:sz="6" w:space="0" w:color="000000"/>
+          <w:insideH w:val="single" w:sz="6" w:space="0" w:color="000000"/>
+          <w:insideV w:val="single" w:sz="6" w:space="0" w:color="000000"/>
+        </w:tblBorders>
+        <w:tblLayout w:type="fixed"/>
+      </w:tblPr>
+      <w:tblGrid>
+        <w:gridCol w:w="2900"/>
+        <w:gridCol w:w="6460"/>
+      </w:tblGrid>
+      <w:tr>
+        <w:trPr>
+          <w:tblHeader w:val="true"/>
+        </w:trPr>
+        <w:tc>
+          <w:tcPr>
+            <w:tcW w:type="dxa" w:w="2900"/>
+            <w:tcMar>
+              <w:top w:w="120" w:type="dxa"/>
+              <w:start w:w="180" w:type="dxa"/>
+              <w:bottom w:w="120" w:type="dxa"/>
+              <w:end w:w="180" w:type="dxa"/>
+            </w:tcMar>
+            <w:vAlign w:val="center"/>
+          </w:tcPr>
+          <w:p>
+            <w:pPr>
+              <w:spacing w:before="0" w:after="0"/>
+              <w:jc w:val="center"/>
+            </w:pPr>
+            <w:r>
+              <w:rPr>
+                <w:b/>
+              </w:rPr>
+              <w:t>Attribute</w:t>
+            </w:r>
+          </w:p>
+        </w:tc>
+        <w:tc>
+          <w:tcPr>
+            <w:tcW w:type="dxa" w:w="6460"/>
+            <w:tcMar>
+              <w:top w:w="120" w:type="dxa"/>
+              <w:start w:w="180" w:type="dxa"/>
+              <w:bottom w:w="120" w:type="dxa"/>
+              <w:end w:w="180" w:type="dxa"/>
+            </w:tcMar>
+            <w:vAlign w:val="center"/>
+          </w:tcPr>
+          <w:p>
+            <w:pPr>
+              <w:spacing w:before="0" w:after="0"/>
+              <w:jc w:val="center"/>
+            </w:pPr>
+            <w:r>
+              <w:rPr>
+                <w:b/>
+              </w:rPr>
+              <w:t>Value</w:t>
+            </w:r>
+          </w:p>
+        </w:tc>
+      </w:tr>
+      <w:tr>
+        <w:tc>
+          <w:tcPr>
+            <w:tcW w:type="dxa" w:w="2900"/>
+            <w:tcMar>
+              <w:top w:w="120" w:type="dxa"/>
+              <w:start w:w="180" w:type="dxa"/>
+              <w:bottom w:w="120" w:type="dxa"/>
+              <w:end w:w="180" w:type="dxa"/>
+            </w:tcMar>
+            <w:vAlign w:val="center"/>
+          </w:tcPr>
+          <w:p>
+            <w:pPr>
+              <w:spacing w:before="0" w:after="0"/>
+            </w:pPr>
+            <w:r>
+              <w:t>Defect ID</w:t>
+            </w:r>
+          </w:p>
+        </w:tc>
+        <w:tc>
+          <w:tcPr>
+            <w:tcW w:type="dxa" w:w="6460"/>
+            <w:tcMar>
+              <w:top w:w="120" w:type="dxa"/>
+              <w:start w:w="180" w:type="dxa"/>
+              <w:bottom w:w="120" w:type="dxa"/>
+              <w:end w:w="180" w:type="dxa"/>
+            </w:tcMar>
+            <w:vAlign w:val="center"/>
+          </w:tcPr>
+          <w:p>
+            <w:pPr>
+              <w:spacing w:before="0" w:after="0"/>
+            </w:pPr>
+            <w:r>
+              <w:rPr>
+                <w:rFonts w:ascii="Roboto Mono" w:hAnsi="Roboto Mono"/>
+                <w:color w:val="188038"/>
+              </w:rPr>
+              <w:t>DEF-001</w:t>
+            </w:r>
+          </w:p>
+        </w:tc>
+      </w:tr>
+      <w:tr>
+        <w:tc>
+          <w:tcPr>
+            <w:tcW w:type="dxa" w:w="2900"/>
+            <w:tcMar>
+              <w:top w:w="120" w:type="dxa"/>
+              <w:start w:w="180" w:type="dxa"/>
+              <w:bottom w:w="120" w:type="dxa"/>
+              <w:end w:w="180" w:type="dxa"/>
+            </w:tcMar>
+            <w:vAlign w:val="center"/>
+          </w:tcPr>
+          <w:p>
+            <w:pPr>
+              <w:spacing w:before="0" w:after="0"/>
+            </w:pPr>
+            <w:r>
+              <w:t>Defect type</w:t>
+            </w:r>
+          </w:p>
+        </w:tc>
+        <w:tc>
+          <w:tcPr>
+            <w:tcW w:type="dxa" w:w="6460"/>
+            <w:tcMar>
+              <w:top w:w="120" w:type="dxa"/>
+              <w:start w:w="180" w:type="dxa"/>
+              <w:bottom w:w="120" w:type="dxa"/>
+              <w:end w:w="180" w:type="dxa"/>
+            </w:tcMar>
+            <w:vAlign w:val="center"/>
+          </w:tcPr>
+          <w:p>
+            <w:pPr>
+              <w:spacing w:before="0" w:after="0"/>
+            </w:pPr>
+            <w:r>
+              <w:rPr>
+                <w:rFonts w:ascii="Roboto Mono" w:hAnsi="Roboto Mono"/>
+                <w:color w:val="188038"/>
+              </w:rPr>
+              <w:t>Incorrect configured network-topology connection</w:t>
+            </w:r>
+          </w:p>
+        </w:tc>
+      </w:tr>
+      <w:tr>
+        <w:tc>
+          <w:tcPr>
+            <w:tcW w:type="dxa" w:w="2900"/>
+            <w:tcMar>
+              <w:top w:w="120" w:type="dxa"/>
+              <w:start w:w="180" w:type="dxa"/>
+              <w:bottom w:w="120" w:type="dxa"/>
+              <w:end w:w="180" w:type="dxa"/>
+            </w:tcMar>
+            <w:vAlign w:val="center"/>
+          </w:tcPr>
+          <w:p>
+            <w:pPr>
+              <w:spacing w:before="0" w:after="0"/>
+            </w:pPr>
+            <w:r>
+              <w:t>Affected configuration</w:t>
+            </w:r>
+          </w:p>
+        </w:tc>
+        <w:tc>
+          <w:tcPr>
+            <w:tcW w:type="dxa" w:w="6460"/>
+            <w:tcMar>
+              <w:top w:w="120" w:type="dxa"/>
+              <w:start w:w="180" w:type="dxa"/>
+              <w:bottom w:w="120" w:type="dxa"/>
+              <w:end w:w="180" w:type="dxa"/>
+            </w:tcMar>
+            <w:vAlign w:val="center"/>
+          </w:tcPr>
+          <w:p>
+            <w:pPr>
+              <w:spacing w:before="0" w:after="0"/>
+            </w:pPr>
+            <w:r>
+              <w:rPr>
+                <w:rFonts w:ascii="Roboto Mono" w:hAnsi="Roboto Mono"/>
+                <w:color w:val="188038"/>
+              </w:rPr>
+              <w:t>Network Configuration v1.0</w:t>
+            </w:r>
+          </w:p>
+        </w:tc>
+      </w:tr>
+      <w:tr>
+        <w:tc>
+          <w:tcPr>
+            <w:tcW w:type="dxa" w:w="2900"/>
+            <w:tcMar>
+              <w:top w:w="120" w:type="dxa"/>
+              <w:start w:w="180" w:type="dxa"/>
+              <w:bottom w:w="120" w:type="dxa"/>
+              <w:end w:w="180" w:type="dxa"/>
+            </w:tcMar>
+            <w:vAlign w:val="center"/>
+          </w:tcPr>
+          <w:p>
+            <w:pPr>
+              <w:spacing w:before="0" w:after="0"/>
+            </w:pPr>
+            <w:r>
+              <w:t>Affected asset</w:t>
+            </w:r>
+          </w:p>
+        </w:tc>
+        <w:tc>
+          <w:tcPr>
+            <w:tcW w:type="dxa" w:w="6460"/>
+            <w:tcMar>
+              <w:top w:w="120" w:type="dxa"/>
+              <w:start w:w="180" w:type="dxa"/>
+              <w:bottom w:w="120" w:type="dxa"/>
+              <w:end w:w="180" w:type="dxa"/>
+            </w:tcMar>
+            <w:vAlign w:val="center"/>
+          </w:tcPr>
+          <w:p>
+            <w:pPr>
+              <w:spacing w:before="0" w:after="0"/>
+            </w:pPr>
+            <w:r>
+              <w:rPr>
+                <w:rFonts w:ascii="Roboto Mono" w:hAnsi="Roboto Mono"/>
+                <w:color w:val="188038"/>
+              </w:rPr>
+              <w:t>SW-A23</w:t>
+            </w:r>
+          </w:p>
+        </w:tc>
+      </w:tr>
+      <w:tr>
+        <w:tc>
+          <w:tcPr>
+            <w:tcW w:type="dxa" w:w="2900"/>
+            <w:tcMar>
+              <w:top w:w="120" w:type="dxa"/>
+              <w:start w:w="180" w:type="dxa"/>
+              <w:bottom w:w="120" w:type="dxa"/>
+              <w:end w:w="180" w:type="dxa"/>
+            </w:tcMar>
+            <w:vAlign w:val="center"/>
+          </w:tcPr>
+          <w:p>
+            <w:pPr>
+              <w:spacing w:before="0" w:after="0"/>
+            </w:pPr>
+            <w:r>
+              <w:t>Incorrect relationship</w:t>
+            </w:r>
+          </w:p>
+        </w:tc>
+        <w:tc>
+          <w:tcPr>
+            <w:tcW w:type="dxa" w:w="6460"/>
+            <w:tcMar>
+              <w:top w:w="120" w:type="dxa"/>
+              <w:start w:w="180" w:type="dxa"/>
+              <w:bottom w:w="120" w:type="dxa"/>
+              <w:end w:w="180" w:type="dxa"/>
+            </w:tcMar>
+            <w:vAlign w:val="center"/>
+          </w:tcPr>
+          <w:p>
+            <w:pPr>
+              <w:spacing w:before="0" w:after="0"/>
+            </w:pPr>
+            <w:r>
+              <w:rPr>
+                <w:rFonts w:ascii="Roboto Mono" w:hAnsi="Roboto Mono"/>
+                <w:color w:val="188038"/>
+              </w:rPr>
+              <w:t>SEC-B3 ↔ SW-A23 ↔ SEC-A3</w:t>
+            </w:r>
+          </w:p>
+        </w:tc>
+      </w:tr>
+      <w:tr>
+        <w:tc>
+          <w:tcPr>
+            <w:tcW w:type="dxa" w:w="2900"/>
+            <w:tcMar>
+              <w:top w:w="120" w:type="dxa"/>
+              <w:start w:w="180" w:type="dxa"/>
+              <w:bottom w:w="120" w:type="dxa"/>
+              <w:end w:w="180" w:type="dxa"/>
+            </w:tcMar>
+            <w:vAlign w:val="center"/>
+          </w:tcPr>
+          <w:p>
+            <w:pPr>
+              <w:spacing w:before="0" w:after="0"/>
+            </w:pPr>
+            <w:r>
+              <w:t>Intended relationship</w:t>
+            </w:r>
+          </w:p>
+        </w:tc>
+        <w:tc>
+          <w:tcPr>
+            <w:tcW w:type="dxa" w:w="6460"/>
+            <w:tcMar>
+              <w:top w:w="120" w:type="dxa"/>
+              <w:start w:w="180" w:type="dxa"/>
+              <w:bottom w:w="120" w:type="dxa"/>
+              <w:end w:w="180" w:type="dxa"/>
+            </w:tcMar>
+            <w:vAlign w:val="center"/>
+          </w:tcPr>
+          <w:p>
+            <w:pPr>
+              <w:spacing w:before="0" w:after="0"/>
+            </w:pPr>
+            <w:r>
+              <w:rPr>
+                <w:rFonts w:ascii="Roboto Mono" w:hAnsi="Roboto Mono"/>
+                <w:color w:val="188038"/>
+              </w:rPr>
+              <w:t>SEC-A2 ↔ SW-A23 ↔ SEC-A3</w:t>
+            </w:r>
+          </w:p>
+        </w:tc>
+      </w:tr>
+      <w:tr>
+        <w:tc>
+          <w:tcPr>
+            <w:tcW w:type="dxa" w:w="2900"/>
+            <w:tcMar>
+              <w:top w:w="120" w:type="dxa"/>
+              <w:start w:w="180" w:type="dxa"/>
+              <w:bottom w:w="120" w:type="dxa"/>
+              <w:end w:w="180" w:type="dxa"/>
+            </w:tcMar>
+            <w:vAlign w:val="center"/>
+          </w:tcPr>
+          <w:p>
+            <w:pPr>
+              <w:spacing w:before="0" w:after="0"/>
+            </w:pPr>
+            <w:r>
+              <w:t>Primary validation reference</w:t>
+            </w:r>
+          </w:p>
+        </w:tc>
+        <w:tc>
+          <w:tcPr>
+            <w:tcW w:type="dxa" w:w="6460"/>
+            <w:tcMar>
+              <w:top w:w="120" w:type="dxa"/>
+              <w:start w:w="180" w:type="dxa"/>
+              <w:bottom w:w="120" w:type="dxa"/>
+              <w:end w:w="180" w:type="dxa"/>
+            </w:tcMar>
+            <w:vAlign w:val="center"/>
+          </w:tcPr>
+          <w:p>
+            <w:pPr>
+              <w:spacing w:before="0" w:after="0"/>
+            </w:pPr>
+            <w:r>
+              <w:rPr>
+                <w:rFonts w:ascii="Roboto Mono" w:hAnsi="Roboto Mono"/>
+                <w:color w:val="188038"/>
+              </w:rPr>
+              <w:t>VT-TOP-DEF-001</w:t>
+            </w:r>
+          </w:p>
+        </w:tc>
+      </w:tr>
+      <w:tr>
+        <w:tc>
+          <w:tcPr>
+            <w:tcW w:type="dxa" w:w="2900"/>
+            <w:tcMar>
+              <w:top w:w="120" w:type="dxa"/>
+              <w:start w:w="180" w:type="dxa"/>
+              <w:bottom w:w="120" w:type="dxa"/>
+              <w:end w:w="180" w:type="dxa"/>
+            </w:tcMar>
+            <w:vAlign w:val="center"/>
+          </w:tcPr>
+          <w:p>
+            <w:pPr>
+              <w:spacing w:before="0" w:after="0"/>
+            </w:pPr>
+            <w:r>
+              <w:t>Corrected configuration</w:t>
+            </w:r>
+          </w:p>
+        </w:tc>
+        <w:tc>
+          <w:tcPr>
+            <w:tcW w:type="dxa" w:w="6460"/>
+            <w:tcMar>
+              <w:top w:w="120" w:type="dxa"/>
+              <w:start w:w="180" w:type="dxa"/>
+              <w:bottom w:w="120" w:type="dxa"/>
+              <w:end w:w="180" w:type="dxa"/>
+            </w:tcMar>
+            <w:vAlign w:val="center"/>
+          </w:tcPr>
+          <w:p>
+            <w:pPr>
+              <w:spacing w:before="0" w:after="0"/>
+            </w:pPr>
+            <w:r>
+              <w:rPr>
+                <w:rFonts w:ascii="Roboto Mono" w:hAnsi="Roboto Mono"/>
+                <w:color w:val="188038"/>
+              </w:rPr>
+              <w:t>Network Configuration v1.1</w:t>
+            </w:r>
+          </w:p>
+        </w:tc>
+      </w:tr>
+    </w:tbl>
+    <w:p/>
+    <w:p>
+      <w:pPr/>
+      <w:r>
+        <w:t>The defect replaces the intended SEC-A2 endpoint of SW-A23 with SEC-B3. It does not add a second hidden connection: the intended SEC-A2-to-SW-A23 relationship is absent in v1.0.</w:t>
+      </w:r>
+    </w:p>
+    <w:p>
+      <w:pPr>
+        <w:pStyle w:val="Heading2"/>
+      </w:pPr>
+      <w:r>
+        <w:t>17.4 Network Configuration v1.0 — Defective</w:t>
+      </w:r>
+    </w:p>
+    <w:tbl>
+      <w:tblPr>
+        <w:tblW w:type="dxa" w:w="9360"/>
+        <w:tblLayout w:type="fixed"/>
+        <w:tblLook w:firstColumn="1" w:firstRow="1" w:lastColumn="0" w:lastRow="0" w:noHBand="0" w:noVBand="1" w:val="04A0"/>
+        <w:tblBorders>
+          <w:top w:val="single" w:sz="6" w:space="0" w:color="000000"/>
+          <w:start w:val="single" w:sz="6" w:space="0" w:color="000000"/>
+          <w:bottom w:val="single" w:sz="6" w:space="0" w:color="000000"/>
+          <w:end w:val="single" w:sz="6" w:space="0" w:color="000000"/>
+          <w:insideH w:val="single" w:sz="6" w:space="0" w:color="000000"/>
+          <w:insideV w:val="single" w:sz="6" w:space="0" w:color="000000"/>
+        </w:tblBorders>
+        <w:tblLayout w:type="fixed"/>
+      </w:tblPr>
+      <w:tblGrid>
+        <w:gridCol w:w="2600"/>
+        <w:gridCol w:w="2300"/>
+        <w:gridCol w:w="4460"/>
+      </w:tblGrid>
+      <w:tr>
+        <w:trPr>
+          <w:tblHeader w:val="true"/>
+        </w:trPr>
+        <w:tc>
+          <w:tcPr>
+            <w:tcW w:type="dxa" w:w="2600"/>
+            <w:tcMar>
+              <w:top w:w="120" w:type="dxa"/>
+              <w:start w:w="180" w:type="dxa"/>
+              <w:bottom w:w="120" w:type="dxa"/>
+              <w:end w:w="180" w:type="dxa"/>
+            </w:tcMar>
+            <w:vAlign w:val="center"/>
+          </w:tcPr>
+          <w:p>
+            <w:pPr>
+              <w:spacing w:before="0" w:after="0"/>
+              <w:jc w:val="center"/>
+            </w:pPr>
+            <w:r>
+              <w:rPr>
+                <w:b/>
+              </w:rPr>
+              <w:t>Configuration field</w:t>
+            </w:r>
+          </w:p>
+        </w:tc>
+        <w:tc>
+          <w:tcPr>
+            <w:tcW w:type="dxa" w:w="2300"/>
+            <w:tcMar>
+              <w:top w:w="120" w:type="dxa"/>
+              <w:start w:w="180" w:type="dxa"/>
+              <w:bottom w:w="120" w:type="dxa"/>
+              <w:end w:w="180" w:type="dxa"/>
+            </w:tcMar>
+            <w:vAlign w:val="center"/>
+          </w:tcPr>
+          <w:p>
+            <w:pPr>
+              <w:spacing w:before="0" w:after="0"/>
+              <w:jc w:val="center"/>
+            </w:pPr>
+            <w:r>
+              <w:rPr>
+                <w:b/>
+              </w:rPr>
+              <w:t>v1.0 value</w:t>
+            </w:r>
+          </w:p>
+        </w:tc>
+        <w:tc>
+          <w:tcPr>
+            <w:tcW w:type="dxa" w:w="4460"/>
+            <w:tcMar>
+              <w:top w:w="120" w:type="dxa"/>
+              <w:start w:w="180" w:type="dxa"/>
+              <w:bottom w:w="120" w:type="dxa"/>
+              <w:end w:w="180" w:type="dxa"/>
+            </w:tcMar>
+            <w:vAlign w:val="center"/>
+          </w:tcPr>
+          <w:p>
+            <w:pPr>
+              <w:spacing w:before="0" w:after="0"/>
+              <w:jc w:val="center"/>
+            </w:pPr>
+            <w:r>
+              <w:rPr>
+                <w:b/>
+              </w:rPr>
+              <w:t>Engineering consequence</w:t>
+            </w:r>
+          </w:p>
+        </w:tc>
+      </w:tr>
+      <w:tr>
+        <w:tc>
+          <w:tcPr>
+            <w:tcW w:type="dxa" w:w="2600"/>
+            <w:tcMar>
+              <w:top w:w="120" w:type="dxa"/>
+              <w:start w:w="180" w:type="dxa"/>
+              <w:bottom w:w="120" w:type="dxa"/>
+              <w:end w:w="180" w:type="dxa"/>
+            </w:tcMar>
+            <w:vAlign w:val="center"/>
+          </w:tcPr>
+          <w:p>
+            <w:pPr>
+              <w:spacing w:before="0" w:after="0"/>
+            </w:pPr>
+            <w:r>
+              <w:t>SW-A23 endpoint 1</w:t>
+            </w:r>
+          </w:p>
+        </w:tc>
+        <w:tc>
+          <w:tcPr>
+            <w:tcW w:type="dxa" w:w="2300"/>
+            <w:tcMar>
+              <w:top w:w="120" w:type="dxa"/>
+              <w:start w:w="180" w:type="dxa"/>
+              <w:bottom w:w="120" w:type="dxa"/>
+              <w:end w:w="180" w:type="dxa"/>
+            </w:tcMar>
+            <w:vAlign w:val="center"/>
+          </w:tcPr>
+          <w:p>
+            <w:pPr>
+              <w:spacing w:before="0" w:after="0"/>
+            </w:pPr>
+            <w:r>
+              <w:rPr>
+                <w:rFonts w:ascii="Roboto Mono" w:hAnsi="Roboto Mono"/>
+                <w:color w:val="188038"/>
+              </w:rPr>
+              <w:t>SEC-B3</w:t>
+            </w:r>
+          </w:p>
+        </w:tc>
+        <w:tc>
+          <w:tcPr>
+            <w:tcW w:type="dxa" w:w="4460"/>
+            <w:tcMar>
+              <w:top w:w="120" w:type="dxa"/>
+              <w:start w:w="180" w:type="dxa"/>
+              <w:bottom w:w="120" w:type="dxa"/>
+              <w:end w:w="180" w:type="dxa"/>
+            </w:tcMar>
+            <w:vAlign w:val="center"/>
+          </w:tcPr>
+          <w:p>
+            <w:pPr>
+              <w:spacing w:before="0" w:after="0"/>
+            </w:pPr>
+            <w:r>
+              <w:t>Creates an unintended closed path from FDR-B into SEC-A3.</w:t>
+            </w:r>
+          </w:p>
+        </w:tc>
+      </w:tr>
+      <w:tr>
+        <w:tc>
+          <w:tcPr>
+            <w:tcW w:type="dxa" w:w="2600"/>
+            <w:tcMar>
+              <w:top w:w="120" w:type="dxa"/>
+              <w:start w:w="180" w:type="dxa"/>
+              <w:bottom w:w="120" w:type="dxa"/>
+              <w:end w:w="180" w:type="dxa"/>
+            </w:tcMar>
+            <w:vAlign w:val="center"/>
+          </w:tcPr>
+          <w:p>
+            <w:pPr>
+              <w:spacing w:before="0" w:after="0"/>
+            </w:pPr>
+            <w:r>
+              <w:t>SW-A23 endpoint 2</w:t>
+            </w:r>
+          </w:p>
+        </w:tc>
+        <w:tc>
+          <w:tcPr>
+            <w:tcW w:type="dxa" w:w="2300"/>
+            <w:tcMar>
+              <w:top w:w="120" w:type="dxa"/>
+              <w:start w:w="180" w:type="dxa"/>
+              <w:bottom w:w="120" w:type="dxa"/>
+              <w:end w:w="180" w:type="dxa"/>
+            </w:tcMar>
+            <w:vAlign w:val="center"/>
+          </w:tcPr>
+          <w:p>
+            <w:pPr>
+              <w:spacing w:before="0" w:after="0"/>
+            </w:pPr>
+            <w:r>
+              <w:rPr>
+                <w:rFonts w:ascii="Roboto Mono" w:hAnsi="Roboto Mono"/>
+                <w:color w:val="188038"/>
+              </w:rPr>
+              <w:t>SEC-A3</w:t>
+            </w:r>
+          </w:p>
+        </w:tc>
+        <w:tc>
+          <w:tcPr>
+            <w:tcW w:type="dxa" w:w="4460"/>
+            <w:tcMar>
+              <w:top w:w="120" w:type="dxa"/>
+              <w:start w:w="180" w:type="dxa"/>
+              <w:bottom w:w="120" w:type="dxa"/>
+              <w:end w:w="180" w:type="dxa"/>
+            </w:tcMar>
+            <w:vAlign w:val="center"/>
+          </w:tcPr>
+          <w:p>
+            <w:pPr>
+              <w:spacing w:before="0" w:after="0"/>
+            </w:pPr>
+            <w:r>
+              <w:t>Retains connection to the healthy downstream FDR-A portion.</w:t>
+            </w:r>
+          </w:p>
+        </w:tc>
+      </w:tr>
+      <w:tr>
+        <w:tc>
+          <w:tcPr>
+            <w:tcW w:type="dxa" w:w="2600"/>
+            <w:tcMar>
+              <w:top w:w="120" w:type="dxa"/>
+              <w:start w:w="180" w:type="dxa"/>
+              <w:bottom w:w="120" w:type="dxa"/>
+              <w:end w:w="180" w:type="dxa"/>
+            </w:tcMar>
+            <w:vAlign w:val="center"/>
+          </w:tcPr>
+          <w:p>
+            <w:pPr>
+              <w:spacing w:before="0" w:after="0"/>
+            </w:pPr>
+            <w:r>
+              <w:t>SW-A23 normal/current state at reset</w:t>
+            </w:r>
+          </w:p>
+        </w:tc>
+        <w:tc>
+          <w:tcPr>
+            <w:tcW w:type="dxa" w:w="2300"/>
+            <w:tcMar>
+              <w:top w:w="120" w:type="dxa"/>
+              <w:start w:w="180" w:type="dxa"/>
+              <w:bottom w:w="120" w:type="dxa"/>
+              <w:end w:w="180" w:type="dxa"/>
+            </w:tcMar>
+            <w:vAlign w:val="center"/>
+          </w:tcPr>
+          <w:p>
+            <w:pPr>
+              <w:spacing w:before="0" w:after="0"/>
+            </w:pPr>
+            <w:r>
+              <w:rPr>
+                <w:rFonts w:ascii="Roboto Mono" w:hAnsi="Roboto Mono"/>
+                <w:color w:val="188038"/>
+              </w:rPr>
+              <w:t>CLOSED</w:t>
+            </w:r>
+          </w:p>
+        </w:tc>
+        <w:tc>
+          <w:tcPr>
+            <w:tcW w:type="dxa" w:w="4460"/>
+            <w:tcMar>
+              <w:top w:w="120" w:type="dxa"/>
+              <w:start w:w="180" w:type="dxa"/>
+              <w:bottom w:w="120" w:type="dxa"/>
+              <w:end w:w="180" w:type="dxa"/>
+            </w:tcMar>
+            <w:vAlign w:val="center"/>
+          </w:tcPr>
+          <w:p>
+            <w:pPr>
+              <w:spacing w:before="0" w:after="0"/>
+            </w:pPr>
+            <w:r>
+              <w:t>The incorrect cross-feeder path is active when the scenario starts.</w:t>
+            </w:r>
+          </w:p>
+        </w:tc>
+      </w:tr>
+      <w:tr>
+        <w:tc>
+          <w:tcPr>
+            <w:tcW w:type="dxa" w:w="2600"/>
+            <w:tcMar>
+              <w:top w:w="120" w:type="dxa"/>
+              <w:start w:w="180" w:type="dxa"/>
+              <w:bottom w:w="120" w:type="dxa"/>
+              <w:end w:w="180" w:type="dxa"/>
+            </w:tcMar>
+            <w:vAlign w:val="center"/>
+          </w:tcPr>
+          <w:p>
+            <w:pPr>
+              <w:spacing w:before="0" w:after="0"/>
+            </w:pPr>
+            <w:r>
+              <w:t>SEC-A2 downstream relationship</w:t>
+            </w:r>
+          </w:p>
+        </w:tc>
+        <w:tc>
+          <w:tcPr>
+            <w:tcW w:type="dxa" w:w="2300"/>
+            <w:tcMar>
+              <w:top w:w="120" w:type="dxa"/>
+              <w:start w:w="180" w:type="dxa"/>
+              <w:bottom w:w="120" w:type="dxa"/>
+              <w:end w:w="180" w:type="dxa"/>
+            </w:tcMar>
+            <w:vAlign w:val="center"/>
+          </w:tcPr>
+          <w:p>
+            <w:pPr>
+              <w:spacing w:before="0" w:after="0"/>
+            </w:pPr>
+            <w:r>
+              <w:rPr>
+                <w:rFonts w:ascii="Roboto Mono" w:hAnsi="Roboto Mono"/>
+                <w:color w:val="188038"/>
+              </w:rPr>
+              <w:t>No connection to SW-A23</w:t>
+            </w:r>
+          </w:p>
+        </w:tc>
+        <w:tc>
+          <w:tcPr>
+            <w:tcW w:type="dxa" w:w="4460"/>
+            <w:tcMar>
+              <w:top w:w="120" w:type="dxa"/>
+              <w:start w:w="180" w:type="dxa"/>
+              <w:bottom w:w="120" w:type="dxa"/>
+              <w:end w:w="180" w:type="dxa"/>
+            </w:tcMar>
+            <w:vAlign w:val="center"/>
+          </w:tcPr>
+          <w:p>
+            <w:pPr>
+              <w:spacing w:before="0" w:after="0"/>
+            </w:pPr>
+            <w:r>
+              <w:t>Breaks the intended FDR-A A2-to-A3 sequence.</w:t>
+            </w:r>
+          </w:p>
+        </w:tc>
+      </w:tr>
+    </w:tbl>
+    <w:p/>
+    <w:p>
+      <w:pPr/>
+      <w:r>
+        <w:t>With BRK-A and BRK-B CLOSED and TS-01 OPEN, v1.0 still derives all eight sections as ENERGISED. The defect is therefore not exposed by a simple green/red normal-state energisation view.</w:t>
+      </w:r>
+    </w:p>
+    <w:p>
+      <w:pPr/>
+      <w:r>
+        <w:t>However, the source paths are wrong:</w:t>
+      </w:r>
+    </w:p>
+    <w:p>
+      <w:pPr>
+        <w:numPr>
+          <w:ilvl w:val="0"/>
+          <w:numId w:val="5"/>
+        </w:numPr>
+      </w:pPr>
+      <w:r>
+        <w:t>SEC-A1 and SEC-A2 are supplied from FDR-A.</w:t>
+      </w:r>
+    </w:p>
+    <w:p>
+      <w:pPr>
+        <w:numPr>
+          <w:ilvl w:val="0"/>
+          <w:numId w:val="5"/>
+        </w:numPr>
+      </w:pPr>
+      <w:r>
+        <w:t>SEC-A3 and SEC-A4 are supplied from FDR-B through SEC-B3 → SW-A23 → SEC-A3 → SW-A34 → SEC-A4.</w:t>
+      </w:r>
+    </w:p>
+    <w:p>
+      <w:pPr>
+        <w:numPr>
+          <w:ilvl w:val="0"/>
+          <w:numId w:val="5"/>
+        </w:numPr>
+      </w:pPr>
+      <w:r>
+        <w:t>The effective supplied load attributed to FDR-A is 1.70 MW for SEC-A1 and SEC-A2.</w:t>
+      </w:r>
+    </w:p>
+    <w:p>
+      <w:pPr>
+        <w:numPr>
+          <w:ilvl w:val="0"/>
+          <w:numId w:val="5"/>
+        </w:numPr>
+      </w:pPr>
+      <w:r>
+        <w:t>The effective supplied load attributed to FDR-B is 5.70 MW: its normal 4.20 MW plus SEC-A3 and SEC-A4 at 1.50 MW.</w:t>
+      </w:r>
+    </w:p>
+    <w:p>
+      <w:pPr/>
+      <w:r>
+        <w:t>The v1.0 topology remains a tree rather than creating an energised loop because the intended SEC-A2-to-SEC-A3 edge is missing and TS-01 remains OPEN. This makes the defect plausible and latent: every section is energised, but two sections have the wrong source path.</w:t>
+      </w:r>
+    </w:p>
+    <w:p>
+      <w:pPr>
+        <w:pStyle w:val="Heading2"/>
+      </w:pPr>
+      <w:r>
+        <w:t>17.5 Defective Post-Trip Derivation</w:t>
+      </w:r>
+    </w:p>
+    <w:p>
+      <w:pPr/>
+      <w:r>
+        <w:t>VT-TOP-DEF-001 starts from the controlled N0 conditions, loads Network Configuration v1.0, applies the SEC-A2 fault and observes the state after BRK-A opens.</w:t>
+      </w:r>
+    </w:p>
+    <w:p>
+      <w:pPr/>
+      <w:r>
+        <w:t>The initiating SCADA evidence remains correct: BRK-A = OPEN, quality GOOD and timestamp fresh. The normal topology algorithm then processes the defective connectivity without any special-case fault code.</w:t>
+      </w:r>
+    </w:p>
+    <w:p>
+      <w:pPr/>
+      <w:r>
+        <w:t>Under v1.0, BRK-A opening removes the source path to SEC-A1 and SEC-A2. It does not remove the unintended FDR-B path to SEC-A3 and SEC-A4. The observed derived state is therefore:</w:t>
+      </w:r>
+    </w:p>
+    <w:p>
+      <w:pPr>
+        <w:numPr>
+          <w:ilvl w:val="0"/>
+          <w:numId w:val="5"/>
+        </w:numPr>
+      </w:pPr>
+      <w:r>
+        <w:t>SEC-A1 = DE-ENERGISED.</w:t>
+      </w:r>
+    </w:p>
+    <w:p>
+      <w:pPr>
+        <w:numPr>
+          <w:ilvl w:val="0"/>
+          <w:numId w:val="5"/>
+        </w:numPr>
+      </w:pPr>
+      <w:r>
+        <w:t>SEC-A2 = FAULTED and DE-ENERGISED.</w:t>
+      </w:r>
+    </w:p>
+    <w:p>
+      <w:pPr>
+        <w:numPr>
+          <w:ilvl w:val="0"/>
+          <w:numId w:val="5"/>
+        </w:numPr>
+      </w:pPr>
+      <w:r>
+        <w:t>SEC-A3 = ENERGISED from FDR-B.</w:t>
+      </w:r>
+    </w:p>
+    <w:p>
+      <w:pPr>
+        <w:numPr>
+          <w:ilvl w:val="0"/>
+          <w:numId w:val="5"/>
+        </w:numPr>
+      </w:pPr>
+      <w:r>
+        <w:t>SEC-A4 = ENERGISED from FDR-B.</w:t>
+      </w:r>
+    </w:p>
+    <w:p>
+      <w:pPr>
+        <w:numPr>
+          <w:ilvl w:val="0"/>
+          <w:numId w:val="5"/>
+        </w:numPr>
+      </w:pPr>
+      <w:r>
+        <w:t>SEC-B1 to SEC-B4 = ENERGISED from FDR-B.</w:t>
+      </w:r>
+    </w:p>
+    <w:p>
+      <w:pPr>
+        <w:pStyle w:val="Heading2"/>
+      </w:pPr>
+      <w:r>
+        <w:t>17.6 Expected Versus Defective Result</w:t>
+      </w:r>
+    </w:p>
+    <w:tbl>
+      <w:tblPr>
+        <w:tblW w:type="dxa" w:w="9360"/>
+        <w:tblLayout w:type="fixed"/>
+        <w:tblLook w:firstColumn="1" w:firstRow="1" w:lastColumn="0" w:lastRow="0" w:noHBand="0" w:noVBand="1" w:val="04A0"/>
+        <w:tblBorders>
+          <w:top w:val="single" w:sz="6" w:space="0" w:color="000000"/>
+          <w:start w:val="single" w:sz="6" w:space="0" w:color="000000"/>
+          <w:bottom w:val="single" w:sz="6" w:space="0" w:color="000000"/>
+          <w:end w:val="single" w:sz="6" w:space="0" w:color="000000"/>
+          <w:insideH w:val="single" w:sz="6" w:space="0" w:color="000000"/>
+          <w:insideV w:val="single" w:sz="6" w:space="0" w:color="000000"/>
+        </w:tblBorders>
+        <w:tblLayout w:type="fixed"/>
+      </w:tblPr>
+      <w:tblGrid>
+        <w:gridCol w:w="1900"/>
+        <w:gridCol w:w="2700"/>
+        <w:gridCol w:w="2700"/>
+        <w:gridCol w:w="2060"/>
+      </w:tblGrid>
+      <w:tr>
+        <w:trPr>
+          <w:tblHeader w:val="true"/>
+        </w:trPr>
+        <w:tc>
+          <w:tcPr>
+            <w:tcW w:type="dxa" w:w="1900"/>
+            <w:tcMar>
+              <w:top w:w="120" w:type="dxa"/>
+              <w:start w:w="180" w:type="dxa"/>
+              <w:bottom w:w="120" w:type="dxa"/>
+              <w:end w:w="180" w:type="dxa"/>
+            </w:tcMar>
+            <w:vAlign w:val="center"/>
+          </w:tcPr>
+          <w:p>
+            <w:pPr>
+              <w:spacing w:before="0" w:after="0"/>
+              <w:jc w:val="center"/>
+            </w:pPr>
+            <w:r>
+              <w:rPr>
+                <w:b/>
+              </w:rPr>
+              <w:t>Measure</w:t>
+            </w:r>
+          </w:p>
+        </w:tc>
+        <w:tc>
+          <w:tcPr>
+            <w:tcW w:type="dxa" w:w="2700"/>
+            <w:tcMar>
+              <w:top w:w="120" w:type="dxa"/>
+              <w:start w:w="180" w:type="dxa"/>
+              <w:bottom w:w="120" w:type="dxa"/>
+              <w:end w:w="180" w:type="dxa"/>
+            </w:tcMar>
+            <w:vAlign w:val="center"/>
+          </w:tcPr>
+          <w:p>
+            <w:pPr>
+              <w:spacing w:before="0" w:after="0"/>
+              <w:jc w:val="center"/>
+            </w:pPr>
+            <w:r>
+              <w:rPr>
+                <w:b/>
+              </w:rPr>
+              <w:t>Expected — intended connectivity</w:t>
+            </w:r>
+          </w:p>
+        </w:tc>
+        <w:tc>
+          <w:tcPr>
+            <w:tcW w:type="dxa" w:w="2700"/>
+            <w:tcMar>
+              <w:top w:w="120" w:type="dxa"/>
+              <w:start w:w="180" w:type="dxa"/>
+              <w:bottom w:w="120" w:type="dxa"/>
+              <w:end w:w="180" w:type="dxa"/>
+            </w:tcMar>
+            <w:vAlign w:val="center"/>
+          </w:tcPr>
+          <w:p>
+            <w:pPr>
+              <w:spacing w:before="0" w:after="0"/>
+              <w:jc w:val="center"/>
+            </w:pPr>
+            <w:r>
+              <w:rPr>
+                <w:b/>
+              </w:rPr>
+              <w:t>Observed — v1.0</w:t>
+            </w:r>
+          </w:p>
+        </w:tc>
+        <w:tc>
+          <w:tcPr>
+            <w:tcW w:type="dxa" w:w="2060"/>
+            <w:tcMar>
+              <w:top w:w="120" w:type="dxa"/>
+              <w:start w:w="180" w:type="dxa"/>
+              <w:bottom w:w="120" w:type="dxa"/>
+              <w:end w:w="180" w:type="dxa"/>
+            </w:tcMar>
+            <w:vAlign w:val="center"/>
+          </w:tcPr>
+          <w:p>
+            <w:pPr>
+              <w:spacing w:before="0" w:after="0"/>
+              <w:jc w:val="center"/>
+            </w:pPr>
+            <w:r>
+              <w:rPr>
+                <w:b/>
+              </w:rPr>
+              <w:t>Variance</w:t>
+            </w:r>
+          </w:p>
+        </w:tc>
+      </w:tr>
+      <w:tr>
+        <w:tc>
+          <w:tcPr>
+            <w:tcW w:type="dxa" w:w="1900"/>
+            <w:tcMar>
+              <w:top w:w="120" w:type="dxa"/>
+              <w:start w:w="180" w:type="dxa"/>
+              <w:bottom w:w="120" w:type="dxa"/>
+              <w:end w:w="180" w:type="dxa"/>
+            </w:tcMar>
+            <w:vAlign w:val="center"/>
+          </w:tcPr>
+          <w:p>
+            <w:pPr>
+              <w:spacing w:before="0" w:after="0"/>
+            </w:pPr>
+            <w:r>
+              <w:rPr>
+                <w:rFonts w:ascii="Roboto Mono" w:hAnsi="Roboto Mono"/>
+                <w:color w:val="188038"/>
+              </w:rPr>
+              <w:t>SEC-A1</w:t>
+            </w:r>
+          </w:p>
+        </w:tc>
+        <w:tc>
+          <w:tcPr>
+            <w:tcW w:type="dxa" w:w="2700"/>
+            <w:tcMar>
+              <w:top w:w="120" w:type="dxa"/>
+              <w:start w:w="180" w:type="dxa"/>
+              <w:bottom w:w="120" w:type="dxa"/>
+              <w:end w:w="180" w:type="dxa"/>
+            </w:tcMar>
+            <w:vAlign w:val="center"/>
+          </w:tcPr>
+          <w:p>
+            <w:pPr>
+              <w:spacing w:before="0" w:after="0"/>
+            </w:pPr>
+            <w:r>
+              <w:t>DE-ENERGISED</w:t>
+            </w:r>
+          </w:p>
+        </w:tc>
+        <w:tc>
+          <w:tcPr>
+            <w:tcW w:type="dxa" w:w="2700"/>
+            <w:tcMar>
+              <w:top w:w="120" w:type="dxa"/>
+              <w:start w:w="180" w:type="dxa"/>
+              <w:bottom w:w="120" w:type="dxa"/>
+              <w:end w:w="180" w:type="dxa"/>
+            </w:tcMar>
+            <w:vAlign w:val="center"/>
+          </w:tcPr>
+          <w:p>
+            <w:pPr>
+              <w:spacing w:before="0" w:after="0"/>
+            </w:pPr>
+            <w:r>
+              <w:t>DE-ENERGISED</w:t>
+            </w:r>
+          </w:p>
+        </w:tc>
+        <w:tc>
+          <w:tcPr>
+            <w:tcW w:type="dxa" w:w="2060"/>
+            <w:tcMar>
+              <w:top w:w="120" w:type="dxa"/>
+              <w:start w:w="180" w:type="dxa"/>
+              <w:bottom w:w="120" w:type="dxa"/>
+              <w:end w:w="180" w:type="dxa"/>
+            </w:tcMar>
+            <w:vAlign w:val="center"/>
+          </w:tcPr>
+          <w:p>
+            <w:pPr>
+              <w:spacing w:before="0" w:after="0"/>
+            </w:pPr>
+            <w:r>
+              <w:t>None</w:t>
+            </w:r>
+          </w:p>
+        </w:tc>
+      </w:tr>
+      <w:tr>
+        <w:tc>
+          <w:tcPr>
+            <w:tcW w:type="dxa" w:w="1900"/>
+            <w:tcMar>
+              <w:top w:w="120" w:type="dxa"/>
+              <w:start w:w="180" w:type="dxa"/>
+              <w:bottom w:w="120" w:type="dxa"/>
+              <w:end w:w="180" w:type="dxa"/>
+            </w:tcMar>
+            <w:vAlign w:val="center"/>
+          </w:tcPr>
+          <w:p>
+            <w:pPr>
+              <w:spacing w:before="0" w:after="0"/>
+            </w:pPr>
+            <w:r>
+              <w:rPr>
+                <w:rFonts w:ascii="Roboto Mono" w:hAnsi="Roboto Mono"/>
+                <w:color w:val="188038"/>
+              </w:rPr>
+              <w:t>SEC-A2</w:t>
+            </w:r>
+          </w:p>
+        </w:tc>
+        <w:tc>
+          <w:tcPr>
+            <w:tcW w:type="dxa" w:w="2700"/>
+            <w:tcMar>
+              <w:top w:w="120" w:type="dxa"/>
+              <w:start w:w="180" w:type="dxa"/>
+              <w:bottom w:w="120" w:type="dxa"/>
+              <w:end w:w="180" w:type="dxa"/>
+            </w:tcMar>
+            <w:vAlign w:val="center"/>
+          </w:tcPr>
+          <w:p>
+            <w:pPr>
+              <w:spacing w:before="0" w:after="0"/>
+            </w:pPr>
+            <w:r>
+              <w:t>FAULTED / DE-ENERGISED</w:t>
+            </w:r>
+          </w:p>
+        </w:tc>
+        <w:tc>
+          <w:tcPr>
+            <w:tcW w:type="dxa" w:w="2700"/>
+            <w:tcMar>
+              <w:top w:w="120" w:type="dxa"/>
+              <w:start w:w="180" w:type="dxa"/>
+              <w:bottom w:w="120" w:type="dxa"/>
+              <w:end w:w="180" w:type="dxa"/>
+            </w:tcMar>
+            <w:vAlign w:val="center"/>
+          </w:tcPr>
+          <w:p>
+            <w:pPr>
+              <w:spacing w:before="0" w:after="0"/>
+            </w:pPr>
+            <w:r>
+              <w:t>FAULTED / DE-ENERGISED</w:t>
+            </w:r>
+          </w:p>
+        </w:tc>
+        <w:tc>
+          <w:tcPr>
+            <w:tcW w:type="dxa" w:w="2060"/>
+            <w:tcMar>
+              <w:top w:w="120" w:type="dxa"/>
+              <w:start w:w="180" w:type="dxa"/>
+              <w:bottom w:w="120" w:type="dxa"/>
+              <w:end w:w="180" w:type="dxa"/>
+            </w:tcMar>
+            <w:vAlign w:val="center"/>
+          </w:tcPr>
+          <w:p>
+            <w:pPr>
+              <w:spacing w:before="0" w:after="0"/>
+            </w:pPr>
+            <w:r>
+              <w:t>None</w:t>
+            </w:r>
+          </w:p>
+        </w:tc>
+      </w:tr>
+      <w:tr>
+        <w:tc>
+          <w:tcPr>
+            <w:tcW w:type="dxa" w:w="1900"/>
+            <w:tcMar>
+              <w:top w:w="120" w:type="dxa"/>
+              <w:start w:w="180" w:type="dxa"/>
+              <w:bottom w:w="120" w:type="dxa"/>
+              <w:end w:w="180" w:type="dxa"/>
+            </w:tcMar>
+            <w:vAlign w:val="center"/>
+          </w:tcPr>
+          <w:p>
+            <w:pPr>
+              <w:spacing w:before="0" w:after="0"/>
+            </w:pPr>
+            <w:r>
+              <w:rPr>
+                <w:rFonts w:ascii="Roboto Mono" w:hAnsi="Roboto Mono"/>
+                <w:color w:val="188038"/>
+              </w:rPr>
+              <w:t>SEC-A3</w:t>
+            </w:r>
+          </w:p>
+        </w:tc>
+        <w:tc>
+          <w:tcPr>
+            <w:tcW w:type="dxa" w:w="2700"/>
+            <w:tcMar>
+              <w:top w:w="120" w:type="dxa"/>
+              <w:start w:w="180" w:type="dxa"/>
+              <w:bottom w:w="120" w:type="dxa"/>
+              <w:end w:w="180" w:type="dxa"/>
+            </w:tcMar>
+            <w:vAlign w:val="center"/>
+          </w:tcPr>
+          <w:p>
+            <w:pPr>
+              <w:spacing w:before="0" w:after="0"/>
+            </w:pPr>
+            <w:r>
+              <w:t>DE-ENERGISED</w:t>
+            </w:r>
+          </w:p>
+        </w:tc>
+        <w:tc>
+          <w:tcPr>
+            <w:tcW w:type="dxa" w:w="2700"/>
+            <w:tcMar>
+              <w:top w:w="120" w:type="dxa"/>
+              <w:start w:w="180" w:type="dxa"/>
+              <w:bottom w:w="120" w:type="dxa"/>
+              <w:end w:w="180" w:type="dxa"/>
+            </w:tcMar>
+            <w:vAlign w:val="center"/>
+          </w:tcPr>
+          <w:p>
+            <w:pPr>
+              <w:spacing w:before="0" w:after="0"/>
+            </w:pPr>
+            <w:r>
+              <w:t>ENERGISED from FDR-B</w:t>
+            </w:r>
+          </w:p>
+        </w:tc>
+        <w:tc>
+          <w:tcPr>
+            <w:tcW w:type="dxa" w:w="2060"/>
+            <w:tcMar>
+              <w:top w:w="120" w:type="dxa"/>
+              <w:start w:w="180" w:type="dxa"/>
+              <w:bottom w:w="120" w:type="dxa"/>
+              <w:end w:w="180" w:type="dxa"/>
+            </w:tcMar>
+            <w:vAlign w:val="center"/>
+          </w:tcPr>
+          <w:p>
+            <w:pPr>
+              <w:spacing w:before="0" w:after="0"/>
+            </w:pPr>
+            <w:r>
+              <w:t>Incorrectly energised</w:t>
+            </w:r>
+          </w:p>
+        </w:tc>
+      </w:tr>
+      <w:tr>
+        <w:tc>
+          <w:tcPr>
+            <w:tcW w:type="dxa" w:w="1900"/>
+            <w:tcMar>
+              <w:top w:w="120" w:type="dxa"/>
+              <w:start w:w="180" w:type="dxa"/>
+              <w:bottom w:w="120" w:type="dxa"/>
+              <w:end w:w="180" w:type="dxa"/>
+            </w:tcMar>
+            <w:vAlign w:val="center"/>
+          </w:tcPr>
+          <w:p>
+            <w:pPr>
+              <w:spacing w:before="0" w:after="0"/>
+            </w:pPr>
+            <w:r>
+              <w:rPr>
+                <w:rFonts w:ascii="Roboto Mono" w:hAnsi="Roboto Mono"/>
+                <w:color w:val="188038"/>
+              </w:rPr>
+              <w:t>SEC-A4</w:t>
+            </w:r>
+          </w:p>
+        </w:tc>
+        <w:tc>
+          <w:tcPr>
+            <w:tcW w:type="dxa" w:w="2700"/>
+            <w:tcMar>
+              <w:top w:w="120" w:type="dxa"/>
+              <w:start w:w="180" w:type="dxa"/>
+              <w:bottom w:w="120" w:type="dxa"/>
+              <w:end w:w="180" w:type="dxa"/>
+            </w:tcMar>
+            <w:vAlign w:val="center"/>
+          </w:tcPr>
+          <w:p>
+            <w:pPr>
+              <w:spacing w:before="0" w:after="0"/>
+            </w:pPr>
+            <w:r>
+              <w:t>DE-ENERGISED</w:t>
+            </w:r>
+          </w:p>
+        </w:tc>
+        <w:tc>
+          <w:tcPr>
+            <w:tcW w:type="dxa" w:w="2700"/>
+            <w:tcMar>
+              <w:top w:w="120" w:type="dxa"/>
+              <w:start w:w="180" w:type="dxa"/>
+              <w:bottom w:w="120" w:type="dxa"/>
+              <w:end w:w="180" w:type="dxa"/>
+            </w:tcMar>
+            <w:vAlign w:val="center"/>
+          </w:tcPr>
+          <w:p>
+            <w:pPr>
+              <w:spacing w:before="0" w:after="0"/>
+            </w:pPr>
+            <w:r>
+              <w:t>ENERGISED from FDR-B</w:t>
+            </w:r>
+          </w:p>
+        </w:tc>
+        <w:tc>
+          <w:tcPr>
+            <w:tcW w:type="dxa" w:w="2060"/>
+            <w:tcMar>
+              <w:top w:w="120" w:type="dxa"/>
+              <w:start w:w="180" w:type="dxa"/>
+              <w:bottom w:w="120" w:type="dxa"/>
+              <w:end w:w="180" w:type="dxa"/>
+            </w:tcMar>
+            <w:vAlign w:val="center"/>
+          </w:tcPr>
+          <w:p>
+            <w:pPr>
+              <w:spacing w:before="0" w:after="0"/>
+            </w:pPr>
+            <w:r>
+              <w:t>Incorrectly energised</w:t>
+            </w:r>
+          </w:p>
+        </w:tc>
+      </w:tr>
+      <w:tr>
+        <w:tc>
+          <w:tcPr>
+            <w:tcW w:type="dxa" w:w="1900"/>
+            <w:tcMar>
+              <w:top w:w="120" w:type="dxa"/>
+              <w:start w:w="180" w:type="dxa"/>
+              <w:bottom w:w="120" w:type="dxa"/>
+              <w:end w:w="180" w:type="dxa"/>
+            </w:tcMar>
+            <w:vAlign w:val="center"/>
+          </w:tcPr>
+          <w:p>
+            <w:pPr>
+              <w:spacing w:before="0" w:after="0"/>
+            </w:pPr>
+            <w:r>
+              <w:rPr>
+                <w:rFonts w:ascii="Roboto Mono" w:hAnsi="Roboto Mono"/>
+                <w:color w:val="188038"/>
+              </w:rPr>
+              <w:t>Outage extent</w:t>
+            </w:r>
+          </w:p>
+        </w:tc>
+        <w:tc>
+          <w:tcPr>
+            <w:tcW w:type="dxa" w:w="2700"/>
+            <w:tcMar>
+              <w:top w:w="120" w:type="dxa"/>
+              <w:start w:w="180" w:type="dxa"/>
+              <w:bottom w:w="120" w:type="dxa"/>
+              <w:end w:w="180" w:type="dxa"/>
+            </w:tcMar>
+            <w:vAlign w:val="center"/>
+          </w:tcPr>
+          <w:p>
+            <w:pPr>
+              <w:spacing w:before="0" w:after="0"/>
+            </w:pPr>
+            <w:r>
+              <w:t>SEC-A1–SEC-A4</w:t>
+            </w:r>
+          </w:p>
+        </w:tc>
+        <w:tc>
+          <w:tcPr>
+            <w:tcW w:type="dxa" w:w="2700"/>
+            <w:tcMar>
+              <w:top w:w="120" w:type="dxa"/>
+              <w:start w:w="180" w:type="dxa"/>
+              <w:bottom w:w="120" w:type="dxa"/>
+              <w:end w:w="180" w:type="dxa"/>
+            </w:tcMar>
+            <w:vAlign w:val="center"/>
+          </w:tcPr>
+          <w:p>
+            <w:pPr>
+              <w:spacing w:before="0" w:after="0"/>
+            </w:pPr>
+            <w:r>
+              <w:t>SEC-A1 and SEC-A2</w:t>
+            </w:r>
+          </w:p>
+        </w:tc>
+        <w:tc>
+          <w:tcPr>
+            <w:tcW w:type="dxa" w:w="2060"/>
+            <w:tcMar>
+              <w:top w:w="120" w:type="dxa"/>
+              <w:start w:w="180" w:type="dxa"/>
+              <w:bottom w:w="120" w:type="dxa"/>
+              <w:end w:w="180" w:type="dxa"/>
+            </w:tcMar>
+            <w:vAlign w:val="center"/>
+          </w:tcPr>
+          <w:p>
+            <w:pPr>
+              <w:spacing w:before="0" w:after="0"/>
+            </w:pPr>
+            <w:r>
+              <w:t>A3/A4 omitted</w:t>
+            </w:r>
+          </w:p>
+        </w:tc>
+      </w:tr>
+      <w:tr>
+        <w:tc>
+          <w:tcPr>
+            <w:tcW w:type="dxa" w:w="1900"/>
+            <w:tcMar>
+              <w:top w:w="120" w:type="dxa"/>
+              <w:start w:w="180" w:type="dxa"/>
+              <w:bottom w:w="120" w:type="dxa"/>
+              <w:end w:w="180" w:type="dxa"/>
+            </w:tcMar>
+            <w:vAlign w:val="center"/>
+          </w:tcPr>
+          <w:p>
+            <w:pPr>
+              <w:spacing w:before="0" w:after="0"/>
+            </w:pPr>
+            <w:r>
+              <w:rPr>
+                <w:rFonts w:ascii="Roboto Mono" w:hAnsi="Roboto Mono"/>
+                <w:color w:val="188038"/>
+              </w:rPr>
+              <w:t>Affected customers</w:t>
+            </w:r>
+          </w:p>
+        </w:tc>
+        <w:tc>
+          <w:tcPr>
+            <w:tcW w:type="dxa" w:w="2700"/>
+            <w:tcMar>
+              <w:top w:w="120" w:type="dxa"/>
+              <w:start w:w="180" w:type="dxa"/>
+              <w:bottom w:w="120" w:type="dxa"/>
+              <w:end w:w="180" w:type="dxa"/>
+            </w:tcMar>
+            <w:vAlign w:val="center"/>
+          </w:tcPr>
+          <w:p>
+            <w:pPr>
+              <w:spacing w:before="0" w:after="0"/>
+            </w:pPr>
+            <w:r>
+              <w:t>850</w:t>
+            </w:r>
+          </w:p>
+        </w:tc>
+        <w:tc>
+          <w:tcPr>
+            <w:tcW w:type="dxa" w:w="2700"/>
+            <w:tcMar>
+              <w:top w:w="120" w:type="dxa"/>
+              <w:start w:w="180" w:type="dxa"/>
+              <w:bottom w:w="120" w:type="dxa"/>
+              <w:end w:w="180" w:type="dxa"/>
+            </w:tcMar>
+            <w:vAlign w:val="center"/>
+          </w:tcPr>
+          <w:p>
+            <w:pPr>
+              <w:spacing w:before="0" w:after="0"/>
+            </w:pPr>
+            <w:r>
+              <w:t>400</w:t>
+            </w:r>
+          </w:p>
+        </w:tc>
+        <w:tc>
+          <w:tcPr>
+            <w:tcW w:type="dxa" w:w="2060"/>
+            <w:tcMar>
+              <w:top w:w="120" w:type="dxa"/>
+              <w:start w:w="180" w:type="dxa"/>
+              <w:bottom w:w="120" w:type="dxa"/>
+              <w:end w:w="180" w:type="dxa"/>
+            </w:tcMar>
+            <w:vAlign w:val="center"/>
+          </w:tcPr>
+          <w:p>
+            <w:pPr>
+              <w:spacing w:before="0" w:after="0"/>
+            </w:pPr>
+            <w:r>
+              <w:t>Understated by 450</w:t>
+            </w:r>
+          </w:p>
+        </w:tc>
+      </w:tr>
+    </w:tbl>
+    <w:p/>
+    <w:p>
+      <w:pPr/>
+      <w:r>
+        <w:t>The affected-customer calculation itself remains correct for the derived outage extent. OMS receives SEC-A1 and SEC-A2 as the de-energised sections, maps them to CZ-A1 and CZ-A2, and calculates 180 + 220 = 400 affected customers. The customer result is operationally wrong because the upstream topology result is wrong, not because OMS arithmetic or customer mapping failed.</w:t>
+      </w:r>
+    </w:p>
+    <w:p>
+      <w:pPr/>
+      <w:r>
+        <w:t>Compared with the expected 850 affected customers, v1.0 understates outage impact by 450 customers associated with CZ-A3 and CZ-A4. This is the required propagated cross-system consequence of DEF-001.</w:t>
+      </w:r>
+    </w:p>
+    <w:p>
+      <w:pPr>
+        <w:pStyle w:val="Heading2"/>
+      </w:pPr>
+      <w:r>
+        <w:t>17.7 Why the Validation Result Fails</w:t>
+      </w:r>
+    </w:p>
+    <w:p>
+      <w:pPr/>
+      <w:r>
+        <w:t>VT-TOP-DEF-001 fails because the observed state does not satisfy the intended source-path and loss-of-source behaviour. In particular, it provides direct evidence against REQ-TOP-003 and supports verification of REQ-CFG-004 and REQ-CFG-005.</w:t>
+      </w:r>
+    </w:p>
+    <w:p>
+      <w:pPr/>
+      <w:r>
+        <w:t>The failure does not imply that SCADA, the topology algorithm or OMS is malfunctioning:</w:t>
+      </w:r>
+    </w:p>
+    <w:p>
+      <w:pPr>
+        <w:numPr>
+          <w:ilvl w:val="0"/>
+          <w:numId w:val="5"/>
+        </w:numPr>
+      </w:pPr>
+      <w:r>
+        <w:t>SCADA reports the initiating breaker state correctly.</w:t>
+      </w:r>
+    </w:p>
+    <w:p>
+      <w:pPr>
+        <w:numPr>
+          <w:ilvl w:val="0"/>
+          <w:numId w:val="5"/>
+        </w:numPr>
+      </w:pPr>
+      <w:r>
+        <w:t>ADMS traces the configured graph correctly.</w:t>
+      </w:r>
+    </w:p>
+    <w:p>
+      <w:pPr>
+        <w:numPr>
+          <w:ilvl w:val="0"/>
+          <w:numId w:val="5"/>
+        </w:numPr>
+      </w:pPr>
+      <w:r>
+        <w:t>OMS aggregates the customer zones associated with the derived de-energised sections correctly.</w:t>
+      </w:r>
+    </w:p>
+    <w:p>
+      <w:pPr>
+        <w:numPr>
+          <w:ilvl w:val="0"/>
+          <w:numId w:val="5"/>
+        </w:numPr>
+      </w:pPr>
+      <w:r>
+        <w:t>The validation framework correctly compares the observed result with the independently defined engineering expectation.</w:t>
+      </w:r>
+    </w:p>
+    <w:p>
+      <w:pPr/>
+      <w:r>
+        <w:t>The failed result is preserved as formal evidence rather than overwritten after correction.</w:t>
+      </w:r>
+    </w:p>
+    <w:p>
+      <w:pPr>
+        <w:pStyle w:val="Heading2"/>
+      </w:pPr>
+      <w:r>
+        <w:t>17.8 Investigation Path</w:t>
+      </w:r>
+    </w:p>
+    <w:p>
+      <w:pPr/>
+      <w:r>
+        <w:t>The controlled investigation proceeds from observed consequence to source configuration:</w:t>
+      </w:r>
+    </w:p>
+    <w:tbl>
+      <w:tblPr>
+        <w:tblW w:type="dxa" w:w="9360"/>
+        <w:tblLayout w:type="fixed"/>
+        <w:tblLook w:firstColumn="1" w:firstRow="1" w:lastColumn="0" w:lastRow="0" w:noHBand="0" w:noVBand="1" w:val="04A0"/>
+        <w:tblBorders>
+          <w:top w:val="single" w:sz="6" w:space="0" w:color="000000"/>
+          <w:start w:val="single" w:sz="6" w:space="0" w:color="000000"/>
+          <w:bottom w:val="single" w:sz="6" w:space="0" w:color="000000"/>
+          <w:end w:val="single" w:sz="6" w:space="0" w:color="000000"/>
+          <w:insideH w:val="single" w:sz="6" w:space="0" w:color="000000"/>
+          <w:insideV w:val="single" w:sz="6" w:space="0" w:color="000000"/>
+        </w:tblBorders>
+        <w:tblLayout w:type="fixed"/>
+      </w:tblPr>
+      <w:tblGrid>
+        <w:gridCol w:w="1000"/>
+        <w:gridCol w:w="3900"/>
+        <w:gridCol w:w="4460"/>
+      </w:tblGrid>
+      <w:tr>
+        <w:trPr>
+          <w:tblHeader w:val="true"/>
+        </w:trPr>
+        <w:tc>
+          <w:tcPr>
+            <w:tcW w:type="dxa" w:w="1000"/>
+            <w:tcMar>
+              <w:top w:w="120" w:type="dxa"/>
+              <w:start w:w="180" w:type="dxa"/>
+              <w:bottom w:w="120" w:type="dxa"/>
+              <w:end w:w="180" w:type="dxa"/>
+            </w:tcMar>
+            <w:vAlign w:val="center"/>
+          </w:tcPr>
+          <w:p>
+            <w:pPr>
+              <w:spacing w:before="0" w:after="0"/>
+              <w:jc w:val="center"/>
+            </w:pPr>
+            <w:r>
+              <w:rPr>
+                <w:b/>
+              </w:rPr>
+              <w:t>Step</w:t>
+            </w:r>
+          </w:p>
+        </w:tc>
+        <w:tc>
+          <w:tcPr>
+            <w:tcW w:type="dxa" w:w="3900"/>
+            <w:tcMar>
+              <w:top w:w="120" w:type="dxa"/>
+              <w:start w:w="180" w:type="dxa"/>
+              <w:bottom w:w="120" w:type="dxa"/>
+              <w:end w:w="180" w:type="dxa"/>
+            </w:tcMar>
+            <w:vAlign w:val="center"/>
+          </w:tcPr>
+          <w:p>
+            <w:pPr>
+              <w:spacing w:before="0" w:after="0"/>
+              <w:jc w:val="center"/>
+            </w:pPr>
+            <w:r>
+              <w:rPr>
+                <w:b/>
+              </w:rPr>
+              <w:t>Investigation activity</w:t>
+            </w:r>
+          </w:p>
+        </w:tc>
+        <w:tc>
+          <w:tcPr>
+            <w:tcW w:type="dxa" w:w="4460"/>
+            <w:tcMar>
+              <w:top w:w="120" w:type="dxa"/>
+              <w:start w:w="180" w:type="dxa"/>
+              <w:bottom w:w="120" w:type="dxa"/>
+              <w:end w:w="180" w:type="dxa"/>
+            </w:tcMar>
+            <w:vAlign w:val="center"/>
+          </w:tcPr>
+          <w:p>
+            <w:pPr>
+              <w:spacing w:before="0" w:after="0"/>
+              <w:jc w:val="center"/>
+            </w:pPr>
+            <w:r>
+              <w:rPr>
+                <w:b/>
+              </w:rPr>
+              <w:t>Expected finding</w:t>
+            </w:r>
+          </w:p>
+        </w:tc>
+      </w:tr>
+      <w:tr>
+        <w:tc>
+          <w:tcPr>
+            <w:tcW w:type="dxa" w:w="1000"/>
+            <w:tcMar>
+              <w:top w:w="120" w:type="dxa"/>
+              <w:start w:w="180" w:type="dxa"/>
+              <w:bottom w:w="120" w:type="dxa"/>
+              <w:end w:w="180" w:type="dxa"/>
+            </w:tcMar>
+            <w:vAlign w:val="center"/>
+          </w:tcPr>
+          <w:p>
+            <w:pPr>
+              <w:spacing w:before="0" w:after="0"/>
+            </w:pPr>
+            <w:r>
+              <w:rPr>
+                <w:rFonts w:ascii="Roboto Mono" w:hAnsi="Roboto Mono"/>
+                <w:color w:val="188038"/>
+              </w:rPr>
+              <w:t>1</w:t>
+            </w:r>
+          </w:p>
+        </w:tc>
+        <w:tc>
+          <w:tcPr>
+            <w:tcW w:type="dxa" w:w="3900"/>
+            <w:tcMar>
+              <w:top w:w="120" w:type="dxa"/>
+              <w:start w:w="180" w:type="dxa"/>
+              <w:bottom w:w="120" w:type="dxa"/>
+              <w:end w:w="180" w:type="dxa"/>
+            </w:tcMar>
+            <w:vAlign w:val="center"/>
+          </w:tcPr>
+          <w:p>
+            <w:pPr>
+              <w:spacing w:before="0" w:after="0"/>
+            </w:pPr>
+            <w:r>
+              <w:t>Review VT-TOP-DEF-001 expected and observed results.</w:t>
+            </w:r>
+          </w:p>
+        </w:tc>
+        <w:tc>
+          <w:tcPr>
+            <w:tcW w:type="dxa" w:w="4460"/>
+            <w:tcMar>
+              <w:top w:w="120" w:type="dxa"/>
+              <w:start w:w="180" w:type="dxa"/>
+              <w:bottom w:w="120" w:type="dxa"/>
+              <w:end w:w="180" w:type="dxa"/>
+            </w:tcMar>
+            <w:vAlign w:val="center"/>
+          </w:tcPr>
+          <w:p>
+            <w:pPr>
+              <w:spacing w:before="0" w:after="0"/>
+            </w:pPr>
+            <w:r>
+              <w:t>A3/A4 remain energised and affected customers are 400 rather than 850.</w:t>
+            </w:r>
+          </w:p>
+        </w:tc>
+      </w:tr>
+      <w:tr>
+        <w:tc>
+          <w:tcPr>
+            <w:tcW w:type="dxa" w:w="1000"/>
+            <w:tcMar>
+              <w:top w:w="120" w:type="dxa"/>
+              <w:start w:w="180" w:type="dxa"/>
+              <w:bottom w:w="120" w:type="dxa"/>
+              <w:end w:w="180" w:type="dxa"/>
+            </w:tcMar>
+            <w:vAlign w:val="center"/>
+          </w:tcPr>
+          <w:p>
+            <w:pPr>
+              <w:spacing w:before="0" w:after="0"/>
+            </w:pPr>
+            <w:r>
+              <w:rPr>
+                <w:rFonts w:ascii="Roboto Mono" w:hAnsi="Roboto Mono"/>
+                <w:color w:val="188038"/>
+              </w:rPr>
+              <w:t>2</w:t>
+            </w:r>
+          </w:p>
+        </w:tc>
+        <w:tc>
+          <w:tcPr>
+            <w:tcW w:type="dxa" w:w="3900"/>
+            <w:tcMar>
+              <w:top w:w="120" w:type="dxa"/>
+              <w:start w:w="180" w:type="dxa"/>
+              <w:bottom w:w="120" w:type="dxa"/>
+              <w:end w:w="180" w:type="dxa"/>
+            </w:tcMar>
+            <w:vAlign w:val="center"/>
+          </w:tcPr>
+          <w:p>
+            <w:pPr>
+              <w:spacing w:before="0" w:after="0"/>
+            </w:pPr>
+            <w:r>
+              <w:t>Inspect initiating SCADA telemetry.</w:t>
+            </w:r>
+          </w:p>
+        </w:tc>
+        <w:tc>
+          <w:tcPr>
+            <w:tcW w:type="dxa" w:w="4460"/>
+            <w:tcMar>
+              <w:top w:w="120" w:type="dxa"/>
+              <w:start w:w="180" w:type="dxa"/>
+              <w:bottom w:w="120" w:type="dxa"/>
+              <w:end w:w="180" w:type="dxa"/>
+            </w:tcMar>
+            <w:vAlign w:val="center"/>
+          </w:tcPr>
+          <w:p>
+            <w:pPr>
+              <w:spacing w:before="0" w:after="0"/>
+            </w:pPr>
+            <w:r>
+              <w:t>BRK-A is OPEN with GOOD, fresh telemetry; the initiating state is trustworthy.</w:t>
+            </w:r>
+          </w:p>
+        </w:tc>
+      </w:tr>
+      <w:tr>
+        <w:tc>
+          <w:tcPr>
+            <w:tcW w:type="dxa" w:w="1000"/>
+            <w:tcMar>
+              <w:top w:w="120" w:type="dxa"/>
+              <w:start w:w="180" w:type="dxa"/>
+              <w:bottom w:w="120" w:type="dxa"/>
+              <w:end w:w="180" w:type="dxa"/>
+            </w:tcMar>
+            <w:vAlign w:val="center"/>
+          </w:tcPr>
+          <w:p>
+            <w:pPr>
+              <w:spacing w:before="0" w:after="0"/>
+            </w:pPr>
+            <w:r>
+              <w:rPr>
+                <w:rFonts w:ascii="Roboto Mono" w:hAnsi="Roboto Mono"/>
+                <w:color w:val="188038"/>
+              </w:rPr>
+              <w:t>3</w:t>
+            </w:r>
+          </w:p>
+        </w:tc>
+        <w:tc>
+          <w:tcPr>
+            <w:tcW w:type="dxa" w:w="3900"/>
+            <w:tcMar>
+              <w:top w:w="120" w:type="dxa"/>
+              <w:start w:w="180" w:type="dxa"/>
+              <w:bottom w:w="120" w:type="dxa"/>
+              <w:end w:w="180" w:type="dxa"/>
+            </w:tcMar>
+            <w:vAlign w:val="center"/>
+          </w:tcPr>
+          <w:p>
+            <w:pPr>
+              <w:spacing w:before="0" w:after="0"/>
+            </w:pPr>
+            <w:r>
+              <w:t>Inspect the ADMS topology/source trace for SEC-A3 and SEC-A4.</w:t>
+            </w:r>
+          </w:p>
+        </w:tc>
+        <w:tc>
+          <w:tcPr>
+            <w:tcW w:type="dxa" w:w="4460"/>
+            <w:tcMar>
+              <w:top w:w="120" w:type="dxa"/>
+              <w:start w:w="180" w:type="dxa"/>
+              <w:bottom w:w="120" w:type="dxa"/>
+              <w:end w:w="180" w:type="dxa"/>
+            </w:tcMar>
+            <w:vAlign w:val="center"/>
+          </w:tcPr>
+          <w:p>
+            <w:pPr>
+              <w:spacing w:before="0" w:after="0"/>
+            </w:pPr>
+            <w:r>
+              <w:t>Both sections retain a path to ZS-01 through FDR-B.</w:t>
+            </w:r>
+          </w:p>
+        </w:tc>
+      </w:tr>
+      <w:tr>
+        <w:tc>
+          <w:tcPr>
+            <w:tcW w:type="dxa" w:w="1000"/>
+            <w:tcMar>
+              <w:top w:w="120" w:type="dxa"/>
+              <w:start w:w="180" w:type="dxa"/>
+              <w:bottom w:w="120" w:type="dxa"/>
+              <w:end w:w="180" w:type="dxa"/>
+            </w:tcMar>
+            <w:vAlign w:val="center"/>
+          </w:tcPr>
+          <w:p>
+            <w:pPr>
+              <w:spacing w:before="0" w:after="0"/>
+            </w:pPr>
+            <w:r>
+              <w:rPr>
+                <w:rFonts w:ascii="Roboto Mono" w:hAnsi="Roboto Mono"/>
+                <w:color w:val="188038"/>
+              </w:rPr>
+              <w:t>4</w:t>
+            </w:r>
+          </w:p>
+        </w:tc>
+        <w:tc>
+          <w:tcPr>
+            <w:tcW w:type="dxa" w:w="3900"/>
+            <w:tcMar>
+              <w:top w:w="120" w:type="dxa"/>
+              <w:start w:w="180" w:type="dxa"/>
+              <w:bottom w:w="120" w:type="dxa"/>
+              <w:end w:w="180" w:type="dxa"/>
+            </w:tcMar>
+            <w:vAlign w:val="center"/>
+          </w:tcPr>
+          <w:p>
+            <w:pPr>
+              <w:spacing w:before="0" w:after="0"/>
+            </w:pPr>
+            <w:r>
+              <w:t>Inspect OMS customer-zone mapping and arithmetic.</w:t>
+            </w:r>
+          </w:p>
+        </w:tc>
+        <w:tc>
+          <w:tcPr>
+            <w:tcW w:type="dxa" w:w="4460"/>
+            <w:tcMar>
+              <w:top w:w="120" w:type="dxa"/>
+              <w:start w:w="180" w:type="dxa"/>
+              <w:bottom w:w="120" w:type="dxa"/>
+              <w:end w:w="180" w:type="dxa"/>
+            </w:tcMar>
+            <w:vAlign w:val="center"/>
+          </w:tcPr>
+          <w:p>
+            <w:pPr>
+              <w:spacing w:before="0" w:after="0"/>
+            </w:pPr>
+            <w:r>
+              <w:t>CZ-A1/CZ-A2 mapping and the 400-customer sum are correct for the received outage extent.</w:t>
+            </w:r>
+          </w:p>
+        </w:tc>
+      </w:tr>
+      <w:tr>
+        <w:tc>
+          <w:tcPr>
+            <w:tcW w:type="dxa" w:w="1000"/>
+            <w:tcMar>
+              <w:top w:w="120" w:type="dxa"/>
+              <w:start w:w="180" w:type="dxa"/>
+              <w:bottom w:w="120" w:type="dxa"/>
+              <w:end w:w="180" w:type="dxa"/>
+            </w:tcMar>
+            <w:vAlign w:val="center"/>
+          </w:tcPr>
+          <w:p>
+            <w:pPr>
+              <w:spacing w:before="0" w:after="0"/>
+            </w:pPr>
+            <w:r>
+              <w:rPr>
+                <w:rFonts w:ascii="Roboto Mono" w:hAnsi="Roboto Mono"/>
+                <w:color w:val="188038"/>
+              </w:rPr>
+              <w:t>5</w:t>
+            </w:r>
+          </w:p>
+        </w:tc>
+        <w:tc>
+          <w:tcPr>
+            <w:tcW w:type="dxa" w:w="3900"/>
+            <w:tcMar>
+              <w:top w:w="120" w:type="dxa"/>
+              <w:start w:w="180" w:type="dxa"/>
+              <w:bottom w:w="120" w:type="dxa"/>
+              <w:end w:w="180" w:type="dxa"/>
+            </w:tcMar>
+            <w:vAlign w:val="center"/>
+          </w:tcPr>
+          <w:p>
+            <w:pPr>
+              <w:spacing w:before="0" w:after="0"/>
+            </w:pPr>
+            <w:r>
+              <w:t>Trace the FDR-B path upstream from SEC-A3.</w:t>
+            </w:r>
+          </w:p>
+        </w:tc>
+        <w:tc>
+          <w:tcPr>
+            <w:tcW w:type="dxa" w:w="4460"/>
+            <w:tcMar>
+              <w:top w:w="120" w:type="dxa"/>
+              <w:start w:w="180" w:type="dxa"/>
+              <w:bottom w:w="120" w:type="dxa"/>
+              <w:end w:w="180" w:type="dxa"/>
+            </w:tcMar>
+            <w:vAlign w:val="center"/>
+          </w:tcPr>
+          <w:p>
+            <w:pPr>
+              <w:spacing w:before="0" w:after="0"/>
+            </w:pPr>
+            <w:r>
+              <w:t>The path crosses SW-A23 to SEC-B3.</w:t>
+            </w:r>
+          </w:p>
+        </w:tc>
+      </w:tr>
+      <w:tr>
+        <w:tc>
+          <w:tcPr>
+            <w:tcW w:type="dxa" w:w="1000"/>
+            <w:tcMar>
+              <w:top w:w="120" w:type="dxa"/>
+              <w:start w:w="180" w:type="dxa"/>
+              <w:bottom w:w="120" w:type="dxa"/>
+              <w:end w:w="180" w:type="dxa"/>
+            </w:tcMar>
+            <w:vAlign w:val="center"/>
+          </w:tcPr>
+          <w:p>
+            <w:pPr>
+              <w:spacing w:before="0" w:after="0"/>
+            </w:pPr>
+            <w:r>
+              <w:rPr>
+                <w:rFonts w:ascii="Roboto Mono" w:hAnsi="Roboto Mono"/>
+                <w:color w:val="188038"/>
+              </w:rPr>
+              <w:t>6</w:t>
+            </w:r>
+          </w:p>
+        </w:tc>
+        <w:tc>
+          <w:tcPr>
+            <w:tcW w:type="dxa" w:w="3900"/>
+            <w:tcMar>
+              <w:top w:w="120" w:type="dxa"/>
+              <w:start w:w="180" w:type="dxa"/>
+              <w:bottom w:w="120" w:type="dxa"/>
+              <w:end w:w="180" w:type="dxa"/>
+            </w:tcMar>
+            <w:vAlign w:val="center"/>
+          </w:tcPr>
+          <w:p>
+            <w:pPr>
+              <w:spacing w:before="0" w:after="0"/>
+            </w:pPr>
+            <w:r>
+              <w:t>Compare SW-A23 configured endpoints with the approved Network Model.</w:t>
+            </w:r>
+          </w:p>
+        </w:tc>
+        <w:tc>
+          <w:tcPr>
+            <w:tcW w:type="dxa" w:w="4460"/>
+            <w:tcMar>
+              <w:top w:w="120" w:type="dxa"/>
+              <w:start w:w="180" w:type="dxa"/>
+              <w:bottom w:w="120" w:type="dxa"/>
+              <w:end w:w="180" w:type="dxa"/>
+            </w:tcMar>
+            <w:vAlign w:val="center"/>
+          </w:tcPr>
+          <w:p>
+            <w:pPr>
+              <w:spacing w:before="0" w:after="0"/>
+            </w:pPr>
+            <w:r>
+              <w:t>v1.0 uses SEC-B3 instead of SEC-A2 as endpoint 1.</w:t>
+            </w:r>
+          </w:p>
+        </w:tc>
+      </w:tr>
+      <w:tr>
+        <w:tc>
+          <w:tcPr>
+            <w:tcW w:type="dxa" w:w="1000"/>
+            <w:tcMar>
+              <w:top w:w="120" w:type="dxa"/>
+              <w:start w:w="180" w:type="dxa"/>
+              <w:bottom w:w="120" w:type="dxa"/>
+              <w:end w:w="180" w:type="dxa"/>
+            </w:tcMar>
+            <w:vAlign w:val="center"/>
+          </w:tcPr>
+          <w:p>
+            <w:pPr>
+              <w:spacing w:before="0" w:after="0"/>
+            </w:pPr>
+            <w:r>
+              <w:rPr>
+                <w:rFonts w:ascii="Roboto Mono" w:hAnsi="Roboto Mono"/>
+                <w:color w:val="188038"/>
+              </w:rPr>
+              <w:t>7</w:t>
+            </w:r>
+          </w:p>
+        </w:tc>
+        <w:tc>
+          <w:tcPr>
+            <w:tcW w:type="dxa" w:w="3900"/>
+            <w:tcMar>
+              <w:top w:w="120" w:type="dxa"/>
+              <w:start w:w="180" w:type="dxa"/>
+              <w:bottom w:w="120" w:type="dxa"/>
+              <w:end w:w="180" w:type="dxa"/>
+            </w:tcMar>
+            <w:vAlign w:val="center"/>
+          </w:tcPr>
+          <w:p>
+            <w:pPr>
+              <w:spacing w:before="0" w:after="0"/>
+            </w:pPr>
+            <w:r>
+              <w:t>Record root cause as DEF-001.</w:t>
+            </w:r>
+          </w:p>
+        </w:tc>
+        <w:tc>
+          <w:tcPr>
+            <w:tcW w:type="dxa" w:w="4460"/>
+            <w:tcMar>
+              <w:top w:w="120" w:type="dxa"/>
+              <w:start w:w="180" w:type="dxa"/>
+              <w:bottom w:w="120" w:type="dxa"/>
+              <w:end w:w="180" w:type="dxa"/>
+            </w:tcMar>
+            <w:vAlign w:val="center"/>
+          </w:tcPr>
+          <w:p>
+            <w:pPr>
+              <w:spacing w:before="0" w:after="0"/>
+            </w:pPr>
+            <w:r>
+              <w:t>Incorrect configured connectivity is confirmed; no software-logic change is required.</w:t>
+            </w:r>
+          </w:p>
+        </w:tc>
+      </w:tr>
+    </w:tbl>
+    <w:p/>
+    <w:p>
+      <w:pPr>
+        <w:pStyle w:val="Heading2"/>
+      </w:pPr>
+      <w:r>
+        <w:t>17.9 Network Configuration v1.1 — Corrected</w:t>
+      </w:r>
+    </w:p>
+    <w:p>
+      <w:pPr/>
+      <w:r>
+        <w:t>The corrective action changes only SW-A23 endpoint 1:</w:t>
+      </w:r>
+    </w:p>
+    <w:tbl>
+      <w:tblPr>
+        <w:tblW w:type="dxa" w:w="9360"/>
+        <w:tblLayout w:type="fixed"/>
+        <w:tblLook w:firstColumn="1" w:firstRow="1" w:lastColumn="0" w:lastRow="0" w:noHBand="0" w:noVBand="1" w:val="04A0"/>
+        <w:tblBorders>
+          <w:top w:val="single" w:sz="6" w:space="0" w:color="000000"/>
+          <w:start w:val="single" w:sz="6" w:space="0" w:color="000000"/>
+          <w:bottom w:val="single" w:sz="6" w:space="0" w:color="000000"/>
+          <w:end w:val="single" w:sz="6" w:space="0" w:color="000000"/>
+          <w:insideH w:val="single" w:sz="6" w:space="0" w:color="000000"/>
+          <w:insideV w:val="single" w:sz="6" w:space="0" w:color="000000"/>
+        </w:tblBorders>
+        <w:tblLayout w:type="fixed"/>
+      </w:tblPr>
+      <w:tblGrid>
+        <w:gridCol w:w="3000"/>
+        <w:gridCol w:w="3000"/>
+        <w:gridCol w:w="3360"/>
+      </w:tblGrid>
+      <w:tr>
+        <w:trPr>
+          <w:tblHeader w:val="true"/>
+        </w:trPr>
+        <w:tc>
+          <w:tcPr>
+            <w:tcW w:type="dxa" w:w="3000"/>
+            <w:tcMar>
+              <w:top w:w="120" w:type="dxa"/>
+              <w:start w:w="180" w:type="dxa"/>
+              <w:bottom w:w="120" w:type="dxa"/>
+              <w:end w:w="180" w:type="dxa"/>
+            </w:tcMar>
+            <w:vAlign w:val="center"/>
+          </w:tcPr>
+          <w:p>
+            <w:pPr>
+              <w:spacing w:before="0" w:after="0"/>
+              <w:jc w:val="center"/>
+            </w:pPr>
+            <w:r>
+              <w:rPr>
+                <w:b/>
+              </w:rPr>
+              <w:t>Field</w:t>
+            </w:r>
+          </w:p>
+        </w:tc>
+        <w:tc>
+          <w:tcPr>
+            <w:tcW w:type="dxa" w:w="3000"/>
+            <w:tcMar>
+              <w:top w:w="120" w:type="dxa"/>
+              <w:start w:w="180" w:type="dxa"/>
+              <w:bottom w:w="120" w:type="dxa"/>
+              <w:end w:w="180" w:type="dxa"/>
+            </w:tcMar>
+            <w:vAlign w:val="center"/>
+          </w:tcPr>
+          <w:p>
+            <w:pPr>
+              <w:spacing w:before="0" w:after="0"/>
+              <w:jc w:val="center"/>
+            </w:pPr>
+            <w:r>
+              <w:rPr>
+                <w:b/>
+              </w:rPr>
+              <w:t>v1.0 defective value</w:t>
+            </w:r>
+          </w:p>
+        </w:tc>
+        <w:tc>
+          <w:tcPr>
+            <w:tcW w:type="dxa" w:w="3360"/>
+            <w:tcMar>
+              <w:top w:w="120" w:type="dxa"/>
+              <w:start w:w="180" w:type="dxa"/>
+              <w:bottom w:w="120" w:type="dxa"/>
+              <w:end w:w="180" w:type="dxa"/>
+            </w:tcMar>
+            <w:vAlign w:val="center"/>
+          </w:tcPr>
+          <w:p>
+            <w:pPr>
+              <w:spacing w:before="0" w:after="0"/>
+              <w:jc w:val="center"/>
+            </w:pPr>
+            <w:r>
+              <w:rPr>
+                <w:b/>
+              </w:rPr>
+              <w:t>v1.1 corrected value</w:t>
+            </w:r>
+          </w:p>
+        </w:tc>
+      </w:tr>
+      <w:tr>
+        <w:tc>
+          <w:tcPr>
+            <w:tcW w:type="dxa" w:w="3000"/>
+            <w:tcMar>
+              <w:top w:w="120" w:type="dxa"/>
+              <w:start w:w="180" w:type="dxa"/>
+              <w:bottom w:w="120" w:type="dxa"/>
+              <w:end w:w="180" w:type="dxa"/>
+            </w:tcMar>
+            <w:vAlign w:val="center"/>
+          </w:tcPr>
+          <w:p>
+            <w:pPr>
+              <w:spacing w:before="0" w:after="0"/>
+            </w:pPr>
+            <w:r>
+              <w:t>SW-A23 endpoint 1</w:t>
+            </w:r>
+          </w:p>
+        </w:tc>
+        <w:tc>
+          <w:tcPr>
+            <w:tcW w:type="dxa" w:w="3000"/>
+            <w:tcMar>
+              <w:top w:w="120" w:type="dxa"/>
+              <w:start w:w="180" w:type="dxa"/>
+              <w:bottom w:w="120" w:type="dxa"/>
+              <w:end w:w="180" w:type="dxa"/>
+            </w:tcMar>
+            <w:vAlign w:val="center"/>
+          </w:tcPr>
+          <w:p>
+            <w:pPr>
+              <w:spacing w:before="0" w:after="0"/>
+            </w:pPr>
+            <w:r>
+              <w:rPr>
+                <w:rFonts w:ascii="Roboto Mono" w:hAnsi="Roboto Mono"/>
+                <w:color w:val="188038"/>
+              </w:rPr>
+              <w:t>SEC-B3</w:t>
+            </w:r>
+          </w:p>
+        </w:tc>
+        <w:tc>
+          <w:tcPr>
+            <w:tcW w:type="dxa" w:w="3360"/>
+            <w:tcMar>
+              <w:top w:w="120" w:type="dxa"/>
+              <w:start w:w="180" w:type="dxa"/>
+              <w:bottom w:w="120" w:type="dxa"/>
+              <w:end w:w="180" w:type="dxa"/>
+            </w:tcMar>
+            <w:vAlign w:val="center"/>
+          </w:tcPr>
+          <w:p>
+            <w:pPr>
+              <w:spacing w:before="0" w:after="0"/>
+            </w:pPr>
+            <w:r>
+              <w:rPr>
+                <w:rFonts w:ascii="Roboto Mono" w:hAnsi="Roboto Mono"/>
+                <w:color w:val="188038"/>
+              </w:rPr>
+              <w:t>SEC-A2</w:t>
+            </w:r>
+          </w:p>
+        </w:tc>
+      </w:tr>
+      <w:tr>
+        <w:tc>
+          <w:tcPr>
+            <w:tcW w:type="dxa" w:w="3000"/>
+            <w:tcMar>
+              <w:top w:w="120" w:type="dxa"/>
+              <w:start w:w="180" w:type="dxa"/>
+              <w:bottom w:w="120" w:type="dxa"/>
+              <w:end w:w="180" w:type="dxa"/>
+            </w:tcMar>
+            <w:vAlign w:val="center"/>
+          </w:tcPr>
+          <w:p>
+            <w:pPr>
+              <w:spacing w:before="0" w:after="0"/>
+            </w:pPr>
+            <w:r>
+              <w:t>SW-A23 endpoint 2</w:t>
+            </w:r>
+          </w:p>
+        </w:tc>
+        <w:tc>
+          <w:tcPr>
+            <w:tcW w:type="dxa" w:w="3000"/>
+            <w:tcMar>
+              <w:top w:w="120" w:type="dxa"/>
+              <w:start w:w="180" w:type="dxa"/>
+              <w:bottom w:w="120" w:type="dxa"/>
+              <w:end w:w="180" w:type="dxa"/>
+            </w:tcMar>
+            <w:vAlign w:val="center"/>
+          </w:tcPr>
+          <w:p>
+            <w:pPr>
+              <w:spacing w:before="0" w:after="0"/>
+            </w:pPr>
+            <w:r>
+              <w:rPr>
+                <w:rFonts w:ascii="Roboto Mono" w:hAnsi="Roboto Mono"/>
+                <w:color w:val="188038"/>
+              </w:rPr>
+              <w:t>SEC-A3</w:t>
+            </w:r>
+          </w:p>
+        </w:tc>
+        <w:tc>
+          <w:tcPr>
+            <w:tcW w:type="dxa" w:w="3360"/>
+            <w:tcMar>
+              <w:top w:w="120" w:type="dxa"/>
+              <w:start w:w="180" w:type="dxa"/>
+              <w:bottom w:w="120" w:type="dxa"/>
+              <w:end w:w="180" w:type="dxa"/>
+            </w:tcMar>
+            <w:vAlign w:val="center"/>
+          </w:tcPr>
+          <w:p>
+            <w:pPr>
+              <w:spacing w:before="0" w:after="0"/>
+            </w:pPr>
+            <w:r>
+              <w:rPr>
+                <w:rFonts w:ascii="Roboto Mono" w:hAnsi="Roboto Mono"/>
+                <w:color w:val="188038"/>
+              </w:rPr>
+              <w:t>SEC-A3 — unchanged</w:t>
+            </w:r>
+          </w:p>
+        </w:tc>
+      </w:tr>
+      <w:tr>
+        <w:tc>
+          <w:tcPr>
+            <w:tcW w:type="dxa" w:w="3000"/>
+            <w:tcMar>
+              <w:top w:w="120" w:type="dxa"/>
+              <w:start w:w="180" w:type="dxa"/>
+              <w:bottom w:w="120" w:type="dxa"/>
+              <w:end w:w="180" w:type="dxa"/>
+            </w:tcMar>
+            <w:vAlign w:val="center"/>
+          </w:tcPr>
+          <w:p>
+            <w:pPr>
+              <w:spacing w:before="0" w:after="0"/>
+            </w:pPr>
+            <w:r>
+              <w:t>SW-A23 normal state</w:t>
+            </w:r>
+          </w:p>
+        </w:tc>
+        <w:tc>
+          <w:tcPr>
+            <w:tcW w:type="dxa" w:w="3000"/>
+            <w:tcMar>
+              <w:top w:w="120" w:type="dxa"/>
+              <w:start w:w="180" w:type="dxa"/>
+              <w:bottom w:w="120" w:type="dxa"/>
+              <w:end w:w="180" w:type="dxa"/>
+            </w:tcMar>
+            <w:vAlign w:val="center"/>
+          </w:tcPr>
+          <w:p>
+            <w:pPr>
+              <w:spacing w:before="0" w:after="0"/>
+            </w:pPr>
+            <w:r>
+              <w:rPr>
+                <w:rFonts w:ascii="Roboto Mono" w:hAnsi="Roboto Mono"/>
+                <w:color w:val="188038"/>
+              </w:rPr>
+              <w:t>CLOSED</w:t>
+            </w:r>
+          </w:p>
+        </w:tc>
+        <w:tc>
+          <w:tcPr>
+            <w:tcW w:type="dxa" w:w="3360"/>
+            <w:tcMar>
+              <w:top w:w="120" w:type="dxa"/>
+              <w:start w:w="180" w:type="dxa"/>
+              <w:bottom w:w="120" w:type="dxa"/>
+              <w:end w:w="180" w:type="dxa"/>
+            </w:tcMar>
+            <w:vAlign w:val="center"/>
+          </w:tcPr>
+          <w:p>
+            <w:pPr>
+              <w:spacing w:before="0" w:after="0"/>
+            </w:pPr>
+            <w:r>
+              <w:rPr>
+                <w:rFonts w:ascii="Roboto Mono" w:hAnsi="Roboto Mono"/>
+                <w:color w:val="188038"/>
+              </w:rPr>
+              <w:t>CLOSED — unchanged</w:t>
+            </w:r>
+          </w:p>
+        </w:tc>
+      </w:tr>
+    </w:tbl>
+    <w:p/>
+    <w:p>
+      <w:pPr/>
+      <w:r>
+        <w:t>No topology-processing, energisation, outage, customer-calculation or validation code is modified. The same algorithms are rerun against v1.1.</w:t>
+      </w:r>
+    </w:p>
+    <w:p>
+      <w:pPr/>
+      <w:r>
+        <w:t>Under v1.1, N0 produces the intended normal source attribution: SEC-A1 to SEC-A4 from FDR-A and SEC-B1 to SEC-B4 from FDR-B. When BRK-A opens at N1, SEC-A1 to SEC-A4 all lose their source path and the correct 850-customer outage is derived.</w:t>
+      </w:r>
+    </w:p>
+    <w:p>
+      <w:pPr>
+        <w:pStyle w:val="Heading2"/>
+      </w:pPr>
+      <w:r>
+        <w:t>17.10 Repeat-Validation Basis</w:t>
+      </w:r>
+    </w:p>
+    <w:p>
+      <w:pPr/>
+      <w:r>
+        <w:t>DEF-001 is not considered resolved merely because v1.1 has been saved. The same VT-TOP-DEF-001 initial conditions, SEC-A2 fault input, test steps and expected results are executed again using v1.1.</w:t>
+      </w:r>
+    </w:p>
+    <w:tbl>
+      <w:tblPr>
+        <w:tblW w:type="dxa" w:w="9360"/>
+        <w:tblLayout w:type="fixed"/>
+        <w:tblLook w:firstColumn="1" w:firstRow="1" w:lastColumn="0" w:lastRow="0" w:noHBand="0" w:noVBand="1" w:val="04A0"/>
+        <w:tblBorders>
+          <w:top w:val="single" w:sz="6" w:space="0" w:color="000000"/>
+          <w:start w:val="single" w:sz="6" w:space="0" w:color="000000"/>
+          <w:bottom w:val="single" w:sz="6" w:space="0" w:color="000000"/>
+          <w:end w:val="single" w:sz="6" w:space="0" w:color="000000"/>
+          <w:insideH w:val="single" w:sz="6" w:space="0" w:color="000000"/>
+          <w:insideV w:val="single" w:sz="6" w:space="0" w:color="000000"/>
+        </w:tblBorders>
+        <w:tblLayout w:type="fixed"/>
+      </w:tblPr>
+      <w:tblGrid>
+        <w:gridCol w:w="2200"/>
+        <w:gridCol w:w="2200"/>
+        <w:gridCol w:w="4960"/>
+      </w:tblGrid>
+      <w:tr>
+        <w:trPr>
+          <w:tblHeader w:val="true"/>
+        </w:trPr>
+        <w:tc>
+          <w:tcPr>
+            <w:tcW w:type="dxa" w:w="2200"/>
+            <w:tcMar>
+              <w:top w:w="120" w:type="dxa"/>
+              <w:start w:w="180" w:type="dxa"/>
+              <w:bottom w:w="120" w:type="dxa"/>
+              <w:end w:w="180" w:type="dxa"/>
+            </w:tcMar>
+            <w:vAlign w:val="center"/>
+          </w:tcPr>
+          <w:p>
+            <w:pPr>
+              <w:spacing w:before="0" w:after="0"/>
+              <w:jc w:val="center"/>
+            </w:pPr>
+            <w:r>
+              <w:rPr>
+                <w:b/>
+              </w:rPr>
+              <w:t>Validation record</w:t>
+            </w:r>
+          </w:p>
+        </w:tc>
+        <w:tc>
+          <w:tcPr>
+            <w:tcW w:type="dxa" w:w="2200"/>
+            <w:tcMar>
+              <w:top w:w="120" w:type="dxa"/>
+              <w:start w:w="180" w:type="dxa"/>
+              <w:bottom w:w="120" w:type="dxa"/>
+              <w:end w:w="180" w:type="dxa"/>
+            </w:tcMar>
+            <w:vAlign w:val="center"/>
+          </w:tcPr>
+          <w:p>
+            <w:pPr>
+              <w:spacing w:before="0" w:after="0"/>
+              <w:jc w:val="center"/>
+            </w:pPr>
+            <w:r>
+              <w:rPr>
+                <w:b/>
+              </w:rPr>
+              <w:t>Configuration</w:t>
+            </w:r>
+          </w:p>
+        </w:tc>
+        <w:tc>
+          <w:tcPr>
+            <w:tcW w:type="dxa" w:w="4960"/>
+            <w:tcMar>
+              <w:top w:w="120" w:type="dxa"/>
+              <w:start w:w="180" w:type="dxa"/>
+              <w:bottom w:w="120" w:type="dxa"/>
+              <w:end w:w="180" w:type="dxa"/>
+            </w:tcMar>
+            <w:vAlign w:val="center"/>
+          </w:tcPr>
+          <w:p>
+            <w:pPr>
+              <w:spacing w:before="0" w:after="0"/>
+              <w:jc w:val="center"/>
+            </w:pPr>
+            <w:r>
+              <w:rPr>
+                <w:b/>
+              </w:rPr>
+              <w:t>Expected conclusion</w:t>
+            </w:r>
+          </w:p>
+        </w:tc>
+      </w:tr>
+      <w:tr>
+        <w:tc>
+          <w:tcPr>
+            <w:tcW w:type="dxa" w:w="2200"/>
+            <w:tcMar>
+              <w:top w:w="120" w:type="dxa"/>
+              <w:start w:w="180" w:type="dxa"/>
+              <w:bottom w:w="120" w:type="dxa"/>
+              <w:end w:w="180" w:type="dxa"/>
+            </w:tcMar>
+            <w:vAlign w:val="center"/>
+          </w:tcPr>
+          <w:p>
+            <w:pPr>
+              <w:spacing w:before="0" w:after="0"/>
+            </w:pPr>
+            <w:r>
+              <w:t>Original execution</w:t>
+            </w:r>
+          </w:p>
+        </w:tc>
+        <w:tc>
+          <w:tcPr>
+            <w:tcW w:type="dxa" w:w="2200"/>
+            <w:tcMar>
+              <w:top w:w="120" w:type="dxa"/>
+              <w:start w:w="180" w:type="dxa"/>
+              <w:bottom w:w="120" w:type="dxa"/>
+              <w:end w:w="180" w:type="dxa"/>
+            </w:tcMar>
+            <w:vAlign w:val="center"/>
+          </w:tcPr>
+          <w:p>
+            <w:pPr>
+              <w:spacing w:before="0" w:after="0"/>
+            </w:pPr>
+            <w:r>
+              <w:rPr>
+                <w:rFonts w:ascii="Roboto Mono" w:hAnsi="Roboto Mono"/>
+                <w:color w:val="188038"/>
+              </w:rPr>
+              <w:t>v1.0</w:t>
+            </w:r>
+          </w:p>
+        </w:tc>
+        <w:tc>
+          <w:tcPr>
+            <w:tcW w:type="dxa" w:w="4960"/>
+            <w:tcMar>
+              <w:top w:w="120" w:type="dxa"/>
+              <w:start w:w="180" w:type="dxa"/>
+              <w:bottom w:w="120" w:type="dxa"/>
+              <w:end w:w="180" w:type="dxa"/>
+            </w:tcMar>
+            <w:vAlign w:val="center"/>
+          </w:tcPr>
+          <w:p>
+            <w:pPr>
+              <w:spacing w:before="0" w:after="0"/>
+            </w:pPr>
+            <w:r>
+              <w:t>FAIL — A3/A4 incorrectly energised; affected customers = 400.</w:t>
+            </w:r>
+          </w:p>
+        </w:tc>
+      </w:tr>
+      <w:tr>
+        <w:tc>
+          <w:tcPr>
+            <w:tcW w:type="dxa" w:w="2200"/>
+            <w:tcMar>
+              <w:top w:w="120" w:type="dxa"/>
+              <w:start w:w="180" w:type="dxa"/>
+              <w:bottom w:w="120" w:type="dxa"/>
+              <w:end w:w="180" w:type="dxa"/>
+            </w:tcMar>
+            <w:vAlign w:val="center"/>
+          </w:tcPr>
+          <w:p>
+            <w:pPr>
+              <w:spacing w:before="0" w:after="0"/>
+            </w:pPr>
+            <w:r>
+              <w:t>Repeat execution</w:t>
+            </w:r>
+          </w:p>
+        </w:tc>
+        <w:tc>
+          <w:tcPr>
+            <w:tcW w:type="dxa" w:w="2200"/>
+            <w:tcMar>
+              <w:top w:w="120" w:type="dxa"/>
+              <w:start w:w="180" w:type="dxa"/>
+              <w:bottom w:w="120" w:type="dxa"/>
+              <w:end w:w="180" w:type="dxa"/>
+            </w:tcMar>
+            <w:vAlign w:val="center"/>
+          </w:tcPr>
+          <w:p>
+            <w:pPr>
+              <w:spacing w:before="0" w:after="0"/>
+            </w:pPr>
+            <w:r>
+              <w:rPr>
+                <w:rFonts w:ascii="Roboto Mono" w:hAnsi="Roboto Mono"/>
+                <w:color w:val="188038"/>
+              </w:rPr>
+              <w:t>v1.1</w:t>
+            </w:r>
+          </w:p>
+        </w:tc>
+        <w:tc>
+          <w:tcPr>
+            <w:tcW w:type="dxa" w:w="4960"/>
+            <w:tcMar>
+              <w:top w:w="120" w:type="dxa"/>
+              <w:start w:w="180" w:type="dxa"/>
+              <w:bottom w:w="120" w:type="dxa"/>
+              <w:end w:w="180" w:type="dxa"/>
+            </w:tcMar>
+            <w:vAlign w:val="center"/>
+          </w:tcPr>
+          <w:p>
+            <w:pPr>
+              <w:spacing w:before="0" w:after="0"/>
+            </w:pPr>
+            <w:r>
+              <w:t>PASS — A1–A4 de-energised after trip; affected customers = 850.</w:t>
+            </w:r>
+          </w:p>
+        </w:tc>
+      </w:tr>
+    </w:tbl>
+    <w:p/>
+    <w:p>
+      <w:pPr/>
+      <w:r>
+        <w:t>The repeat execution must create a separate validation record linked to DEF-001 and the correction record. The original failed execution remains preserved.</w:t>
+      </w:r>
+    </w:p>
+    <w:p>
+      <w:pPr/>
+      <w:r>
+        <w:t>Following the direct repeat test, the complete N0–N5 sequence should be rerun as a regression check. This confirms that the corrected A2-to-A3 relationship supports fault isolation, upstream restoration, alternate restoration assessment, tie closure, the 5.70 MW / 95.0% FDR-B result and the final 220-customer outage without introducing a new topology error.</w:t>
+      </w:r>
+    </w:p>
+    <w:p>
+      <w:pPr>
+        <w:pStyle w:val="Heading2"/>
+      </w:pPr>
+      <w:r>
+        <w:t>17.11 Required Defect and Revalidation Evidence</w:t>
+      </w:r>
+    </w:p>
+    <w:p>
+      <w:pPr/>
+      <w:r>
+        <w:t>The evidence package should contain, at minimum:</w:t>
+      </w:r>
+    </w:p>
+    <w:p>
+      <w:pPr>
+        <w:numPr>
+          <w:ilvl w:val="0"/>
+          <w:numId w:val="5"/>
+        </w:numPr>
+      </w:pPr>
+      <w:r>
+        <w:t>the preserved Network Configuration v1.0 record;</w:t>
+      </w:r>
+    </w:p>
+    <w:p>
+      <w:pPr>
+        <w:numPr>
+          <w:ilvl w:val="0"/>
+          <w:numId w:val="5"/>
+        </w:numPr>
+      </w:pPr>
+      <w:r>
+        <w:t>the Network Configuration v1.1 record;</w:t>
+      </w:r>
+    </w:p>
+    <w:p>
+      <w:pPr>
+        <w:numPr>
+          <w:ilvl w:val="0"/>
+          <w:numId w:val="5"/>
+        </w:numPr>
+      </w:pPr>
+      <w:r>
+        <w:t>a configuration comparison showing the single SW-A23 endpoint change;</w:t>
+      </w:r>
+    </w:p>
+    <w:p>
+      <w:pPr>
+        <w:numPr>
+          <w:ilvl w:val="0"/>
+          <w:numId w:val="5"/>
+        </w:numPr>
+      </w:pPr>
+      <w:r>
+        <w:t>the initiating BRK-A telemetry record;</w:t>
+      </w:r>
+    </w:p>
+    <w:p>
+      <w:pPr>
+        <w:numPr>
+          <w:ilvl w:val="0"/>
+          <w:numId w:val="5"/>
+        </w:numPr>
+      </w:pPr>
+      <w:r>
+        <w:t>expected and observed section-state snapshots;</w:t>
+      </w:r>
+    </w:p>
+    <w:p>
+      <w:pPr>
+        <w:numPr>
+          <w:ilvl w:val="0"/>
+          <w:numId w:val="5"/>
+        </w:numPr>
+      </w:pPr>
+      <w:r>
+        <w:t>the v1.0 and v1.1 topology/source traces for SEC-A3 and SEC-A4;</w:t>
+      </w:r>
+    </w:p>
+    <w:p>
+      <w:pPr>
+        <w:numPr>
+          <w:ilvl w:val="0"/>
+          <w:numId w:val="5"/>
+        </w:numPr>
+      </w:pPr>
+      <w:r>
+        <w:t>the v1.0 400-customer and v1.1 850-customer outage results;</w:t>
+      </w:r>
+    </w:p>
+    <w:p>
+      <w:pPr>
+        <w:numPr>
+          <w:ilvl w:val="0"/>
+          <w:numId w:val="5"/>
+        </w:numPr>
+      </w:pPr>
+      <w:r>
+        <w:t>the original failed VT-TOP-DEF-001 record;</w:t>
+      </w:r>
+    </w:p>
+    <w:p>
+      <w:pPr>
+        <w:numPr>
+          <w:ilvl w:val="0"/>
+          <w:numId w:val="5"/>
+        </w:numPr>
+      </w:pPr>
+      <w:r>
+        <w:t>the DEF-001 investigation and correction record;</w:t>
+      </w:r>
+    </w:p>
+    <w:p>
+      <w:pPr>
+        <w:numPr>
+          <w:ilvl w:val="0"/>
+          <w:numId w:val="5"/>
+        </w:numPr>
+      </w:pPr>
+      <w:r>
+        <w:t>the separate passing repeat-validation record;</w:t>
+      </w:r>
+    </w:p>
+    <w:p>
+      <w:pPr>
+        <w:numPr>
+          <w:ilvl w:val="0"/>
+          <w:numId w:val="5"/>
+        </w:numPr>
+      </w:pPr>
+      <w:r>
+        <w:t>the regression result for the complete formal N0–N5 sequence.</w:t>
+      </w:r>
+    </w:p>
+    <w:p>
+      <w:pPr>
+        <w:pStyle w:val="Heading2"/>
+      </w:pPr>
+      <w:r>
+        <w:t>17.12 Exploration-Mode Boundary</w:t>
+      </w:r>
+    </w:p>
+    <w:p>
+      <w:pPr/>
+      <w:r>
+        <w:t>DEF-001, v1.0/v1.1 and VT-TOP-DEF-001 belong to the controlled SEC-A2 formal validation package. They do not change the Exploration Mode rule that fault location is transient scenario state rather than persistent network configuration.</w:t>
+      </w:r>
+    </w:p>
+    <w:p>
+      <w:pPr/>
+      <w:r>
+        <w:t>Exploration Mode should ordinarily use the corrected v1.1 connectivity and apply the reviewer-selected fault through the common scenario engine. It must not use defect-specific branches or canned section outcomes. Exploration results remain demonstration outputs unless a selected case is separately defined and executed as a controlled validation test.</w:t>
+      </w:r>
+    </w:p>
+    <w:p>
+      <w:r>
+        <w:br w:type="page"/>
+      </w:r>
+    </w:p>
+    <w:p>
+      <w:pPr>
+        <w:pStyle w:val="Heading2"/>
+      </w:pPr>
+      <w:r>
+        <w:t>17.13 Requirements Traceability</w:t>
+      </w:r>
+    </w:p>
+    <w:tbl>
+      <w:tblPr>
+        <w:tblW w:type="dxa" w:w="9360"/>
+        <w:tblLayout w:type="fixed"/>
+        <w:tblLook w:firstColumn="1" w:firstRow="1" w:lastColumn="0" w:lastRow="0" w:noHBand="0" w:noVBand="1" w:val="04A0"/>
+        <w:tblBorders>
+          <w:top w:val="single" w:sz="6" w:space="0" w:color="000000"/>
+          <w:start w:val="single" w:sz="6" w:space="0" w:color="000000"/>
+          <w:bottom w:val="single" w:sz="6" w:space="0" w:color="000000"/>
+          <w:end w:val="single" w:sz="6" w:space="0" w:color="000000"/>
+          <w:insideH w:val="single" w:sz="6" w:space="0" w:color="000000"/>
+          <w:insideV w:val="single" w:sz="6" w:space="0" w:color="000000"/>
+        </w:tblBorders>
+        <w:tblLayout w:type="fixed"/>
+      </w:tblPr>
+      <w:tblGrid>
+        <w:gridCol w:w="4200"/>
+        <w:gridCol w:w="5160"/>
+      </w:tblGrid>
+      <w:tr>
+        <w:trPr>
+          <w:tblHeader w:val="true"/>
+        </w:trPr>
+        <w:tc>
+          <w:tcPr>
+            <w:tcW w:type="dxa" w:w="4200"/>
+            <w:tcMar>
+              <w:top w:w="120" w:type="dxa"/>
+              <w:start w:w="180" w:type="dxa"/>
+              <w:bottom w:w="120" w:type="dxa"/>
+              <w:end w:w="180" w:type="dxa"/>
+            </w:tcMar>
+            <w:vAlign w:val="center"/>
+          </w:tcPr>
+          <w:p>
+            <w:pPr>
+              <w:spacing w:before="0" w:after="0"/>
+              <w:jc w:val="center"/>
+            </w:pPr>
+            <w:r>
+              <w:rPr>
+                <w:b/>
+              </w:rPr>
+              <w:t>Network Model definition</w:t>
+            </w:r>
+          </w:p>
+        </w:tc>
+        <w:tc>
+          <w:tcPr>
+            <w:tcW w:type="dxa" w:w="5160"/>
+            <w:tcMar>
+              <w:top w:w="120" w:type="dxa"/>
+              <w:start w:w="180" w:type="dxa"/>
+              <w:bottom w:w="120" w:type="dxa"/>
+              <w:end w:w="180" w:type="dxa"/>
+            </w:tcMar>
+            <w:vAlign w:val="center"/>
+          </w:tcPr>
+          <w:p>
+            <w:pPr>
+              <w:spacing w:before="0" w:after="0"/>
+              <w:jc w:val="center"/>
+            </w:pPr>
+            <w:r>
+              <w:rPr>
+                <w:b/>
+              </w:rPr>
+              <w:t>Principal requirement coverage</w:t>
+            </w:r>
+          </w:p>
+        </w:tc>
+      </w:tr>
+      <w:tr>
+        <w:tc>
+          <w:tcPr>
+            <w:tcW w:type="dxa" w:w="4200"/>
+            <w:tcMar>
+              <w:top w:w="120" w:type="dxa"/>
+              <w:start w:w="180" w:type="dxa"/>
+              <w:bottom w:w="120" w:type="dxa"/>
+              <w:end w:w="180" w:type="dxa"/>
+            </w:tcMar>
+            <w:vAlign w:val="center"/>
+          </w:tcPr>
+          <w:p>
+            <w:pPr>
+              <w:spacing w:before="0" w:after="0"/>
+            </w:pPr>
+            <w:r>
+              <w:t>N0–N5 topology and energisation</w:t>
+            </w:r>
+          </w:p>
+        </w:tc>
+        <w:tc>
+          <w:tcPr>
+            <w:tcW w:type="dxa" w:w="5160"/>
+            <w:tcMar>
+              <w:top w:w="120" w:type="dxa"/>
+              <w:start w:w="180" w:type="dxa"/>
+              <w:bottom w:w="120" w:type="dxa"/>
+              <w:end w:w="180" w:type="dxa"/>
+            </w:tcMar>
+            <w:vAlign w:val="center"/>
+          </w:tcPr>
+          <w:p>
+            <w:pPr>
+              <w:spacing w:before="0" w:after="0"/>
+            </w:pPr>
+            <w:r>
+              <w:t>REQ-TOP-001–009; REQ-OUT-001–007; REQ-VAL-004, 006–008</w:t>
+            </w:r>
+          </w:p>
+        </w:tc>
+      </w:tr>
+      <w:tr>
+        <w:tc>
+          <w:tcPr>
+            <w:tcW w:type="dxa" w:w="4200"/>
+            <w:tcMar>
+              <w:top w:w="120" w:type="dxa"/>
+              <w:start w:w="180" w:type="dxa"/>
+              <w:bottom w:w="120" w:type="dxa"/>
+              <w:end w:w="180" w:type="dxa"/>
+            </w:tcMar>
+            <w:vAlign w:val="center"/>
+          </w:tcPr>
+          <w:p>
+            <w:pPr>
+              <w:spacing w:before="0" w:after="0"/>
+            </w:pPr>
+            <w:r>
+              <w:t>Fault isolation and restoration</w:t>
+            </w:r>
+          </w:p>
+        </w:tc>
+        <w:tc>
+          <w:tcPr>
+            <w:tcW w:type="dxa" w:w="5160"/>
+            <w:tcMar>
+              <w:top w:w="120" w:type="dxa"/>
+              <w:start w:w="180" w:type="dxa"/>
+              <w:bottom w:w="120" w:type="dxa"/>
+              <w:end w:w="180" w:type="dxa"/>
+            </w:tcMar>
+            <w:vAlign w:val="center"/>
+          </w:tcPr>
+          <w:p>
+            <w:pPr>
+              <w:spacing w:before="0" w:after="0"/>
+            </w:pPr>
+            <w:r>
+              <w:t>REQ-NET-009; REQ-RST-001–029; REQ-TEL-007–010</w:t>
+            </w:r>
+          </w:p>
+        </w:tc>
+      </w:tr>
+      <w:tr>
+        <w:tc>
+          <w:tcPr>
+            <w:tcW w:type="dxa" w:w="4200"/>
+            <w:tcMar>
+              <w:top w:w="120" w:type="dxa"/>
+              <w:start w:w="180" w:type="dxa"/>
+              <w:bottom w:w="120" w:type="dxa"/>
+              <w:end w:w="180" w:type="dxa"/>
+            </w:tcMar>
+            <w:vAlign w:val="center"/>
+          </w:tcPr>
+          <w:p>
+            <w:pPr>
+              <w:spacing w:before="0" w:after="0"/>
+            </w:pPr>
+            <w:r>
+              <w:t>DEF-001 and v1.0/v1.1 control</w:t>
+            </w:r>
+          </w:p>
+        </w:tc>
+        <w:tc>
+          <w:tcPr>
+            <w:tcW w:type="dxa" w:w="5160"/>
+            <w:tcMar>
+              <w:top w:w="120" w:type="dxa"/>
+              <w:start w:w="180" w:type="dxa"/>
+              <w:bottom w:w="120" w:type="dxa"/>
+              <w:end w:w="180" w:type="dxa"/>
+            </w:tcMar>
+            <w:vAlign w:val="center"/>
+          </w:tcPr>
+          <w:p>
+            <w:pPr>
+              <w:spacing w:before="0" w:after="0"/>
+            </w:pPr>
+            <w:r>
+              <w:t>REQ-CFG-001–012; REQ-VAL-005, 010–012</w:t>
+            </w:r>
+          </w:p>
+        </w:tc>
+      </w:tr>
+      <w:tr>
+        <w:tc>
+          <w:tcPr>
+            <w:tcW w:type="dxa" w:w="4200"/>
+            <w:tcMar>
+              <w:top w:w="120" w:type="dxa"/>
+              <w:start w:w="180" w:type="dxa"/>
+              <w:bottom w:w="120" w:type="dxa"/>
+              <w:end w:w="180" w:type="dxa"/>
+            </w:tcMar>
+            <w:vAlign w:val="center"/>
+          </w:tcPr>
+          <w:p>
+            <w:pPr>
+              <w:spacing w:before="0" w:after="0"/>
+            </w:pPr>
+            <w:r>
+              <w:t>Operational and validation evidence</w:t>
+            </w:r>
+          </w:p>
+        </w:tc>
+        <w:tc>
+          <w:tcPr>
+            <w:tcW w:type="dxa" w:w="5160"/>
+            <w:tcMar>
+              <w:top w:w="120" w:type="dxa"/>
+              <w:start w:w="180" w:type="dxa"/>
+              <w:bottom w:w="120" w:type="dxa"/>
+              <w:end w:w="180" w:type="dxa"/>
+            </w:tcMar>
+            <w:vAlign w:val="center"/>
+          </w:tcPr>
+          <w:p>
+            <w:pPr>
+              <w:spacing w:before="0" w:after="0"/>
+            </w:pPr>
+            <w:r>
+              <w:t>REQ-EVT-001–011; REQ-VAL-001–014; REQ-NFR-008</w:t>
+            </w:r>
+          </w:p>
+        </w:tc>
+      </w:tr>
+      <w:tr>
+        <w:tc>
+          <w:tcPr>
+            <w:tcW w:type="dxa" w:w="4200"/>
+            <w:tcMar>
+              <w:top w:w="120" w:type="dxa"/>
+              <w:start w:w="180" w:type="dxa"/>
+              <w:bottom w:w="120" w:type="dxa"/>
+              <w:end w:w="180" w:type="dxa"/>
+            </w:tcMar>
+            <w:vAlign w:val="center"/>
+          </w:tcPr>
+          <w:p>
+            <w:pPr>
+              <w:spacing w:before="0" w:after="0"/>
+            </w:pPr>
+            <w:r>
+              <w:t>Formal / exploration separation</w:t>
+            </w:r>
+          </w:p>
+        </w:tc>
+        <w:tc>
+          <w:tcPr>
+            <w:tcW w:type="dxa" w:w="5160"/>
+            <w:tcMar>
+              <w:top w:w="120" w:type="dxa"/>
+              <w:start w:w="180" w:type="dxa"/>
+              <w:bottom w:w="120" w:type="dxa"/>
+              <w:end w:w="180" w:type="dxa"/>
+            </w:tcMar>
+            <w:vAlign w:val="center"/>
+          </w:tcPr>
+          <w:p>
+            <w:pPr>
+              <w:spacing w:before="0" w:after="0"/>
+            </w:pPr>
+            <w:r>
+              <w:t>REQ-EXP-004, REQ-EXP-005 and REQ-EXP-007</w:t>
+            </w:r>
+          </w:p>
+        </w:tc>
+      </w:tr>
+    </w:tbl>
+    <w:p/>
+    <w:p>
+      <w:pPr/>
+      <w:r>
+        <w:t>These sections complete the detailed Network Model answer key for the formal SEC-A2 scenario and provide the controlled configuration basis required for later system design, implementation, validation planning and defect evidence.</w:t>
       </w:r>
     </w:p>
     <w:sectPr>

--- a/01-engineering-source-documents/OT Project Network Model.docx
+++ b/01-engineering-source-documents/OT Project Network Model.docx
@@ -34,11 +34,14 @@
         <w:rPr/>
       </w:pPr>
       <w:r>
+        <w:rPr>
+          <w:sz w:val="20"/>
+        </w:rPr>
         <w:t>Operational Technology Graduate Demonstration Project</w:t>
         <w:br/>
         <w:t>Document: Simplified Network Model</w:t>
         <w:br/>
-        <w:t>Version: 0.3</w:t>
+        <w:t>Version: 0.4</w:t>
         <w:br/>
         <w:t>Status: Draft</w:t>
       </w:r>
@@ -1034,7 +1037,7 @@
           <wp:inline distB="114300" distT="114300" distL="114300" distR="114300">
             <wp:extent cx="4191000" cy="4419600"/>
             <wp:effectExtent b="0" l="0" r="0" t="0"/>
-            <wp:docPr id="1" name="image2.png"/>
+            <wp:docPr id="1" name="image2.png" title="Simplified two-feeder network topology" descr="Zone substation ZS-01 supplying Feeder A and Feeder B, four sections per feeder, three sectionalising switches per feeder, and normally-open tie switch TS-01 between SEC-A4 and SEC-B4."/>
             <a:graphic>
               <a:graphicData uri="http://schemas.openxmlformats.org/drawingml/2006/picture">
                 <pic:pic>
@@ -16365,7 +16368,7 @@
           <wp:inline distB="114300" distT="114300" distL="114300" distR="114300">
             <wp:extent cx="3295650" cy="3524250"/>
             <wp:effectExtent b="0" l="0" r="0" t="0"/>
-            <wp:docPr id="2" name="image1.png"/>
+            <wp:docPr id="2" name="image1.png" title="Normal operating topology" descr="Corrected normal radial topology with BRK-A, BRK-B and all sectionalising switches closed, TS-01 open, Feeder A sections supplied by FDR-A and Feeder B sections supplied by FDR-B."/>
             <a:graphic>
               <a:graphicData uri="http://schemas.openxmlformats.org/drawingml/2006/picture">
                 <pic:pic>
@@ -25187,6 +25190,1598 @@
       <w:pPr/>
       <w:r>
         <w:t>These sections complete the detailed Network Model answer key for the formal SEC-A2 scenario and provide the controlled configuration basis required for later system design, implementation, validation planning and defect evidence.</w:t>
+      </w:r>
+    </w:p>
+    <w:p>
+      <w:pPr>
+        <w:pStyle w:val="Heading1"/>
+        <w:keepNext/>
+      </w:pPr>
+      <w:r>
+        <w:t>18. Active-Fault Isolation Boundary Derivation — DC-003</w:t>
+      </w:r>
+    </w:p>
+    <w:p>
+      <w:pPr>
+        <w:pStyle w:val="Heading2"/>
+        <w:keepNext/>
+      </w:pPr>
+      <w:r>
+        <w:t>18.1 Controlled Scope</w:t>
+      </w:r>
+    </w:p>
+    <w:p>
+      <w:pPr>
+        <w:spacing w:before="120" w:after="120"/>
+      </w:pPr>
+      <w:r>
+        <w:rPr>
+          <w:b w:val="0"/>
+          <w:i w:val="0"/>
+        </w:rPr>
+        <w:t>This section is the controlled Network Model application of accepted DC-003. It refines how isolation boundaries and OPEN actions are derived for the active fault section. It does not alter Sections 1–17, the formal SEC-A2 N0–N5 answer key, the defective v1.0 connection, the corrected v1.1 connection, any load/customer value, any restoration criterion or the 124 formal requirements.</w:t>
+      </w:r>
+    </w:p>
+    <w:p>
+      <w:pPr>
+        <w:pStyle w:val="Heading2"/>
+        <w:keepNext/>
+      </w:pPr>
+      <w:r>
+        <w:t>18.2 Incidence and Boundary Rule</w:t>
+      </w:r>
+    </w:p>
+    <w:p>
+      <w:pPr>
+        <w:spacing w:before="120" w:after="120"/>
+      </w:pPr>
+      <w:r>
+        <w:rPr>
+          <w:b w:val="0"/>
+          <w:i w:val="0"/>
+        </w:rPr>
+        <w:t>The model shall query the selected configuration for every switchable device directly incident to the active fault section. The resulting incident device set is the complete isolation-boundary set for that fault. Depending on section position, a boundary is a feeder source breaker, sectionalising switch or TS-01. The query is performed from connectivity records and shall not be replaced by a stored section-to-switch lookup in production logic.</w:t>
+      </w:r>
+    </w:p>
+    <w:p>
+      <w:pPr>
+        <w:pStyle w:val="Heading2"/>
+        <w:keepNext/>
+      </w:pPr>
+      <w:r>
+        <w:t>18.3 Boundary Evidence and Action Conditions</w:t>
+      </w:r>
+    </w:p>
+    <w:tbl>
+      <w:tblPr>
+        <w:tblW w:type="auto" w:w="0"/>
+        <w:jc w:val="center"/>
+        <w:tblLayout w:type="fixed"/>
+        <w:tblLook w:firstColumn="1" w:firstRow="1" w:lastColumn="0" w:lastRow="0" w:noHBand="0" w:noVBand="1" w:val="04A0"/>
+        <w:tblBorders>
+          <w:top w:val="single" w:sz="10" w:space="0" w:color="000000"/>
+          <w:left w:val="single" w:sz="10" w:space="0" w:color="000000"/>
+          <w:bottom w:val="single" w:sz="10" w:space="0" w:color="000000"/>
+          <w:right w:val="single" w:sz="10" w:space="0" w:color="000000"/>
+          <w:insideH w:val="single" w:sz="10" w:space="0" w:color="000000"/>
+          <w:insideV w:val="single" w:sz="10" w:space="0" w:color="000000"/>
+        </w:tblBorders>
+      </w:tblPr>
+      <w:tblGrid>
+        <w:gridCol w:w="2340"/>
+        <w:gridCol w:w="2340"/>
+        <w:gridCol w:w="2340"/>
+        <w:gridCol w:w="2340"/>
+      </w:tblGrid>
+      <w:tr>
+        <w:trPr>
+          <w:tblHeader w:val="true"/>
+          <w:cantSplit/>
+        </w:trPr>
+        <w:tc>
+          <w:tcPr>
+            <w:tcW w:type="dxa" w:w="1872"/>
+            <w:shd w:fill="E7E7E7"/>
+            <w:tcMar>
+              <w:top w:w="80" w:type="dxa"/>
+              <w:start w:w="100" w:type="dxa"/>
+              <w:bottom w:w="80" w:type="dxa"/>
+              <w:end w:w="100" w:type="dxa"/>
+            </w:tcMar>
+            <w:vAlign w:val="center"/>
+          </w:tcPr>
+          <w:p>
+            <w:pPr>
+              <w:spacing w:before="40" w:after="40"/>
+              <w:jc w:val="center"/>
+            </w:pPr>
+            <w:r>
+              <w:rPr>
+                <w:b/>
+                <w:sz w:val="16"/>
+              </w:rPr>
+              <w:t>Condition</w:t>
+            </w:r>
+          </w:p>
+        </w:tc>
+        <w:tc>
+          <w:tcPr>
+            <w:tcW w:type="dxa" w:w="2880"/>
+            <w:shd w:fill="E7E7E7"/>
+            <w:tcMar>
+              <w:top w:w="80" w:type="dxa"/>
+              <w:start w:w="100" w:type="dxa"/>
+              <w:bottom w:w="80" w:type="dxa"/>
+              <w:end w:w="100" w:type="dxa"/>
+            </w:tcMar>
+            <w:vAlign w:val="center"/>
+          </w:tcPr>
+          <w:p>
+            <w:pPr>
+              <w:spacing w:before="40" w:after="40"/>
+              <w:jc w:val="center"/>
+            </w:pPr>
+            <w:r>
+              <w:rPr>
+                <w:b/>
+                <w:sz w:val="16"/>
+              </w:rPr>
+              <w:t>Controlled evidence</w:t>
+            </w:r>
+          </w:p>
+        </w:tc>
+        <w:tc>
+          <w:tcPr>
+            <w:tcW w:type="dxa" w:w="2160"/>
+            <w:shd w:fill="E7E7E7"/>
+            <w:tcMar>
+              <w:top w:w="80" w:type="dxa"/>
+              <w:start w:w="100" w:type="dxa"/>
+              <w:bottom w:w="80" w:type="dxa"/>
+              <w:end w:w="100" w:type="dxa"/>
+            </w:tcMar>
+            <w:vAlign w:val="center"/>
+          </w:tcPr>
+          <w:p>
+            <w:pPr>
+              <w:spacing w:before="40" w:after="40"/>
+              <w:jc w:val="center"/>
+            </w:pPr>
+            <w:r>
+              <w:rPr>
+                <w:b/>
+                <w:sz w:val="16"/>
+              </w:rPr>
+              <w:t>Derived boundary result</w:t>
+            </w:r>
+          </w:p>
+        </w:tc>
+        <w:tc>
+          <w:tcPr>
+            <w:tcW w:type="dxa" w:w="2448"/>
+            <w:shd w:fill="E7E7E7"/>
+            <w:tcMar>
+              <w:top w:w="80" w:type="dxa"/>
+              <w:start w:w="100" w:type="dxa"/>
+              <w:bottom w:w="80" w:type="dxa"/>
+              <w:end w:w="100" w:type="dxa"/>
+            </w:tcMar>
+            <w:vAlign w:val="center"/>
+          </w:tcPr>
+          <w:p>
+            <w:pPr>
+              <w:spacing w:before="40" w:after="40"/>
+              <w:jc w:val="center"/>
+            </w:pPr>
+            <w:r>
+              <w:rPr>
+                <w:b/>
+                <w:sz w:val="16"/>
+              </w:rPr>
+              <w:t>Action treatment</w:t>
+            </w:r>
+          </w:p>
+        </w:tc>
+      </w:tr>
+      <w:tr>
+        <w:trPr>
+          <w:cantSplit/>
+        </w:trPr>
+        <w:tc>
+          <w:tcPr>
+            <w:tcW w:type="dxa" w:w="1872"/>
+            <w:tcMar>
+              <w:top w:w="80" w:type="dxa"/>
+              <w:start w:w="100" w:type="dxa"/>
+              <w:bottom w:w="80" w:type="dxa"/>
+              <w:end w:w="100" w:type="dxa"/>
+            </w:tcMar>
+            <w:vAlign w:val="center"/>
+          </w:tcPr>
+          <w:p>
+            <w:pPr>
+              <w:spacing w:before="20" w:after="20"/>
+            </w:pPr>
+            <w:r>
+              <w:rPr>
+                <w:sz w:val="16"/>
+              </w:rPr>
+              <w:t>A — trustworthy OPEN</w:t>
+            </w:r>
+          </w:p>
+        </w:tc>
+        <w:tc>
+          <w:tcPr>
+            <w:tcW w:type="dxa" w:w="2880"/>
+            <w:tcMar>
+              <w:top w:w="80" w:type="dxa"/>
+              <w:start w:w="100" w:type="dxa"/>
+              <w:bottom w:w="80" w:type="dxa"/>
+              <w:end w:w="100" w:type="dxa"/>
+            </w:tcMar>
+            <w:vAlign w:val="center"/>
+          </w:tcPr>
+          <w:p>
+            <w:pPr>
+              <w:spacing w:before="20" w:after="20"/>
+            </w:pPr>
+            <w:r>
+              <w:rPr>
+                <w:sz w:val="16"/>
+              </w:rPr>
+              <w:t>GOOD, FRESH, valid timestamp, observed OPEN</w:t>
+            </w:r>
+          </w:p>
+        </w:tc>
+        <w:tc>
+          <w:tcPr>
+            <w:tcW w:type="dxa" w:w="2160"/>
+            <w:tcMar>
+              <w:top w:w="80" w:type="dxa"/>
+              <w:start w:w="100" w:type="dxa"/>
+              <w:bottom w:w="80" w:type="dxa"/>
+              <w:end w:w="100" w:type="dxa"/>
+            </w:tcMar>
+            <w:vAlign w:val="center"/>
+          </w:tcPr>
+          <w:p>
+            <w:pPr>
+              <w:spacing w:before="20" w:after="20"/>
+            </w:pPr>
+            <w:r>
+              <w:rPr>
+                <w:sz w:val="16"/>
+              </w:rPr>
+              <w:t>PROVEN OPEN / SATISFIED</w:t>
+            </w:r>
+          </w:p>
+        </w:tc>
+        <w:tc>
+          <w:tcPr>
+            <w:tcW w:type="dxa" w:w="2448"/>
+            <w:tcMar>
+              <w:top w:w="80" w:type="dxa"/>
+              <w:start w:w="100" w:type="dxa"/>
+              <w:bottom w:w="80" w:type="dxa"/>
+              <w:end w:w="100" w:type="dxa"/>
+            </w:tcMar>
+            <w:vAlign w:val="center"/>
+          </w:tcPr>
+          <w:p>
+            <w:pPr>
+              <w:spacing w:before="20" w:after="20"/>
+            </w:pPr>
+            <w:r>
+              <w:rPr>
+                <w:sz w:val="16"/>
+              </w:rPr>
+              <w:t>No OPEN command is required or offered.</w:t>
+            </w:r>
+          </w:p>
+        </w:tc>
+      </w:tr>
+      <w:tr>
+        <w:trPr>
+          <w:cantSplit/>
+        </w:trPr>
+        <w:tc>
+          <w:tcPr>
+            <w:tcW w:type="dxa" w:w="1872"/>
+            <w:tcMar>
+              <w:top w:w="80" w:type="dxa"/>
+              <w:start w:w="100" w:type="dxa"/>
+              <w:bottom w:w="80" w:type="dxa"/>
+              <w:end w:w="100" w:type="dxa"/>
+            </w:tcMar>
+            <w:vAlign w:val="center"/>
+          </w:tcPr>
+          <w:p>
+            <w:pPr>
+              <w:spacing w:before="20" w:after="20"/>
+            </w:pPr>
+            <w:r>
+              <w:rPr>
+                <w:sz w:val="16"/>
+              </w:rPr>
+              <w:t>B — trustworthy CLOSED</w:t>
+            </w:r>
+          </w:p>
+        </w:tc>
+        <w:tc>
+          <w:tcPr>
+            <w:tcW w:type="dxa" w:w="2880"/>
+            <w:tcMar>
+              <w:top w:w="80" w:type="dxa"/>
+              <w:start w:w="100" w:type="dxa"/>
+              <w:bottom w:w="80" w:type="dxa"/>
+              <w:end w:w="100" w:type="dxa"/>
+            </w:tcMar>
+            <w:vAlign w:val="center"/>
+          </w:tcPr>
+          <w:p>
+            <w:pPr>
+              <w:spacing w:before="20" w:after="20"/>
+            </w:pPr>
+            <w:r>
+              <w:rPr>
+                <w:sz w:val="16"/>
+              </w:rPr>
+              <w:t>GOOD, FRESH, valid timestamp, observed CLOSED</w:t>
+            </w:r>
+          </w:p>
+        </w:tc>
+        <w:tc>
+          <w:tcPr>
+            <w:tcW w:type="dxa" w:w="2160"/>
+            <w:tcMar>
+              <w:top w:w="80" w:type="dxa"/>
+              <w:start w:w="100" w:type="dxa"/>
+              <w:bottom w:w="80" w:type="dxa"/>
+              <w:end w:w="100" w:type="dxa"/>
+            </w:tcMar>
+            <w:vAlign w:val="center"/>
+          </w:tcPr>
+          <w:p>
+            <w:pPr>
+              <w:spacing w:before="20" w:after="20"/>
+            </w:pPr>
+            <w:r>
+              <w:rPr>
+                <w:sz w:val="16"/>
+              </w:rPr>
+              <w:t>PROVEN CLOSED</w:t>
+            </w:r>
+          </w:p>
+        </w:tc>
+        <w:tc>
+          <w:tcPr>
+            <w:tcW w:type="dxa" w:w="2448"/>
+            <w:tcMar>
+              <w:top w:w="80" w:type="dxa"/>
+              <w:start w:w="100" w:type="dxa"/>
+              <w:bottom w:w="80" w:type="dxa"/>
+              <w:end w:w="100" w:type="dxa"/>
+            </w:tcMar>
+            <w:vAlign w:val="center"/>
+          </w:tcPr>
+          <w:p>
+            <w:pPr>
+              <w:spacing w:before="20" w:after="20"/>
+            </w:pPr>
+            <w:r>
+              <w:rPr>
+                <w:sz w:val="16"/>
+              </w:rPr>
+              <w:t>Offer an OPEN isolation action only when existing workflow and command gates authorise it.</w:t>
+            </w:r>
+          </w:p>
+        </w:tc>
+      </w:tr>
+      <w:tr>
+        <w:trPr>
+          <w:cantSplit/>
+        </w:trPr>
+        <w:tc>
+          <w:tcPr>
+            <w:tcW w:type="dxa" w:w="1872"/>
+            <w:tcMar>
+              <w:top w:w="80" w:type="dxa"/>
+              <w:start w:w="100" w:type="dxa"/>
+              <w:bottom w:w="80" w:type="dxa"/>
+              <w:end w:w="100" w:type="dxa"/>
+            </w:tcMar>
+            <w:vAlign w:val="center"/>
+          </w:tcPr>
+          <w:p>
+            <w:pPr>
+              <w:spacing w:before="20" w:after="20"/>
+            </w:pPr>
+            <w:r>
+              <w:rPr>
+                <w:sz w:val="16"/>
+              </w:rPr>
+              <w:t>C — untrustworthy or absent</w:t>
+            </w:r>
+          </w:p>
+        </w:tc>
+        <w:tc>
+          <w:tcPr>
+            <w:tcW w:type="dxa" w:w="2880"/>
+            <w:tcMar>
+              <w:top w:w="80" w:type="dxa"/>
+              <w:start w:w="100" w:type="dxa"/>
+              <w:bottom w:w="80" w:type="dxa"/>
+              <w:end w:w="100" w:type="dxa"/>
+            </w:tcMar>
+            <w:vAlign w:val="center"/>
+          </w:tcPr>
+          <w:p>
+            <w:pPr>
+              <w:spacing w:before="20" w:after="20"/>
+            </w:pPr>
+            <w:r>
+              <w:rPr>
+                <w:sz w:val="16"/>
+              </w:rPr>
+              <w:t>STALE, UNCERTAIN, BAD, INVALID_TIMESTAMP, or missing required telemetry</w:t>
+            </w:r>
+          </w:p>
+        </w:tc>
+        <w:tc>
+          <w:tcPr>
+            <w:tcW w:type="dxa" w:w="2160"/>
+            <w:tcMar>
+              <w:top w:w="80" w:type="dxa"/>
+              <w:start w:w="100" w:type="dxa"/>
+              <w:bottom w:w="80" w:type="dxa"/>
+              <w:end w:w="100" w:type="dxa"/>
+            </w:tcMar>
+            <w:vAlign w:val="center"/>
+          </w:tcPr>
+          <w:p>
+            <w:pPr>
+              <w:spacing w:before="20" w:after="20"/>
+            </w:pPr>
+            <w:r>
+              <w:rPr>
+                <w:sz w:val="16"/>
+              </w:rPr>
+              <w:t>UNPROVEN</w:t>
+            </w:r>
+          </w:p>
+        </w:tc>
+        <w:tc>
+          <w:tcPr>
+            <w:tcW w:type="dxa" w:w="2448"/>
+            <w:tcMar>
+              <w:top w:w="80" w:type="dxa"/>
+              <w:start w:w="100" w:type="dxa"/>
+              <w:bottom w:w="80" w:type="dxa"/>
+              <w:end w:w="100" w:type="dxa"/>
+            </w:tcMar>
+            <w:vAlign w:val="center"/>
+          </w:tcPr>
+          <w:p>
+            <w:pPr>
+              <w:spacing w:before="20" w:after="20"/>
+            </w:pPr>
+            <w:r>
+              <w:rPr>
+                <w:sz w:val="16"/>
+              </w:rPr>
+              <w:t>Do not offer a redundant OPEN command. Present the evidence deficiency; isolation cannot be completed until trustworthy evidence is restored.</w:t>
+            </w:r>
+          </w:p>
+        </w:tc>
+      </w:tr>
+    </w:tbl>
+    <w:p>
+      <w:pPr>
+        <w:spacing w:after="0"/>
+      </w:pPr>
+    </w:p>
+    <w:p>
+      <w:pPr>
+        <w:spacing w:before="120" w:after="120"/>
+      </w:pPr>
+      <w:r>
+        <w:rPr>
+          <w:b w:val="0"/>
+          <w:i w:val="0"/>
+        </w:rPr>
+        <w:t>A last-reported device value never overrides its evidence condition. In particular, a stale, uncertain, bad, invalid-timestamp or missing last-reported OPEN value remains UNPROVEN. The evidence deficiency is presented and corrected/refreshed through the existing telemetry workflow before conclusive evaluation.</w:t>
+      </w:r>
+    </w:p>
+    <w:p>
+      <w:pPr>
+        <w:pStyle w:val="Heading2"/>
+        <w:keepNext/>
+      </w:pPr>
+      <w:r>
+        <w:t>18.4 Recalculation and Final Isolation Proof</w:t>
+      </w:r>
+    </w:p>
+    <w:p>
+      <w:pPr>
+        <w:spacing w:before="120" w:after="120"/>
+      </w:pPr>
+      <w:r>
+        <w:rPr>
+          <w:b w:val="0"/>
+          <w:i w:val="0"/>
+        </w:rPr>
+        <w:t>No more than one device command is executed per accepted action. After each accepted command or valid telemetry update, boundary status, action availability, topology, source paths and the overall proof are recalculated. The fault is isolated only when every incident boundary is proven OPEN and zero active source paths exist from every available source to the fault section. Isolation actions are OPEN operations only; no active-fault boundary CLOSE action is offered as isolation work.</w:t>
+      </w:r>
+    </w:p>
+    <w:p>
+      <w:pPr>
+        <w:pStyle w:val="Heading2"/>
+        <w:keepNext/>
+      </w:pPr>
+      <w:r>
+        <w:t>18.5 Corrected v1.1 Incidence Answer Key</w:t>
+      </w:r>
+    </w:p>
+    <w:tbl>
+      <w:tblPr>
+        <w:tblW w:type="auto" w:w="0"/>
+        <w:jc w:val="center"/>
+        <w:tblLayout w:type="fixed"/>
+        <w:tblLook w:firstColumn="1" w:firstRow="1" w:lastColumn="0" w:lastRow="0" w:noHBand="0" w:noVBand="1" w:val="04A0"/>
+        <w:tblBorders>
+          <w:top w:val="single" w:sz="10" w:space="0" w:color="000000"/>
+          <w:left w:val="single" w:sz="10" w:space="0" w:color="000000"/>
+          <w:bottom w:val="single" w:sz="10" w:space="0" w:color="000000"/>
+          <w:right w:val="single" w:sz="10" w:space="0" w:color="000000"/>
+          <w:insideH w:val="single" w:sz="10" w:space="0" w:color="000000"/>
+          <w:insideV w:val="single" w:sz="10" w:space="0" w:color="000000"/>
+        </w:tblBorders>
+      </w:tblPr>
+      <w:tblGrid>
+        <w:gridCol w:w="3120"/>
+        <w:gridCol w:w="3120"/>
+        <w:gridCol w:w="3120"/>
+      </w:tblGrid>
+      <w:tr>
+        <w:trPr>
+          <w:tblHeader w:val="true"/>
+          <w:cantSplit/>
+        </w:trPr>
+        <w:tc>
+          <w:tcPr>
+            <w:tcW w:type="dxa" w:w="1440"/>
+            <w:shd w:fill="E7E7E7"/>
+            <w:tcMar>
+              <w:top w:w="80" w:type="dxa"/>
+              <w:start w:w="100" w:type="dxa"/>
+              <w:bottom w:w="80" w:type="dxa"/>
+              <w:end w:w="100" w:type="dxa"/>
+            </w:tcMar>
+            <w:vAlign w:val="center"/>
+          </w:tcPr>
+          <w:p>
+            <w:pPr>
+              <w:spacing w:before="40" w:after="40"/>
+              <w:jc w:val="center"/>
+            </w:pPr>
+            <w:r>
+              <w:rPr>
+                <w:b/>
+                <w:sz w:val="16"/>
+              </w:rPr>
+              <w:t>Fault section</w:t>
+            </w:r>
+          </w:p>
+        </w:tc>
+        <w:tc>
+          <w:tcPr>
+            <w:tcW w:type="dxa" w:w="3384"/>
+            <w:shd w:fill="E7E7E7"/>
+            <w:tcMar>
+              <w:top w:w="80" w:type="dxa"/>
+              <w:start w:w="100" w:type="dxa"/>
+              <w:bottom w:w="80" w:type="dxa"/>
+              <w:end w:w="100" w:type="dxa"/>
+            </w:tcMar>
+            <w:vAlign w:val="center"/>
+          </w:tcPr>
+          <w:p>
+            <w:pPr>
+              <w:spacing w:before="40" w:after="40"/>
+              <w:jc w:val="center"/>
+            </w:pPr>
+            <w:r>
+              <w:rPr>
+                <w:b/>
+                <w:sz w:val="16"/>
+              </w:rPr>
+              <w:t>Incident switchable isolation boundaries</w:t>
+            </w:r>
+          </w:p>
+        </w:tc>
+        <w:tc>
+          <w:tcPr>
+            <w:tcW w:type="dxa" w:w="4536"/>
+            <w:shd w:fill="E7E7E7"/>
+            <w:tcMar>
+              <w:top w:w="80" w:type="dxa"/>
+              <w:start w:w="100" w:type="dxa"/>
+              <w:bottom w:w="80" w:type="dxa"/>
+              <w:end w:w="100" w:type="dxa"/>
+            </w:tcMar>
+            <w:vAlign w:val="center"/>
+          </w:tcPr>
+          <w:p>
+            <w:pPr>
+              <w:spacing w:before="40" w:after="40"/>
+              <w:jc w:val="center"/>
+            </w:pPr>
+            <w:r>
+              <w:rPr>
+                <w:b/>
+                <w:sz w:val="16"/>
+              </w:rPr>
+              <w:t>Standard-scenario interpretation</w:t>
+            </w:r>
+          </w:p>
+        </w:tc>
+      </w:tr>
+      <w:tr>
+        <w:trPr>
+          <w:cantSplit/>
+        </w:trPr>
+        <w:tc>
+          <w:tcPr>
+            <w:tcW w:type="dxa" w:w="1440"/>
+            <w:tcMar>
+              <w:top w:w="80" w:type="dxa"/>
+              <w:start w:w="100" w:type="dxa"/>
+              <w:bottom w:w="80" w:type="dxa"/>
+              <w:end w:w="100" w:type="dxa"/>
+            </w:tcMar>
+            <w:vAlign w:val="center"/>
+          </w:tcPr>
+          <w:p>
+            <w:pPr>
+              <w:spacing w:before="20" w:after="20"/>
+            </w:pPr>
+            <w:r>
+              <w:rPr>
+                <w:sz w:val="16"/>
+              </w:rPr>
+              <w:t>SEC-A1</w:t>
+            </w:r>
+          </w:p>
+        </w:tc>
+        <w:tc>
+          <w:tcPr>
+            <w:tcW w:type="dxa" w:w="3384"/>
+            <w:tcMar>
+              <w:top w:w="80" w:type="dxa"/>
+              <w:start w:w="100" w:type="dxa"/>
+              <w:bottom w:w="80" w:type="dxa"/>
+              <w:end w:w="100" w:type="dxa"/>
+            </w:tcMar>
+            <w:vAlign w:val="center"/>
+          </w:tcPr>
+          <w:p>
+            <w:pPr>
+              <w:spacing w:before="20" w:after="20"/>
+            </w:pPr>
+            <w:r>
+              <w:rPr>
+                <w:sz w:val="16"/>
+              </w:rPr>
+              <w:t>BRK-A, SW-A12</w:t>
+            </w:r>
+          </w:p>
+        </w:tc>
+        <w:tc>
+          <w:tcPr>
+            <w:tcW w:type="dxa" w:w="4536"/>
+            <w:tcMar>
+              <w:top w:w="80" w:type="dxa"/>
+              <w:start w:w="100" w:type="dxa"/>
+              <w:bottom w:w="80" w:type="dxa"/>
+              <w:end w:w="100" w:type="dxa"/>
+            </w:tcMar>
+            <w:vAlign w:val="center"/>
+          </w:tcPr>
+          <w:p>
+            <w:pPr>
+              <w:spacing w:before="20" w:after="20"/>
+            </w:pPr>
+            <w:r>
+              <w:rPr>
+                <w:sz w:val="16"/>
+              </w:rPr>
+              <w:t>BRK-A is opened by affected-feeder protection; SW-A12 is the remaining OPEN action.</w:t>
+            </w:r>
+          </w:p>
+        </w:tc>
+      </w:tr>
+      <w:tr>
+        <w:trPr>
+          <w:cantSplit/>
+        </w:trPr>
+        <w:tc>
+          <w:tcPr>
+            <w:tcW w:type="dxa" w:w="1440"/>
+            <w:tcMar>
+              <w:top w:w="80" w:type="dxa"/>
+              <w:start w:w="100" w:type="dxa"/>
+              <w:bottom w:w="80" w:type="dxa"/>
+              <w:end w:w="100" w:type="dxa"/>
+            </w:tcMar>
+            <w:vAlign w:val="center"/>
+          </w:tcPr>
+          <w:p>
+            <w:pPr>
+              <w:spacing w:before="20" w:after="20"/>
+            </w:pPr>
+            <w:r>
+              <w:rPr>
+                <w:sz w:val="16"/>
+              </w:rPr>
+              <w:t>SEC-A2</w:t>
+            </w:r>
+          </w:p>
+        </w:tc>
+        <w:tc>
+          <w:tcPr>
+            <w:tcW w:type="dxa" w:w="3384"/>
+            <w:tcMar>
+              <w:top w:w="80" w:type="dxa"/>
+              <w:start w:w="100" w:type="dxa"/>
+              <w:bottom w:w="80" w:type="dxa"/>
+              <w:end w:w="100" w:type="dxa"/>
+            </w:tcMar>
+            <w:vAlign w:val="center"/>
+          </w:tcPr>
+          <w:p>
+            <w:pPr>
+              <w:spacing w:before="20" w:after="20"/>
+            </w:pPr>
+            <w:r>
+              <w:rPr>
+                <w:sz w:val="16"/>
+              </w:rPr>
+              <w:t>SW-A12, SW-A23</w:t>
+            </w:r>
+          </w:p>
+        </w:tc>
+        <w:tc>
+          <w:tcPr>
+            <w:tcW w:type="dxa" w:w="4536"/>
+            <w:tcMar>
+              <w:top w:w="80" w:type="dxa"/>
+              <w:start w:w="100" w:type="dxa"/>
+              <w:bottom w:w="80" w:type="dxa"/>
+              <w:end w:w="100" w:type="dxa"/>
+            </w:tcMar>
+            <w:vAlign w:val="center"/>
+          </w:tcPr>
+          <w:p>
+            <w:pPr>
+              <w:spacing w:before="20" w:after="20"/>
+            </w:pPr>
+            <w:r>
+              <w:rPr>
+                <w:sz w:val="16"/>
+              </w:rPr>
+              <w:t>Both sectionalising switches require OPEN actions in the formal sequence.</w:t>
+            </w:r>
+          </w:p>
+        </w:tc>
+      </w:tr>
+      <w:tr>
+        <w:trPr>
+          <w:cantSplit/>
+        </w:trPr>
+        <w:tc>
+          <w:tcPr>
+            <w:tcW w:type="dxa" w:w="1440"/>
+            <w:tcMar>
+              <w:top w:w="80" w:type="dxa"/>
+              <w:start w:w="100" w:type="dxa"/>
+              <w:bottom w:w="80" w:type="dxa"/>
+              <w:end w:w="100" w:type="dxa"/>
+            </w:tcMar>
+            <w:vAlign w:val="center"/>
+          </w:tcPr>
+          <w:p>
+            <w:pPr>
+              <w:spacing w:before="20" w:after="20"/>
+            </w:pPr>
+            <w:r>
+              <w:rPr>
+                <w:sz w:val="16"/>
+              </w:rPr>
+              <w:t>SEC-A3</w:t>
+            </w:r>
+          </w:p>
+        </w:tc>
+        <w:tc>
+          <w:tcPr>
+            <w:tcW w:type="dxa" w:w="3384"/>
+            <w:tcMar>
+              <w:top w:w="80" w:type="dxa"/>
+              <w:start w:w="100" w:type="dxa"/>
+              <w:bottom w:w="80" w:type="dxa"/>
+              <w:end w:w="100" w:type="dxa"/>
+            </w:tcMar>
+            <w:vAlign w:val="center"/>
+          </w:tcPr>
+          <w:p>
+            <w:pPr>
+              <w:spacing w:before="20" w:after="20"/>
+            </w:pPr>
+            <w:r>
+              <w:rPr>
+                <w:sz w:val="16"/>
+              </w:rPr>
+              <w:t>SW-A23, SW-A34</w:t>
+            </w:r>
+          </w:p>
+        </w:tc>
+        <w:tc>
+          <w:tcPr>
+            <w:tcW w:type="dxa" w:w="4536"/>
+            <w:tcMar>
+              <w:top w:w="80" w:type="dxa"/>
+              <w:start w:w="100" w:type="dxa"/>
+              <w:bottom w:w="80" w:type="dxa"/>
+              <w:end w:w="100" w:type="dxa"/>
+            </w:tcMar>
+            <w:vAlign w:val="center"/>
+          </w:tcPr>
+          <w:p>
+            <w:pPr>
+              <w:spacing w:before="20" w:after="20"/>
+            </w:pPr>
+            <w:r>
+              <w:rPr>
+                <w:sz w:val="16"/>
+              </w:rPr>
+              <w:t>Both sectionalising switches are derived from configuration incidence.</w:t>
+            </w:r>
+          </w:p>
+        </w:tc>
+      </w:tr>
+      <w:tr>
+        <w:trPr>
+          <w:cantSplit/>
+        </w:trPr>
+        <w:tc>
+          <w:tcPr>
+            <w:tcW w:type="dxa" w:w="1440"/>
+            <w:tcMar>
+              <w:top w:w="80" w:type="dxa"/>
+              <w:start w:w="100" w:type="dxa"/>
+              <w:bottom w:w="80" w:type="dxa"/>
+              <w:end w:w="100" w:type="dxa"/>
+            </w:tcMar>
+            <w:vAlign w:val="center"/>
+          </w:tcPr>
+          <w:p>
+            <w:pPr>
+              <w:spacing w:before="20" w:after="20"/>
+            </w:pPr>
+            <w:r>
+              <w:rPr>
+                <w:sz w:val="16"/>
+              </w:rPr>
+              <w:t>SEC-A4</w:t>
+            </w:r>
+          </w:p>
+        </w:tc>
+        <w:tc>
+          <w:tcPr>
+            <w:tcW w:type="dxa" w:w="3384"/>
+            <w:tcMar>
+              <w:top w:w="80" w:type="dxa"/>
+              <w:start w:w="100" w:type="dxa"/>
+              <w:bottom w:w="80" w:type="dxa"/>
+              <w:end w:w="100" w:type="dxa"/>
+            </w:tcMar>
+            <w:vAlign w:val="center"/>
+          </w:tcPr>
+          <w:p>
+            <w:pPr>
+              <w:spacing w:before="20" w:after="20"/>
+            </w:pPr>
+            <w:r>
+              <w:rPr>
+                <w:sz w:val="16"/>
+              </w:rPr>
+              <w:t>SW-A34, TS-01</w:t>
+            </w:r>
+          </w:p>
+        </w:tc>
+        <w:tc>
+          <w:tcPr>
+            <w:tcW w:type="dxa" w:w="4536"/>
+            <w:tcMar>
+              <w:top w:w="80" w:type="dxa"/>
+              <w:start w:w="100" w:type="dxa"/>
+              <w:bottom w:w="80" w:type="dxa"/>
+              <w:end w:w="100" w:type="dxa"/>
+            </w:tcMar>
+            <w:vAlign w:val="center"/>
+          </w:tcPr>
+          <w:p>
+            <w:pPr>
+              <w:spacing w:before="20" w:after="20"/>
+            </w:pPr>
+            <w:r>
+              <w:rPr>
+                <w:sz w:val="16"/>
+              </w:rPr>
+              <w:t>Trustworthy OPEN TS-01 is already satisfied; SW-A34 is the remaining OPEN action.</w:t>
+            </w:r>
+          </w:p>
+        </w:tc>
+      </w:tr>
+      <w:tr>
+        <w:trPr>
+          <w:cantSplit/>
+        </w:trPr>
+        <w:tc>
+          <w:tcPr>
+            <w:tcW w:type="dxa" w:w="1440"/>
+            <w:tcMar>
+              <w:top w:w="80" w:type="dxa"/>
+              <w:start w:w="100" w:type="dxa"/>
+              <w:bottom w:w="80" w:type="dxa"/>
+              <w:end w:w="100" w:type="dxa"/>
+            </w:tcMar>
+            <w:vAlign w:val="center"/>
+          </w:tcPr>
+          <w:p>
+            <w:pPr>
+              <w:spacing w:before="20" w:after="20"/>
+            </w:pPr>
+            <w:r>
+              <w:rPr>
+                <w:sz w:val="16"/>
+              </w:rPr>
+              <w:t>SEC-B1</w:t>
+            </w:r>
+          </w:p>
+        </w:tc>
+        <w:tc>
+          <w:tcPr>
+            <w:tcW w:type="dxa" w:w="3384"/>
+            <w:tcMar>
+              <w:top w:w="80" w:type="dxa"/>
+              <w:start w:w="100" w:type="dxa"/>
+              <w:bottom w:w="80" w:type="dxa"/>
+              <w:end w:w="100" w:type="dxa"/>
+            </w:tcMar>
+            <w:vAlign w:val="center"/>
+          </w:tcPr>
+          <w:p>
+            <w:pPr>
+              <w:spacing w:before="20" w:after="20"/>
+            </w:pPr>
+            <w:r>
+              <w:rPr>
+                <w:sz w:val="16"/>
+              </w:rPr>
+              <w:t>BRK-B, SW-B12</w:t>
+            </w:r>
+          </w:p>
+        </w:tc>
+        <w:tc>
+          <w:tcPr>
+            <w:tcW w:type="dxa" w:w="4536"/>
+            <w:tcMar>
+              <w:top w:w="80" w:type="dxa"/>
+              <w:start w:w="100" w:type="dxa"/>
+              <w:bottom w:w="80" w:type="dxa"/>
+              <w:end w:w="100" w:type="dxa"/>
+            </w:tcMar>
+            <w:vAlign w:val="center"/>
+          </w:tcPr>
+          <w:p>
+            <w:pPr>
+              <w:spacing w:before="20" w:after="20"/>
+            </w:pPr>
+            <w:r>
+              <w:rPr>
+                <w:sz w:val="16"/>
+              </w:rPr>
+              <w:t>BRK-B is opened by affected-feeder protection; SW-B12 is the remaining OPEN action.</w:t>
+            </w:r>
+          </w:p>
+        </w:tc>
+      </w:tr>
+      <w:tr>
+        <w:trPr>
+          <w:cantSplit/>
+        </w:trPr>
+        <w:tc>
+          <w:tcPr>
+            <w:tcW w:type="dxa" w:w="1440"/>
+            <w:tcMar>
+              <w:top w:w="80" w:type="dxa"/>
+              <w:start w:w="100" w:type="dxa"/>
+              <w:bottom w:w="80" w:type="dxa"/>
+              <w:end w:w="100" w:type="dxa"/>
+            </w:tcMar>
+            <w:vAlign w:val="center"/>
+          </w:tcPr>
+          <w:p>
+            <w:pPr>
+              <w:spacing w:before="20" w:after="20"/>
+            </w:pPr>
+            <w:r>
+              <w:rPr>
+                <w:sz w:val="16"/>
+              </w:rPr>
+              <w:t>SEC-B2</w:t>
+            </w:r>
+          </w:p>
+        </w:tc>
+        <w:tc>
+          <w:tcPr>
+            <w:tcW w:type="dxa" w:w="3384"/>
+            <w:tcMar>
+              <w:top w:w="80" w:type="dxa"/>
+              <w:start w:w="100" w:type="dxa"/>
+              <w:bottom w:w="80" w:type="dxa"/>
+              <w:end w:w="100" w:type="dxa"/>
+            </w:tcMar>
+            <w:vAlign w:val="center"/>
+          </w:tcPr>
+          <w:p>
+            <w:pPr>
+              <w:spacing w:before="20" w:after="20"/>
+            </w:pPr>
+            <w:r>
+              <w:rPr>
+                <w:sz w:val="16"/>
+              </w:rPr>
+              <w:t>SW-B12, SW-B23</w:t>
+            </w:r>
+          </w:p>
+        </w:tc>
+        <w:tc>
+          <w:tcPr>
+            <w:tcW w:type="dxa" w:w="4536"/>
+            <w:tcMar>
+              <w:top w:w="80" w:type="dxa"/>
+              <w:start w:w="100" w:type="dxa"/>
+              <w:bottom w:w="80" w:type="dxa"/>
+              <w:end w:w="100" w:type="dxa"/>
+            </w:tcMar>
+            <w:vAlign w:val="center"/>
+          </w:tcPr>
+          <w:p>
+            <w:pPr>
+              <w:spacing w:before="20" w:after="20"/>
+            </w:pPr>
+            <w:r>
+              <w:rPr>
+                <w:sz w:val="16"/>
+              </w:rPr>
+              <w:t>Both sectionalising switches are derived from configuration incidence.</w:t>
+            </w:r>
+          </w:p>
+        </w:tc>
+      </w:tr>
+      <w:tr>
+        <w:trPr>
+          <w:cantSplit/>
+        </w:trPr>
+        <w:tc>
+          <w:tcPr>
+            <w:tcW w:type="dxa" w:w="1440"/>
+            <w:tcMar>
+              <w:top w:w="80" w:type="dxa"/>
+              <w:start w:w="100" w:type="dxa"/>
+              <w:bottom w:w="80" w:type="dxa"/>
+              <w:end w:w="100" w:type="dxa"/>
+            </w:tcMar>
+            <w:vAlign w:val="center"/>
+          </w:tcPr>
+          <w:p>
+            <w:pPr>
+              <w:spacing w:before="20" w:after="20"/>
+            </w:pPr>
+            <w:r>
+              <w:rPr>
+                <w:sz w:val="16"/>
+              </w:rPr>
+              <w:t>SEC-B3</w:t>
+            </w:r>
+          </w:p>
+        </w:tc>
+        <w:tc>
+          <w:tcPr>
+            <w:tcW w:type="dxa" w:w="3384"/>
+            <w:tcMar>
+              <w:top w:w="80" w:type="dxa"/>
+              <w:start w:w="100" w:type="dxa"/>
+              <w:bottom w:w="80" w:type="dxa"/>
+              <w:end w:w="100" w:type="dxa"/>
+            </w:tcMar>
+            <w:vAlign w:val="center"/>
+          </w:tcPr>
+          <w:p>
+            <w:pPr>
+              <w:spacing w:before="20" w:after="20"/>
+            </w:pPr>
+            <w:r>
+              <w:rPr>
+                <w:sz w:val="16"/>
+              </w:rPr>
+              <w:t>SW-B23, SW-B34</w:t>
+            </w:r>
+          </w:p>
+        </w:tc>
+        <w:tc>
+          <w:tcPr>
+            <w:tcW w:type="dxa" w:w="4536"/>
+            <w:tcMar>
+              <w:top w:w="80" w:type="dxa"/>
+              <w:start w:w="100" w:type="dxa"/>
+              <w:bottom w:w="80" w:type="dxa"/>
+              <w:end w:w="100" w:type="dxa"/>
+            </w:tcMar>
+            <w:vAlign w:val="center"/>
+          </w:tcPr>
+          <w:p>
+            <w:pPr>
+              <w:spacing w:before="20" w:after="20"/>
+            </w:pPr>
+            <w:r>
+              <w:rPr>
+                <w:sz w:val="16"/>
+              </w:rPr>
+              <w:t>Both sectionalising switches are derived from configuration incidence.</w:t>
+            </w:r>
+          </w:p>
+        </w:tc>
+      </w:tr>
+      <w:tr>
+        <w:trPr>
+          <w:cantSplit/>
+        </w:trPr>
+        <w:tc>
+          <w:tcPr>
+            <w:tcW w:type="dxa" w:w="1440"/>
+            <w:tcMar>
+              <w:top w:w="80" w:type="dxa"/>
+              <w:start w:w="100" w:type="dxa"/>
+              <w:bottom w:w="80" w:type="dxa"/>
+              <w:end w:w="100" w:type="dxa"/>
+            </w:tcMar>
+            <w:vAlign w:val="center"/>
+          </w:tcPr>
+          <w:p>
+            <w:pPr>
+              <w:spacing w:before="20" w:after="20"/>
+            </w:pPr>
+            <w:r>
+              <w:rPr>
+                <w:sz w:val="16"/>
+              </w:rPr>
+              <w:t>SEC-B4</w:t>
+            </w:r>
+          </w:p>
+        </w:tc>
+        <w:tc>
+          <w:tcPr>
+            <w:tcW w:type="dxa" w:w="3384"/>
+            <w:tcMar>
+              <w:top w:w="80" w:type="dxa"/>
+              <w:start w:w="100" w:type="dxa"/>
+              <w:bottom w:w="80" w:type="dxa"/>
+              <w:end w:w="100" w:type="dxa"/>
+            </w:tcMar>
+            <w:vAlign w:val="center"/>
+          </w:tcPr>
+          <w:p>
+            <w:pPr>
+              <w:spacing w:before="20" w:after="20"/>
+            </w:pPr>
+            <w:r>
+              <w:rPr>
+                <w:sz w:val="16"/>
+              </w:rPr>
+              <w:t>SW-B34, TS-01</w:t>
+            </w:r>
+          </w:p>
+        </w:tc>
+        <w:tc>
+          <w:tcPr>
+            <w:tcW w:type="dxa" w:w="4536"/>
+            <w:tcMar>
+              <w:top w:w="80" w:type="dxa"/>
+              <w:start w:w="100" w:type="dxa"/>
+              <w:bottom w:w="80" w:type="dxa"/>
+              <w:end w:w="100" w:type="dxa"/>
+            </w:tcMar>
+            <w:vAlign w:val="center"/>
+          </w:tcPr>
+          <w:p>
+            <w:pPr>
+              <w:spacing w:before="20" w:after="20"/>
+            </w:pPr>
+            <w:r>
+              <w:rPr>
+                <w:sz w:val="16"/>
+              </w:rPr>
+              <w:t>Trustworthy OPEN TS-01 is already satisfied; SW-B34 is the remaining OPEN action.</w:t>
+            </w:r>
+          </w:p>
+        </w:tc>
+      </w:tr>
+    </w:tbl>
+    <w:p>
+      <w:pPr>
+        <w:spacing w:after="0"/>
+      </w:pPr>
+    </w:p>
+    <w:p>
+      <w:pPr>
+        <w:spacing w:before="120" w:after="120"/>
+      </w:pPr>
+      <w:r>
+        <w:rPr>
+          <w:b w:val="0"/>
+          <w:i w:val="0"/>
+        </w:rPr>
+        <w:t>This table is the controlled answer key for validating the generic incidence query against the corrected v1.1 engineering definition. It is not permission to implement eight canned boundary lists. Formal validation remains fixed to SEC-A2; Exploration Mode may select any represented section and derives all run-specific topology, outage, customer and restoration consequences using the common engine.</w:t>
+      </w:r>
+    </w:p>
+    <w:p>
+      <w:pPr>
+        <w:pStyle w:val="Heading2"/>
+        <w:keepNext/>
+      </w:pPr>
+      <w:r>
+        <w:t>18.6 Configuration-Definition and Future Package Boundary</w:t>
+      </w:r>
+    </w:p>
+    <w:p>
+      <w:pPr>
+        <w:spacing w:before="120" w:after="120"/>
+      </w:pPr>
+      <w:r>
+        <w:rPr>
+          <w:b w:val="0"/>
+          <w:i w:val="0"/>
+        </w:rPr>
+        <w:t>Sections 17 and 18 approve the engineering definitions of defective Network Configuration v1.0 and corrected Network Configuration v1.1. At this pre-implementation lifecycle point, no immutable implementation JSON/YAML configuration packages exist in the repository. The first authorised implementation baseline shall instantiate both definitions as separate immutable, schema-valid packages, capture their hashes and verify that their only controlled topology difference is SW-A23 endpoint 1: SEC-B3 in v1.0 versus SEC-A2 in v1.1. The running demonstrator shall never create, overwrite or silently correct either package.</w:t>
+      </w:r>
+    </w:p>
+    <w:p>
+      <w:pPr>
+        <w:pStyle w:val="Heading2"/>
+        <w:keepNext/>
+      </w:pPr>
+      <w:r>
+        <w:t>18.7 Requirements Traceability and Acceptance</w:t>
+      </w:r>
+    </w:p>
+    <w:tbl>
+      <w:tblPr>
+        <w:tblW w:type="auto" w:w="0"/>
+        <w:jc w:val="center"/>
+        <w:tblLayout w:type="fixed"/>
+        <w:tblLook w:firstColumn="1" w:firstRow="1" w:lastColumn="0" w:lastRow="0" w:noHBand="0" w:noVBand="1" w:val="04A0"/>
+        <w:tblBorders>
+          <w:top w:val="single" w:sz="10" w:space="0" w:color="000000"/>
+          <w:left w:val="single" w:sz="10" w:space="0" w:color="000000"/>
+          <w:bottom w:val="single" w:sz="10" w:space="0" w:color="000000"/>
+          <w:right w:val="single" w:sz="10" w:space="0" w:color="000000"/>
+          <w:insideH w:val="single" w:sz="10" w:space="0" w:color="000000"/>
+          <w:insideV w:val="single" w:sz="10" w:space="0" w:color="000000"/>
+        </w:tblBorders>
+      </w:tblPr>
+      <w:tblGrid>
+        <w:gridCol w:w="4680"/>
+        <w:gridCol w:w="4680"/>
+      </w:tblGrid>
+      <w:tr>
+        <w:trPr>
+          <w:tblHeader w:val="true"/>
+          <w:cantSplit/>
+        </w:trPr>
+        <w:tc>
+          <w:tcPr>
+            <w:tcW w:type="dxa" w:w="2088"/>
+            <w:shd w:fill="E7E7E7"/>
+            <w:tcMar>
+              <w:top w:w="80" w:type="dxa"/>
+              <w:start w:w="100" w:type="dxa"/>
+              <w:bottom w:w="80" w:type="dxa"/>
+              <w:end w:w="100" w:type="dxa"/>
+            </w:tcMar>
+            <w:vAlign w:val="center"/>
+          </w:tcPr>
+          <w:p>
+            <w:pPr>
+              <w:spacing w:before="40" w:after="40"/>
+              <w:jc w:val="center"/>
+            </w:pPr>
+            <w:r>
+              <w:rPr>
+                <w:b/>
+                <w:sz w:val="17"/>
+              </w:rPr>
+              <w:t>Source</w:t>
+            </w:r>
+          </w:p>
+        </w:tc>
+        <w:tc>
+          <w:tcPr>
+            <w:tcW w:type="dxa" w:w="7272"/>
+            <w:shd w:fill="E7E7E7"/>
+            <w:tcMar>
+              <w:top w:w="80" w:type="dxa"/>
+              <w:start w:w="100" w:type="dxa"/>
+              <w:bottom w:w="80" w:type="dxa"/>
+              <w:end w:w="100" w:type="dxa"/>
+            </w:tcMar>
+            <w:vAlign w:val="center"/>
+          </w:tcPr>
+          <w:p>
+            <w:pPr>
+              <w:spacing w:before="40" w:after="40"/>
+              <w:jc w:val="center"/>
+            </w:pPr>
+            <w:r>
+              <w:rPr>
+                <w:b/>
+                <w:sz w:val="17"/>
+              </w:rPr>
+              <w:t>Controlled relationship</w:t>
+            </w:r>
+          </w:p>
+        </w:tc>
+      </w:tr>
+      <w:tr>
+        <w:trPr>
+          <w:cantSplit/>
+        </w:trPr>
+        <w:tc>
+          <w:tcPr>
+            <w:tcW w:type="dxa" w:w="2088"/>
+            <w:tcMar>
+              <w:top w:w="80" w:type="dxa"/>
+              <w:start w:w="100" w:type="dxa"/>
+              <w:bottom w:w="80" w:type="dxa"/>
+              <w:end w:w="100" w:type="dxa"/>
+            </w:tcMar>
+            <w:vAlign w:val="center"/>
+          </w:tcPr>
+          <w:p>
+            <w:pPr>
+              <w:spacing w:before="20" w:after="20"/>
+            </w:pPr>
+            <w:r>
+              <w:rPr>
+                <w:sz w:val="17"/>
+              </w:rPr>
+              <w:t>REQ-NET-009</w:t>
+            </w:r>
+          </w:p>
+        </w:tc>
+        <w:tc>
+          <w:tcPr>
+            <w:tcW w:type="dxa" w:w="7272"/>
+            <w:tcMar>
+              <w:top w:w="80" w:type="dxa"/>
+              <w:start w:w="100" w:type="dxa"/>
+              <w:bottom w:w="80" w:type="dxa"/>
+              <w:end w:w="100" w:type="dxa"/>
+            </w:tcMar>
+            <w:vAlign w:val="center"/>
+          </w:tcPr>
+          <w:p>
+            <w:pPr>
+              <w:spacing w:before="20" w:after="20"/>
+            </w:pPr>
+            <w:r>
+              <w:rPr>
+                <w:sz w:val="17"/>
+              </w:rPr>
+              <w:t>Switching devices remain represented in network connectivity.</w:t>
+            </w:r>
+          </w:p>
+        </w:tc>
+      </w:tr>
+      <w:tr>
+        <w:trPr>
+          <w:cantSplit/>
+        </w:trPr>
+        <w:tc>
+          <w:tcPr>
+            <w:tcW w:type="dxa" w:w="2088"/>
+            <w:tcMar>
+              <w:top w:w="80" w:type="dxa"/>
+              <w:start w:w="100" w:type="dxa"/>
+              <w:bottom w:w="80" w:type="dxa"/>
+              <w:end w:w="100" w:type="dxa"/>
+            </w:tcMar>
+            <w:vAlign w:val="center"/>
+          </w:tcPr>
+          <w:p>
+            <w:pPr>
+              <w:spacing w:before="20" w:after="20"/>
+            </w:pPr>
+            <w:r>
+              <w:rPr>
+                <w:sz w:val="17"/>
+              </w:rPr>
+              <w:t>REQ-TOP-007</w:t>
+            </w:r>
+          </w:p>
+        </w:tc>
+        <w:tc>
+          <w:tcPr>
+            <w:tcW w:type="dxa" w:w="7272"/>
+            <w:tcMar>
+              <w:top w:w="80" w:type="dxa"/>
+              <w:start w:w="100" w:type="dxa"/>
+              <w:bottom w:w="80" w:type="dxa"/>
+              <w:end w:w="100" w:type="dxa"/>
+            </w:tcMar>
+            <w:vAlign w:val="center"/>
+          </w:tcPr>
+          <w:p>
+            <w:pPr>
+              <w:spacing w:before="20" w:after="20"/>
+            </w:pPr>
+            <w:r>
+              <w:rPr>
+                <w:sz w:val="17"/>
+              </w:rPr>
+              <w:t>Isolation state is derived from switching states and active topology.</w:t>
+            </w:r>
+          </w:p>
+        </w:tc>
+      </w:tr>
+      <w:tr>
+        <w:trPr>
+          <w:cantSplit/>
+        </w:trPr>
+        <w:tc>
+          <w:tcPr>
+            <w:tcW w:type="dxa" w:w="2088"/>
+            <w:tcMar>
+              <w:top w:w="80" w:type="dxa"/>
+              <w:start w:w="100" w:type="dxa"/>
+              <w:bottom w:w="80" w:type="dxa"/>
+              <w:end w:w="100" w:type="dxa"/>
+            </w:tcMar>
+            <w:vAlign w:val="center"/>
+          </w:tcPr>
+          <w:p>
+            <w:pPr>
+              <w:spacing w:before="20" w:after="20"/>
+            </w:pPr>
+            <w:r>
+              <w:rPr>
+                <w:sz w:val="17"/>
+              </w:rPr>
+              <w:t>REQ-EXP-004</w:t>
+            </w:r>
+          </w:p>
+        </w:tc>
+        <w:tc>
+          <w:tcPr>
+            <w:tcW w:type="dxa" w:w="7272"/>
+            <w:tcMar>
+              <w:top w:w="80" w:type="dxa"/>
+              <w:start w:w="100" w:type="dxa"/>
+              <w:bottom w:w="80" w:type="dxa"/>
+              <w:end w:w="100" w:type="dxa"/>
+            </w:tcMar>
+            <w:vAlign w:val="center"/>
+          </w:tcPr>
+          <w:p>
+            <w:pPr>
+              <w:spacing w:before="20" w:after="20"/>
+            </w:pPr>
+            <w:r>
+              <w:rPr>
+                <w:sz w:val="17"/>
+              </w:rPr>
+              <w:t>The selected fault location is processed by the common topology, outage and restoration logic.</w:t>
+            </w:r>
+          </w:p>
+        </w:tc>
+      </w:tr>
+      <w:tr>
+        <w:trPr>
+          <w:cantSplit/>
+        </w:trPr>
+        <w:tc>
+          <w:tcPr>
+            <w:tcW w:type="dxa" w:w="2088"/>
+            <w:tcMar>
+              <w:top w:w="80" w:type="dxa"/>
+              <w:start w:w="100" w:type="dxa"/>
+              <w:bottom w:w="80" w:type="dxa"/>
+              <w:end w:w="100" w:type="dxa"/>
+            </w:tcMar>
+            <w:vAlign w:val="center"/>
+          </w:tcPr>
+          <w:p>
+            <w:pPr>
+              <w:spacing w:before="20" w:after="20"/>
+            </w:pPr>
+            <w:r>
+              <w:rPr>
+                <w:sz w:val="17"/>
+              </w:rPr>
+              <w:t>DC-003</w:t>
+            </w:r>
+          </w:p>
+        </w:tc>
+        <w:tc>
+          <w:tcPr>
+            <w:tcW w:type="dxa" w:w="7272"/>
+            <w:tcMar>
+              <w:top w:w="80" w:type="dxa"/>
+              <w:start w:w="100" w:type="dxa"/>
+              <w:bottom w:w="80" w:type="dxa"/>
+              <w:end w:w="100" w:type="dxa"/>
+            </w:tcMar>
+            <w:vAlign w:val="center"/>
+          </w:tcPr>
+          <w:p>
+            <w:pPr>
+              <w:spacing w:before="20" w:after="20"/>
+            </w:pPr>
+            <w:r>
+              <w:rPr>
+                <w:sz w:val="17"/>
+              </w:rPr>
+              <w:t>Applied and cross-document verified before final Step 9 acceptance and implementation authorisation.</w:t>
+            </w:r>
+          </w:p>
+        </w:tc>
+      </w:tr>
+    </w:tbl>
+    <w:p>
+      <w:pPr>
+        <w:spacing w:after="0"/>
+      </w:pPr>
+    </w:p>
+    <w:p>
+      <w:pPr>
+        <w:spacing w:before="120" w:after="120"/>
+      </w:pPr>
+      <w:r>
+        <w:rPr>
+          <w:b/>
+          <w:i w:val="0"/>
+        </w:rPr>
+        <w:t>The requirement count remains 124. Network Model Sections 1–18 now form the approved Step 5 engineering answer key for downstream implementation and validation, subject to the continuing authority hierarchy and controlled change process.</w:t>
+      </w:r>
+    </w:p>
+    <w:p>
+      <w:pPr>
+        <w:spacing w:before="160" w:after="160"/>
+        <w:ind w:left="288" w:right="288"/>
+        <w:pBdr>
+          <w:bottom w:val="single" w:sz="12" w:color="188038"/>
+        </w:pBdr>
+      </w:pPr>
+      <w:r>
+        <w:rPr>
+          <w:b/>
+          <w:color w:val="188038"/>
+        </w:rPr>
+        <w:t>V2 Automation Candidate</w:t>
+      </w:r>
+      <w:r>
+        <w:t xml:space="preserve"> — Automated topology QA could derive incident switchable boundaries, compare v1.0/v1.1 connectivity and identify affected validation cases. V1 keeps these checks deterministic and engineer-reviewed.</w:t>
       </w:r>
     </w:p>
     <w:sectPr>
